--- a/МСУ/ЛР2/Отчет_ЛР2_Грудинин_Огарков.docx
+++ b/МСУ/ЛР2/Отчет_ЛР2_Грудинин_Огарков.docx
@@ -990,7 +990,7 @@
           <w:color w:val="000000"/>
           <w:sz w:val="24"/>
         </w:rPr>
-        <w:t>Звено 3 (дифференцирующее): дифференциальное уравнение 0.25 ẏ₂ + y₂ = 1.2 u̇₁ содержит производную входного сигнала u̇₁, что недопустимо при формировании переменных состояния. Применяем метод уравнения замыкания Державина–Васильева: собираем производные под общий знак дифференцирования d/dt [y₂ - 4.8 u₁] = -4 y₂. Вводя переменную состояния x₃ = y₂ - 4.8 u₁, получаем уравнение состояния без производных входа: ẋ₃ = -4 x₃ - 19.2 u₁, а выходной сигнал y₂ выражается безынерционно: y₂ = x₃ + 4.8 u₁.</w:t>
+        <w:t>Звено 3 (дифференцирующее): дифференциальное уравнение 0.25 ẏ₂ + y₂ = 1.2 u̇₁ содержит производную входного сигнала u̇₁, что недопустимо при формировании переменных состояния. Применяем метод уравнения замыкания : собираем производные под общий знак дифференцирования d/dt [y₂ - 4.8 u₁] = -4 y₂. Вводя переменную состояния x₃ = y₂ - 4.8 u₁, получаем уравнение состояния без производных входа: ẋ₃ = -4 x₃ - 19.2 u₁, а выходной сигнал y₂ выражается безынерционно: y₂ = x₃ + 4.8 u₁.</w:t>
       </w:r>
     </w:p>
     <w:p>
@@ -3141,7 +3141,7 @@
           <w:color w:val="000000"/>
           <w:sz w:val="24"/>
         </w:rPr>
-        <w:t>На основе полученных аналитических соотношений в среде SimInTech была собрана имитационная модель многосвязной системы с использованием стандартных динамических блоков «передаточная функция» (Рис. 1).</w:t>
+        <w:t>На основе аналитических соотношений в среде SimInTech была собрана имитационная модель многосвязной системы с использованием стандартных динамических блоков «передаточная функция» (Рис. 1).</w:t>
       </w:r>
     </w:p>
     <w:p>
@@ -3153,7 +3153,7 @@
       <w:r>
         <w:drawing>
           <wp:inline xmlns:a="http://schemas.openxmlformats.org/drawingml/2006/main" xmlns:pic="http://schemas.openxmlformats.org/drawingml/2006/picture">
-            <wp:extent cx="4572000" cy="2766497"/>
+            <wp:extent cx="4389120" cy="2655837"/>
             <wp:docPr id="1" name="Picture 1"/>
             <wp:cNvGraphicFramePr>
               <a:graphicFrameLocks noChangeAspect="1"/>
@@ -3174,7 +3174,7 @@
                   <pic:spPr>
                     <a:xfrm>
                       <a:off x="0" y="0"/>
-                      <a:ext cx="4572000" cy="2766497"/>
+                      <a:ext cx="4389120" cy="2655837"/>
                     </a:xfrm>
                     <a:prstGeom prst="rect"/>
                   </pic:spPr>
@@ -3211,7 +3211,7 @@
           <w:color w:val="000000"/>
           <w:sz w:val="24"/>
         </w:rPr>
-        <w:t>На вход системы подавалось единичное ступенчатое воздействие. Результаты моделирования переходных процессов по обоим выходам представлены на Рис. 2 и Рис. 3.</w:t>
+        <w:t>На вход системы подавалось единичное ступенчатое воздействие. Результаты моделирования переходных процессов по выходам y₁(t) и y₂(t) представлены на Рис. 2 и Рис. 3.</w:t>
       </w:r>
     </w:p>
     <w:p>
@@ -3223,7 +3223,7 @@
       <w:r>
         <w:drawing>
           <wp:inline xmlns:a="http://schemas.openxmlformats.org/drawingml/2006/main" xmlns:pic="http://schemas.openxmlformats.org/drawingml/2006/picture">
-            <wp:extent cx="3840480" cy="3493546"/>
+            <wp:extent cx="3474720" cy="3160827"/>
             <wp:docPr id="2" name="Picture 2"/>
             <wp:cNvGraphicFramePr>
               <a:graphicFrameLocks noChangeAspect="1"/>
@@ -3244,7 +3244,7 @@
                   <pic:spPr>
                     <a:xfrm>
                       <a:off x="0" y="0"/>
-                      <a:ext cx="3840480" cy="3493546"/>
+                      <a:ext cx="3474720" cy="3160827"/>
                     </a:xfrm>
                     <a:prstGeom prst="rect"/>
                   </pic:spPr>
@@ -3279,7 +3279,7 @@
       <w:r>
         <w:drawing>
           <wp:inline xmlns:a="http://schemas.openxmlformats.org/drawingml/2006/main" xmlns:pic="http://schemas.openxmlformats.org/drawingml/2006/picture">
-            <wp:extent cx="3840480" cy="3562184"/>
+            <wp:extent cx="3474720" cy="1847870"/>
             <wp:docPr id="3" name="Picture 3"/>
             <wp:cNvGraphicFramePr>
               <a:graphicFrameLocks noChangeAspect="1"/>
@@ -3288,7 +3288,7 @@
               <a:graphicData uri="http://schemas.openxmlformats.org/drawingml/2006/picture">
                 <pic:pic>
                   <pic:nvPicPr>
-                    <pic:cNvPr id="0" name="img_08.png"/>
+                    <pic:cNvPr id="0" name="img_15.png"/>
                     <pic:cNvPicPr/>
                   </pic:nvPicPr>
                   <pic:blipFill>
@@ -3300,7 +3300,7 @@
                   <pic:spPr>
                     <a:xfrm>
                       <a:off x="0" y="0"/>
-                      <a:ext cx="3840480" cy="3562184"/>
+                      <a:ext cx="3474720" cy="1847870"/>
                     </a:xfrm>
                     <a:prstGeom prst="rect"/>
                   </pic:spPr>
@@ -3337,7 +3337,11 @@
           <w:color w:val="000000"/>
           <w:sz w:val="24"/>
         </w:rPr>
-        <w:t>Анализ полученных кривых показывает, что выход y₁(t) демонстрирует затухающий колебательный характер с выходом на установившееся значение, обусловленный наличием колебательного звена W₄(p). По выходу y₂(t) наблюдается безынерционный скачок величиной 4.8 за счет действия дифференцирующего звена W₃(p) с последующим экспоненциальным спадом до нуля.</w:t>
+        <w:t>Анализ переходных процессов показывает физические особенности функционирования каналов объекта:</w:t>
+        <w:br/>
+        <w:t>• Выход y₁(t) (Рис. 2) демонстрирует монотонный линейный рост во времени (при t = 10 с величина сигнала достигает ≈ 26). Такое астатическое поведение обусловлено наличием в прямом канале идеального интегрирующего звена W₂(p) = k₂/p = 0.6/p. На вход интегратора поступает постоянная сумма сигналов: установившееся значение со звена W₁(p), равное 3.5, и единичное ступенчатое воздействие u₂, что приводит к непрерывному интегрированию постоянной величины и линейному нарастанию выхода. На начальном участке (t &lt; 0.5 с) проявляется переходный процесс апериодического звена W₁(p) и колебательного звена W₄(p), формирующий начальный плавный изгиб.</w:t>
+        <w:br/>
+        <w:t>• Выход y₂(t) (Рис. 3) представляет собой реакцию реального дифференцирующего звена W₃(p) = 1.2p / (0.25p + 1) на ступенчатое воздействие u₁(t). В начальный момент времени t = 0 наблюдается мгновенный безынерционный скачок величиной D₂₁ = k₃ / T₂ = 1.2 / 0.25 = 4.8. Затем за счет инерционности знаменателя сигнал экспоненциально спадает до нуля по закону y₂(t) = 4.8 · e^(-4t), практически полностью затухая к t ≈ 1.5 с, что в точности соответствует дифференцирующим свойствам канала по отношению к постоянному входному сигналу.</w:t>
       </w:r>
     </w:p>
     <w:p>
@@ -3366,7 +3370,7 @@
           <w:color w:val="000000"/>
           <w:sz w:val="24"/>
         </w:rPr>
-        <w:t>Для верификации аналитически полученных уравнений в нормальной форме Коши была реализована модель с использованием блока «переменные состояния», в который были занесены матрицы A, B, C, D (Рис. 4).</w:t>
+        <w:t>Для верификации аналитически полученных уравнений в нормальной форме Коши была реализована совместная модель с блоком «переменные состояния», в который были занесены числовые матрицы A, B, C, D (Рис. 4).</w:t>
       </w:r>
     </w:p>
     <w:p>
@@ -3378,7 +3382,7 @@
       <w:r>
         <w:drawing>
           <wp:inline xmlns:a="http://schemas.openxmlformats.org/drawingml/2006/main" xmlns:pic="http://schemas.openxmlformats.org/drawingml/2006/picture">
-            <wp:extent cx="4572000" cy="2964263"/>
+            <wp:extent cx="4389120" cy="2845692"/>
             <wp:docPr id="4" name="Picture 4"/>
             <wp:cNvGraphicFramePr>
               <a:graphicFrameLocks noChangeAspect="1"/>
@@ -3399,7 +3403,7 @@
                   <pic:spPr>
                     <a:xfrm>
                       <a:off x="0" y="0"/>
-                      <a:ext cx="4572000" cy="2964263"/>
+                      <a:ext cx="4389120" cy="2845692"/>
                     </a:xfrm>
                     <a:prstGeom prst="rect"/>
                   </pic:spPr>
@@ -3422,7 +3426,7 @@
           <w:color w:val="000000"/>
           <w:sz w:val="21"/>
         </w:rPr>
-        <w:t>Рис. 4. Модель многосвязной системы на базе блока переменных состояния</w:t>
+        <w:t>Рис. 4. Схема параллельного моделирования на передаточных функциях и в пространстве состояний</w:t>
       </w:r>
     </w:p>
     <w:p>
@@ -3436,7 +3440,7 @@
           <w:color w:val="000000"/>
           <w:sz w:val="24"/>
         </w:rPr>
-        <w:t>Для проверки адекватности было выполнено совместное моделирование обеих схем. Графики переходных процессов выходов модели на передаточных функциях и модели в пространстве состояний приведены на Рис. 5 и Рис. 6.</w:t>
+        <w:t>На осциллографы одновременно подавались одноименные выходные сигналы обеих моделей. Графики переходных процессов для выходов y₁(t) и y₂(t) приведены на Рис. 5 и Рис. 6.</w:t>
       </w:r>
     </w:p>
     <w:p>
@@ -3448,7 +3452,7 @@
       <w:r>
         <w:drawing>
           <wp:inline xmlns:a="http://schemas.openxmlformats.org/drawingml/2006/main" xmlns:pic="http://schemas.openxmlformats.org/drawingml/2006/picture">
-            <wp:extent cx="5029200" cy="2480465"/>
+            <wp:extent cx="3474720" cy="3222929"/>
             <wp:docPr id="5" name="Picture 5"/>
             <wp:cNvGraphicFramePr>
               <a:graphicFrameLocks noChangeAspect="1"/>
@@ -3457,7 +3461,7 @@
               <a:graphicData uri="http://schemas.openxmlformats.org/drawingml/2006/picture">
                 <pic:pic>
                   <pic:nvPicPr>
-                    <pic:cNvPr id="0" name="img_00.png"/>
+                    <pic:cNvPr id="0" name="img_08.png"/>
                     <pic:cNvPicPr/>
                   </pic:nvPicPr>
                   <pic:blipFill>
@@ -3469,7 +3473,7 @@
                   <pic:spPr>
                     <a:xfrm>
                       <a:off x="0" y="0"/>
-                      <a:ext cx="5029200" cy="2480465"/>
+                      <a:ext cx="3474720" cy="3222929"/>
                     </a:xfrm>
                     <a:prstGeom prst="rect"/>
                   </pic:spPr>
@@ -3492,7 +3496,7 @@
           <w:color w:val="000000"/>
           <w:sz w:val="21"/>
         </w:rPr>
-        <w:t>Рис. 5. Сопоставление выходов y₁(t) и y₂(t) для двух форм реализации модели</w:t>
+        <w:t>Рис. 5. Сопоставление выходов y₁(t) модели на передаточных функциях и модели в переменных состояния</w:t>
       </w:r>
     </w:p>
     <w:p>
@@ -3504,7 +3508,7 @@
       <w:r>
         <w:drawing>
           <wp:inline xmlns:a="http://schemas.openxmlformats.org/drawingml/2006/main" xmlns:pic="http://schemas.openxmlformats.org/drawingml/2006/picture">
-            <wp:extent cx="5029200" cy="2674548"/>
+            <wp:extent cx="4023360" cy="1984372"/>
             <wp:docPr id="6" name="Picture 6"/>
             <wp:cNvGraphicFramePr>
               <a:graphicFrameLocks noChangeAspect="1"/>
@@ -3513,7 +3517,7 @@
               <a:graphicData uri="http://schemas.openxmlformats.org/drawingml/2006/picture">
                 <pic:pic>
                   <pic:nvPicPr>
-                    <pic:cNvPr id="0" name="img_15.png"/>
+                    <pic:cNvPr id="0" name="img_00.png"/>
                     <pic:cNvPicPr/>
                   </pic:nvPicPr>
                   <pic:blipFill>
@@ -3525,7 +3529,7 @@
                   <pic:spPr>
                     <a:xfrm>
                       <a:off x="0" y="0"/>
-                      <a:ext cx="5029200" cy="2674548"/>
+                      <a:ext cx="4023360" cy="1984372"/>
                     </a:xfrm>
                     <a:prstGeom prst="rect"/>
                   </pic:spPr>
@@ -3548,7 +3552,7 @@
           <w:color w:val="000000"/>
           <w:sz w:val="21"/>
         </w:rPr>
-        <w:t>Рис. 6. Результаты совместного моделирования моделей на ПФ и в переменных состояния</w:t>
+        <w:t>Рис. 6. Сопоставление выходов y₂(t) модели на передаточных функциях и модели в переменных состояния</w:t>
       </w:r>
     </w:p>
     <w:p>
@@ -3562,7 +3566,7 @@
           <w:color w:val="000000"/>
           <w:sz w:val="24"/>
         </w:rPr>
-        <w:t>Сравнение переходных характеристик показывает их абсолютную идентичность во всех точках времени: расхождение между графиками составляет 0, что экспериментально подтверждает правильность вывода уравнений замыкания и матричной формы Коши.</w:t>
+        <w:t>Сравнение переходных характеристик показывает их абсолютное совпадение во всех точках времени: кривые обеих моделей полностью накладываются друг на друга (расхождение равно 0). Это экспериментально доказывает строгую эквивалентность описания объекта в форме передаточных функций и в форме Коши, а также подтверждает корректность исключения производной входа методом уравнения замыкания.</w:t>
       </w:r>
     </w:p>
     <w:p>
@@ -4200,7 +4204,7 @@
           <w:color w:val="000000"/>
           <w:sz w:val="24"/>
         </w:rPr>
-        <w:t>2. Метод уравнения замыкания Державина–Васильева позволил корректно исключить операцию дифференцирования входного сигнала u₁ в звене W₃(p), сформировав безынерционный коэффициент прямой передачи D₂₁ = 4.8.</w:t>
+        <w:t>2. Метод уравнения замыкания позволил корректно исключить операцию дифференцирования входного сигнала u₁ в звене W₃(p), сформировав безынерционный коэффициент прямой передачи D₂₁ = 4.8.</w:t>
       </w:r>
     </w:p>
     <w:p>

--- a/МСУ/ЛР2/Отчет_ЛР2_Грудинин_Огарков.docx
+++ b/МСУ/ЛР2/Отчет_ЛР2_Грудинин_Огарков.docx
@@ -4,7 +4,7 @@
   <w:body>
     <w:p>
       <w:pPr>
-        <w:spacing w:after="80"/>
+        <w:spacing w:after="40" w:line="240" w:lineRule="auto"/>
         <w:jc w:val="center"/>
       </w:pPr>
       <w:r>
@@ -12,34 +12,34 @@
           <w:rFonts w:ascii="Times New Roman" w:hAnsi="Times New Roman"/>
           <w:b/>
           <w:color w:val="000000"/>
-          <w:sz w:val="20"/>
+          <w:sz w:val="19"/>
         </w:rPr>
-        <w:t>МИНИСТЕРСТВО НАУКИ И ВЫСШЕГО ОБРАЗОВАНИЯ РОССИЙСКОЙ ФЕДЕРАЦИИ</w:t>
+        <w:t>ФЕДЕРАЛЬНОЕ ГОСУДАРСТВЕННОЕ БЮДЖЕТНОЕ ОБРАЗОВАТЕЛЬНОЕ УЧРЕЖДЕНИЕ</w:t>
         <w:br/>
-        <w:t>ФЕДЕРАЛЬНОЕ ГОСУДАРСТВЕННОЕ БЮДЖЕТНОЕ ОБРАЗОВАТЕЛЬНОЕ УЧРЕЖДЕНИЕ ВЫСШЕГО ОБРАЗОВАНИЯ</w:t>
+        <w:t>ВЫСШЕГО ОБРАЗОВАНИЯ</w:t>
         <w:br/>
-        <w:t>«НАЦИОНАЛЬНЫЙ ИССЛЕДОВАТЕЛЬСКИЙ УНИВЕРСИТЕТ «МЭИ»»</w:t>
+        <w:t>«НАЦИОНАЛЬНЫЙ ИССЛЕДОВАТЕЛЬСКИЙ УНИВЕРСИТЕТ «МЭИ»</w:t>
       </w:r>
     </w:p>
     <w:p>
       <w:pPr>
-        <w:spacing w:after="2100"/>
+        <w:spacing w:before="80" w:after="800" w:line="240" w:lineRule="auto"/>
         <w:jc w:val="center"/>
       </w:pPr>
       <w:r>
         <w:rPr>
           <w:rFonts w:ascii="Times New Roman" w:hAnsi="Times New Roman"/>
           <w:color w:val="000000"/>
-          <w:sz w:val="22"/>
+          <w:sz w:val="21"/>
         </w:rPr>
-        <w:t>Институт информационных и вычислительных технологий (ИВТИ)</w:t>
+        <w:t>Институт автоматики и вычислительной техники (АВТИ)</w:t>
         <w:br/>
-        <w:t>Кафедра управления и интеллектуальных технологий (УИТ)</w:t>
+        <w:t>Кафедра управления и информатики в технических системах (УИТ)</w:t>
       </w:r>
     </w:p>
     <w:p>
       <w:pPr>
-        <w:spacing w:after="120"/>
+        <w:spacing w:before="500" w:after="160" w:line="276" w:lineRule="auto"/>
         <w:jc w:val="center"/>
       </w:pPr>
       <w:r>
@@ -47,30 +47,14 @@
           <w:rFonts w:ascii="Times New Roman" w:hAnsi="Times New Roman"/>
           <w:b/>
           <w:color w:val="000000"/>
-          <w:sz w:val="34"/>
+          <w:sz w:val="30"/>
         </w:rPr>
-        <w:t>ОТЧЕТ</w:t>
-        <w:br/>
-        <w:t>ПО ЛАБОРАТОРНОЙ РАБОТЕ № 2</w:t>
+        <w:t>ОТЧЕТ ПО ЛАБОРАТОРНОЙ РАБОТЕ № 2</w:t>
       </w:r>
     </w:p>
     <w:p>
       <w:pPr>
-        <w:spacing w:after="120"/>
-        <w:jc w:val="center"/>
-      </w:pPr>
-      <w:r>
-        <w:rPr>
-          <w:rFonts w:ascii="Times New Roman" w:hAnsi="Times New Roman"/>
-          <w:color w:val="000000"/>
-          <w:sz w:val="26"/>
-        </w:rPr>
-        <w:t>по курсу «Моделирование систем управления»</w:t>
-      </w:r>
-    </w:p>
-    <w:p>
-      <w:pPr>
-        <w:spacing w:after="160"/>
+        <w:spacing w:before="0" w:after="160" w:line="276" w:lineRule="auto"/>
         <w:jc w:val="center"/>
       </w:pPr>
       <w:r>
@@ -80,20 +64,19 @@
           <w:color w:val="000000"/>
           <w:sz w:val="26"/>
         </w:rPr>
-        <w:t>Тема: «Моделирование многосвязных систем и исследование</w:t>
+        <w:t>по курсу «Моделирование систем управления»</w:t>
         <w:br/>
-        <w:t>устойчивости линейных систем»</w:t>
+        <w:t>«Моделирование многосвязных систем и исследование устойчивости линейных систем»</w:t>
       </w:r>
     </w:p>
     <w:p>
       <w:pPr>
-        <w:spacing w:after="1700"/>
+        <w:spacing w:before="0" w:after="1400" w:line="276" w:lineRule="auto"/>
         <w:jc w:val="center"/>
       </w:pPr>
       <w:r>
         <w:rPr>
           <w:rFonts w:ascii="Times New Roman" w:hAnsi="Times New Roman"/>
-          <w:b/>
           <w:color w:val="000000"/>
           <w:sz w:val="26"/>
         </w:rPr>
@@ -102,22 +85,22 @@
     </w:p>
     <w:p>
       <w:pPr>
-        <w:spacing w:after="2300"/>
+        <w:spacing w:before="400" w:after="1600" w:line="276" w:lineRule="auto"/>
         <w:jc w:val="right"/>
       </w:pPr>
       <w:r>
         <w:rPr>
           <w:rFonts w:ascii="Times New Roman" w:hAnsi="Times New Roman"/>
           <w:color w:val="000000"/>
-          <w:sz w:val="24"/>
+          <w:sz w:val="23"/>
         </w:rPr>
         <w:t>Выполнили:</w:t>
         <w:br/>
-        <w:t>студенты группы А-03-23</w:t>
+        <w:t>студенты группы И-03-23</w:t>
         <w:br/>
-        <w:t>Грудинин Е.К.</w:t>
+        <w:t>Грудинин К.С.</w:t>
         <w:br/>
-        <w:t>Огарков И.А.</w:t>
+        <w:t>Огарков Д.А.</w:t>
         <w:br/>
         <w:br/>
         <w:t>Проверил:</w:t>
@@ -149,22 +132,24 @@
     <w:p>
       <w:pPr>
         <w:keepNext/>
-        <w:spacing w:before="280" w:after="120"/>
+        <w:spacing w:before="180" w:after="80" w:line="276" w:lineRule="auto"/>
+        <w:ind w:firstLine="0"/>
       </w:pPr>
       <w:r>
         <w:rPr>
           <w:rFonts w:ascii="Times New Roman" w:hAnsi="Times New Roman"/>
           <w:b/>
           <w:color w:val="000000"/>
-          <w:sz w:val="28"/>
+          <w:sz w:val="26"/>
         </w:rPr>
         <w:t>1. Цель работы</w:t>
       </w:r>
     </w:p>
     <w:p>
       <w:pPr>
-        <w:spacing w:line="276" w:lineRule="auto" w:after="80"/>
+        <w:spacing w:before="0" w:after="60" w:line="276" w:lineRule="auto"/>
         <w:ind w:firstLine="706"/>
+        <w:jc w:val="both"/>
       </w:pPr>
       <w:r>
         <w:rPr>
@@ -172,28 +157,30 @@
           <w:color w:val="000000"/>
           <w:sz w:val="24"/>
         </w:rPr>
-        <w:t>Освоение практических навыков исследования многосвязных динамических систем на основе их имитационных моделей в среде SimInTech, получение математических моделей в форме Коши и канонической форме Жордана, а также исследование устойчивости замкнутых систем аналитическими и численными методами.</w:t>
+        <w:t>Освоение методов моделирования многосвязных динамических систем в среде SimInTech, построение математических моделей в форме Коши и канонической форме Жордана, а также исследование устойчивости замкнутых контуров аналитическими и частотными методами.</w:t>
       </w:r>
     </w:p>
     <w:p>
       <w:pPr>
         <w:keepNext/>
-        <w:spacing w:before="280" w:after="120"/>
+        <w:spacing w:before="180" w:after="80" w:line="276" w:lineRule="auto"/>
+        <w:ind w:firstLine="0"/>
       </w:pPr>
       <w:r>
         <w:rPr>
           <w:rFonts w:ascii="Times New Roman" w:hAnsi="Times New Roman"/>
           <w:b/>
           <w:color w:val="000000"/>
-          <w:sz w:val="28"/>
+          <w:sz w:val="26"/>
         </w:rPr>
         <w:t>2. Исходные данные</w:t>
       </w:r>
     </w:p>
     <w:p>
       <w:pPr>
-        <w:spacing w:line="276" w:lineRule="auto" w:after="80"/>
+        <w:spacing w:before="0" w:after="60" w:line="276" w:lineRule="auto"/>
         <w:ind w:firstLine="706"/>
+        <w:jc w:val="both"/>
       </w:pPr>
       <w:r>
         <w:rPr>
@@ -201,12 +188,14 @@
           <w:color w:val="000000"/>
           <w:sz w:val="24"/>
         </w:rPr>
-        <w:t>Параметры многосвязной динамической системы и неминимально-фазового объекта приняты согласно Варианту № 4 (Таблицы 2.1 и 2.2 методических указаний):</w:t>
+        <w:t>Параметры многосвязной системы и неминимально-фазового звена для Варианта № 4 (Таблицы 2.1 и 2.2 методических указаний):</w:t>
       </w:r>
     </w:p>
     <w:p>
       <w:pPr>
-        <w:spacing w:line="276" w:lineRule="auto" w:after="80"/>
+        <w:spacing w:before="0" w:after="60" w:line="276" w:lineRule="auto"/>
+        <w:ind w:firstLine="0"/>
+        <w:jc w:val="both"/>
       </w:pPr>
       <w:r>
         <w:rPr>
@@ -224,11 +213,11 @@
         <w:tblLook w:firstColumn="1" w:firstRow="1" w:lastColumn="0" w:lastRow="0" w:noHBand="0" w:noVBand="1" w:val="04A0"/>
         <w:tblBorders>
           <w:top w:val="single" w:sz="6" w:space="0" w:color="000000"/>
-          <w:left w:val="single" w:sz="6" w:space="0" w:color="000000"/>
           <w:bottom w:val="single" w:sz="6" w:space="0" w:color="000000"/>
-          <w:right w:val="single" w:sz="6" w:space="0" w:color="000000"/>
           <w:insideH w:val="single" w:sz="4" w:space="0" w:color="000000"/>
           <w:insideV w:val="single" w:sz="4" w:space="0" w:color="000000"/>
+          <w:left w:val="single" w:sz="6" w:space="0" w:color="000000"/>
+          <w:right w:val="single" w:sz="6" w:space="0" w:color="000000"/>
         </w:tblBorders>
       </w:tblPr>
       <w:tblGrid>
@@ -249,7 +238,7 @@
           </w:tcPr>
           <w:p>
             <w:pPr>
-              <w:spacing w:after="40" w:before="40" w:line="252" w:lineRule="auto"/>
+              <w:spacing w:before="40" w:after="40" w:line="240" w:lineRule="auto"/>
               <w:jc w:val="center"/>
             </w:pPr>
             <w:r>
@@ -257,7 +246,7 @@
                 <w:rFonts w:ascii="Times New Roman" w:hAnsi="Times New Roman"/>
                 <w:b/>
                 <w:color w:val="000000"/>
-                <w:sz w:val="22"/>
+                <w:sz w:val="21"/>
               </w:rPr>
               <w:t>T₁, с</w:t>
             </w:r>
@@ -270,7 +259,7 @@
           </w:tcPr>
           <w:p>
             <w:pPr>
-              <w:spacing w:after="40" w:before="40" w:line="252" w:lineRule="auto"/>
+              <w:spacing w:before="40" w:after="40" w:line="240" w:lineRule="auto"/>
               <w:jc w:val="center"/>
             </w:pPr>
             <w:r>
@@ -278,7 +267,7 @@
                 <w:rFonts w:ascii="Times New Roman" w:hAnsi="Times New Roman"/>
                 <w:b/>
                 <w:color w:val="000000"/>
-                <w:sz w:val="22"/>
+                <w:sz w:val="21"/>
               </w:rPr>
               <w:t>T₂, с</w:t>
             </w:r>
@@ -291,7 +280,7 @@
           </w:tcPr>
           <w:p>
             <w:pPr>
-              <w:spacing w:after="40" w:before="40" w:line="252" w:lineRule="auto"/>
+              <w:spacing w:before="40" w:after="40" w:line="240" w:lineRule="auto"/>
               <w:jc w:val="center"/>
             </w:pPr>
             <w:r>
@@ -299,7 +288,7 @@
                 <w:rFonts w:ascii="Times New Roman" w:hAnsi="Times New Roman"/>
                 <w:b/>
                 <w:color w:val="000000"/>
-                <w:sz w:val="22"/>
+                <w:sz w:val="21"/>
               </w:rPr>
               <w:t>k₁</w:t>
             </w:r>
@@ -312,7 +301,7 @@
           </w:tcPr>
           <w:p>
             <w:pPr>
-              <w:spacing w:after="40" w:before="40" w:line="252" w:lineRule="auto"/>
+              <w:spacing w:before="40" w:after="40" w:line="240" w:lineRule="auto"/>
               <w:jc w:val="center"/>
             </w:pPr>
             <w:r>
@@ -320,7 +309,7 @@
                 <w:rFonts w:ascii="Times New Roman" w:hAnsi="Times New Roman"/>
                 <w:b/>
                 <w:color w:val="000000"/>
-                <w:sz w:val="22"/>
+                <w:sz w:val="21"/>
               </w:rPr>
               <w:t>k₂</w:t>
             </w:r>
@@ -333,7 +322,7 @@
           </w:tcPr>
           <w:p>
             <w:pPr>
-              <w:spacing w:after="40" w:before="40" w:line="252" w:lineRule="auto"/>
+              <w:spacing w:before="40" w:after="40" w:line="240" w:lineRule="auto"/>
               <w:jc w:val="center"/>
             </w:pPr>
             <w:r>
@@ -341,7 +330,7 @@
                 <w:rFonts w:ascii="Times New Roman" w:hAnsi="Times New Roman"/>
                 <w:b/>
                 <w:color w:val="000000"/>
-                <w:sz w:val="22"/>
+                <w:sz w:val="21"/>
               </w:rPr>
               <w:t>k₃</w:t>
             </w:r>
@@ -354,7 +343,7 @@
           </w:tcPr>
           <w:p>
             <w:pPr>
-              <w:spacing w:after="40" w:before="40" w:line="252" w:lineRule="auto"/>
+              <w:spacing w:before="40" w:after="40" w:line="240" w:lineRule="auto"/>
               <w:jc w:val="center"/>
             </w:pPr>
             <w:r>
@@ -362,7 +351,7 @@
                 <w:rFonts w:ascii="Times New Roman" w:hAnsi="Times New Roman"/>
                 <w:b/>
                 <w:color w:val="000000"/>
-                <w:sz w:val="22"/>
+                <w:sz w:val="21"/>
               </w:rPr>
               <w:t>k₄</w:t>
             </w:r>
@@ -375,7 +364,7 @@
           </w:tcPr>
           <w:p>
             <w:pPr>
-              <w:spacing w:after="40" w:before="40" w:line="252" w:lineRule="auto"/>
+              <w:spacing w:before="40" w:after="40" w:line="240" w:lineRule="auto"/>
               <w:jc w:val="center"/>
             </w:pPr>
             <w:r>
@@ -383,7 +372,7 @@
                 <w:rFonts w:ascii="Times New Roman" w:hAnsi="Times New Roman"/>
                 <w:b/>
                 <w:color w:val="000000"/>
-                <w:sz w:val="22"/>
+                <w:sz w:val="21"/>
               </w:rPr>
               <w:t>a</w:t>
             </w:r>
@@ -396,7 +385,7 @@
           </w:tcPr>
           <w:p>
             <w:pPr>
-              <w:spacing w:after="40" w:before="40" w:line="252" w:lineRule="auto"/>
+              <w:spacing w:before="40" w:after="40" w:line="240" w:lineRule="auto"/>
               <w:jc w:val="center"/>
             </w:pPr>
             <w:r>
@@ -404,7 +393,7 @@
                 <w:rFonts w:ascii="Times New Roman" w:hAnsi="Times New Roman"/>
                 <w:b/>
                 <w:color w:val="000000"/>
-                <w:sz w:val="22"/>
+                <w:sz w:val="21"/>
               </w:rPr>
               <w:t>b</w:t>
             </w:r>
@@ -419,7 +408,7 @@
           </w:tcPr>
           <w:p>
             <w:pPr>
-              <w:spacing w:after="40" w:before="40" w:line="252" w:lineRule="auto"/>
+              <w:spacing w:before="40" w:after="40" w:line="240" w:lineRule="auto"/>
               <w:jc w:val="center"/>
             </w:pPr>
             <w:r>
@@ -427,7 +416,7 @@
                 <w:rFonts w:ascii="Times New Roman" w:hAnsi="Times New Roman"/>
                 <w:b w:val="0"/>
                 <w:color w:val="000000"/>
-                <w:sz w:val="22"/>
+                <w:sz w:val="21"/>
               </w:rPr>
               <w:t>0.10</w:t>
             </w:r>
@@ -440,7 +429,7 @@
           </w:tcPr>
           <w:p>
             <w:pPr>
-              <w:spacing w:after="40" w:before="40" w:line="252" w:lineRule="auto"/>
+              <w:spacing w:before="40" w:after="40" w:line="240" w:lineRule="auto"/>
               <w:jc w:val="center"/>
             </w:pPr>
             <w:r>
@@ -448,7 +437,7 @@
                 <w:rFonts w:ascii="Times New Roman" w:hAnsi="Times New Roman"/>
                 <w:b w:val="0"/>
                 <w:color w:val="000000"/>
-                <w:sz w:val="22"/>
+                <w:sz w:val="21"/>
               </w:rPr>
               <w:t>0.25</w:t>
             </w:r>
@@ -461,7 +450,7 @@
           </w:tcPr>
           <w:p>
             <w:pPr>
-              <w:spacing w:after="40" w:before="40" w:line="252" w:lineRule="auto"/>
+              <w:spacing w:before="40" w:after="40" w:line="240" w:lineRule="auto"/>
               <w:jc w:val="center"/>
             </w:pPr>
             <w:r>
@@ -469,7 +458,7 @@
                 <w:rFonts w:ascii="Times New Roman" w:hAnsi="Times New Roman"/>
                 <w:b w:val="0"/>
                 <w:color w:val="000000"/>
-                <w:sz w:val="22"/>
+                <w:sz w:val="21"/>
               </w:rPr>
               <w:t>3.5</w:t>
             </w:r>
@@ -482,7 +471,7 @@
           </w:tcPr>
           <w:p>
             <w:pPr>
-              <w:spacing w:after="40" w:before="40" w:line="252" w:lineRule="auto"/>
+              <w:spacing w:before="40" w:after="40" w:line="240" w:lineRule="auto"/>
               <w:jc w:val="center"/>
             </w:pPr>
             <w:r>
@@ -490,7 +479,7 @@
                 <w:rFonts w:ascii="Times New Roman" w:hAnsi="Times New Roman"/>
                 <w:b w:val="0"/>
                 <w:color w:val="000000"/>
-                <w:sz w:val="22"/>
+                <w:sz w:val="21"/>
               </w:rPr>
               <w:t>0.6</w:t>
             </w:r>
@@ -503,7 +492,7 @@
           </w:tcPr>
           <w:p>
             <w:pPr>
-              <w:spacing w:after="40" w:before="40" w:line="252" w:lineRule="auto"/>
+              <w:spacing w:before="40" w:after="40" w:line="240" w:lineRule="auto"/>
               <w:jc w:val="center"/>
             </w:pPr>
             <w:r>
@@ -511,7 +500,7 @@
                 <w:rFonts w:ascii="Times New Roman" w:hAnsi="Times New Roman"/>
                 <w:b w:val="0"/>
                 <w:color w:val="000000"/>
-                <w:sz w:val="22"/>
+                <w:sz w:val="21"/>
               </w:rPr>
               <w:t>1.2</w:t>
             </w:r>
@@ -524,7 +513,7 @@
           </w:tcPr>
           <w:p>
             <w:pPr>
-              <w:spacing w:after="40" w:before="40" w:line="252" w:lineRule="auto"/>
+              <w:spacing w:before="40" w:after="40" w:line="240" w:lineRule="auto"/>
               <w:jc w:val="center"/>
             </w:pPr>
             <w:r>
@@ -532,7 +521,7 @@
                 <w:rFonts w:ascii="Times New Roman" w:hAnsi="Times New Roman"/>
                 <w:b w:val="0"/>
                 <w:color w:val="000000"/>
-                <w:sz w:val="22"/>
+                <w:sz w:val="21"/>
               </w:rPr>
               <w:t>3.0</w:t>
             </w:r>
@@ -545,7 +534,7 @@
           </w:tcPr>
           <w:p>
             <w:pPr>
-              <w:spacing w:after="40" w:before="40" w:line="252" w:lineRule="auto"/>
+              <w:spacing w:before="40" w:after="40" w:line="240" w:lineRule="auto"/>
               <w:jc w:val="center"/>
             </w:pPr>
             <w:r>
@@ -553,7 +542,7 @@
                 <w:rFonts w:ascii="Times New Roman" w:hAnsi="Times New Roman"/>
                 <w:b w:val="0"/>
                 <w:color w:val="000000"/>
-                <w:sz w:val="22"/>
+                <w:sz w:val="21"/>
               </w:rPr>
               <w:t>5.0</w:t>
             </w:r>
@@ -566,7 +555,7 @@
           </w:tcPr>
           <w:p>
             <w:pPr>
-              <w:spacing w:after="40" w:before="40" w:line="252" w:lineRule="auto"/>
+              <w:spacing w:before="40" w:after="40" w:line="240" w:lineRule="auto"/>
               <w:jc w:val="center"/>
             </w:pPr>
             <w:r>
@@ -574,7 +563,7 @@
                 <w:rFonts w:ascii="Times New Roman" w:hAnsi="Times New Roman"/>
                 <w:b w:val="0"/>
                 <w:color w:val="000000"/>
-                <w:sz w:val="22"/>
+                <w:sz w:val="21"/>
               </w:rPr>
               <w:t>1.8</w:t>
             </w:r>
@@ -589,7 +578,9 @@
     </w:p>
     <w:p>
       <w:pPr>
-        <w:spacing w:line="276" w:lineRule="auto" w:after="80"/>
+        <w:spacing w:before="0" w:after="60" w:line="276" w:lineRule="auto"/>
+        <w:ind w:firstLine="0"/>
+        <w:jc w:val="both"/>
       </w:pPr>
       <w:r>
         <w:rPr>
@@ -607,11 +598,11 @@
         <w:tblLook w:firstColumn="1" w:firstRow="1" w:lastColumn="0" w:lastRow="0" w:noHBand="0" w:noVBand="1" w:val="04A0"/>
         <w:tblBorders>
           <w:top w:val="single" w:sz="6" w:space="0" w:color="000000"/>
-          <w:left w:val="single" w:sz="6" w:space="0" w:color="000000"/>
           <w:bottom w:val="single" w:sz="6" w:space="0" w:color="000000"/>
-          <w:right w:val="single" w:sz="6" w:space="0" w:color="000000"/>
           <w:insideH w:val="single" w:sz="4" w:space="0" w:color="000000"/>
           <w:insideV w:val="single" w:sz="4" w:space="0" w:color="000000"/>
+          <w:left w:val="single" w:sz="6" w:space="0" w:color="000000"/>
+          <w:right w:val="single" w:sz="6" w:space="0" w:color="000000"/>
         </w:tblBorders>
       </w:tblPr>
       <w:tblGrid>
@@ -626,7 +617,7 @@
           </w:tcPr>
           <w:p>
             <w:pPr>
-              <w:spacing w:after="40" w:before="40" w:line="252" w:lineRule="auto"/>
+              <w:spacing w:before="40" w:after="40" w:line="240" w:lineRule="auto"/>
               <w:jc w:val="center"/>
             </w:pPr>
             <w:r>
@@ -634,7 +625,7 @@
                 <w:rFonts w:ascii="Times New Roman" w:hAnsi="Times New Roman"/>
                 <w:b/>
                 <w:color w:val="000000"/>
-                <w:sz w:val="22"/>
+                <w:sz w:val="21"/>
               </w:rPr>
               <w:t>Постоянная времени T₁, с</w:t>
             </w:r>
@@ -647,7 +638,7 @@
           </w:tcPr>
           <w:p>
             <w:pPr>
-              <w:spacing w:after="40" w:before="40" w:line="252" w:lineRule="auto"/>
+              <w:spacing w:before="40" w:after="40" w:line="240" w:lineRule="auto"/>
               <w:jc w:val="center"/>
             </w:pPr>
             <w:r>
@@ -655,7 +646,7 @@
                 <w:rFonts w:ascii="Times New Roman" w:hAnsi="Times New Roman"/>
                 <w:b/>
                 <w:color w:val="000000"/>
-                <w:sz w:val="22"/>
+                <w:sz w:val="21"/>
               </w:rPr>
               <w:t>Постоянная времени T₂, с</w:t>
             </w:r>
@@ -670,7 +661,7 @@
           </w:tcPr>
           <w:p>
             <w:pPr>
-              <w:spacing w:after="40" w:before="40" w:line="252" w:lineRule="auto"/>
+              <w:spacing w:before="40" w:after="40" w:line="240" w:lineRule="auto"/>
               <w:jc w:val="center"/>
             </w:pPr>
             <w:r>
@@ -678,7 +669,7 @@
                 <w:rFonts w:ascii="Times New Roman" w:hAnsi="Times New Roman"/>
                 <w:b w:val="0"/>
                 <w:color w:val="000000"/>
-                <w:sz w:val="22"/>
+                <w:sz w:val="21"/>
               </w:rPr>
               <w:t>0.16</w:t>
             </w:r>
@@ -691,7 +682,7 @@
           </w:tcPr>
           <w:p>
             <w:pPr>
-              <w:spacing w:after="40" w:before="40" w:line="252" w:lineRule="auto"/>
+              <w:spacing w:before="40" w:after="40" w:line="240" w:lineRule="auto"/>
               <w:jc w:val="center"/>
             </w:pPr>
             <w:r>
@@ -699,7 +690,7 @@
                 <w:rFonts w:ascii="Times New Roman" w:hAnsi="Times New Roman"/>
                 <w:b w:val="0"/>
                 <w:color w:val="000000"/>
-                <w:sz w:val="22"/>
+                <w:sz w:val="21"/>
               </w:rPr>
               <w:t>2.50</w:t>
             </w:r>
@@ -710,22 +701,8 @@
     <w:p>
       <w:pPr>
         <w:keepNext/>
-        <w:spacing w:before="280" w:after="120"/>
-      </w:pPr>
-      <w:r>
-        <w:rPr>
-          <w:rFonts w:ascii="Times New Roman" w:hAnsi="Times New Roman"/>
-          <w:b/>
-          <w:color w:val="000000"/>
-          <w:sz w:val="28"/>
-        </w:rPr>
-        <w:t>3. Теоретический расчет и математическое описание объекта</w:t>
-      </w:r>
-    </w:p>
-    <w:p>
-      <w:pPr>
-        <w:keepNext/>
-        <w:spacing w:before="200" w:after="80"/>
+        <w:spacing w:before="180" w:after="80" w:line="276" w:lineRule="auto"/>
+        <w:ind w:firstLine="0"/>
       </w:pPr>
       <w:r>
         <w:rPr>
@@ -734,13 +711,30 @@
           <w:color w:val="000000"/>
           <w:sz w:val="26"/>
         </w:rPr>
+        <w:t>3. Теоретический расчет и математическое описание объекта</w:t>
+      </w:r>
+    </w:p>
+    <w:p>
+      <w:pPr>
+        <w:keepNext/>
+        <w:spacing w:before="140" w:after="60" w:line="276" w:lineRule="auto"/>
+        <w:ind w:firstLine="0"/>
+      </w:pPr>
+      <w:r>
+        <w:rPr>
+          <w:rFonts w:ascii="Times New Roman" w:hAnsi="Times New Roman"/>
+          <w:b/>
+          <w:color w:val="000000"/>
+          <w:sz w:val="24"/>
+        </w:rPr>
         <w:t>3.1. Уравнения состояния многосвязной системы и метод уравнения замыкания</w:t>
       </w:r>
     </w:p>
     <w:p>
       <w:pPr>
-        <w:spacing w:line="276" w:lineRule="auto" w:after="80"/>
+        <w:spacing w:before="0" w:after="60" w:line="276" w:lineRule="auto"/>
         <w:ind w:firstLine="706"/>
+        <w:jc w:val="both"/>
       </w:pPr>
       <w:r>
         <w:rPr>
@@ -748,24 +742,32 @@
           <w:color w:val="000000"/>
           <w:sz w:val="24"/>
         </w:rPr>
-        <w:t>Исследуемый объект представляет собой многосвязную систему пятого порядка с двумя входами u₁, u₂ и двумя выходами y₁, y₂. Передаточные функции отдельных звеньев системы имеют вид:</w:t>
+        <w:t>Объект представляет собой многосвязную систему пятого порядка с двумя входами u₁, u₂ и двумя выходами y₁, y₂. Передаточные функции отдельных звеньев имеют вид:</w:t>
       </w:r>
     </w:p>
     <w:p>
       <w:pPr>
-        <w:spacing w:before="60" w:after="80"/>
+        <w:spacing w:before="60" w:after="80" w:line="240" w:lineRule="auto"/>
+        <w:ind w:firstLine="0"/>
         <w:jc w:val="center"/>
       </w:pPr>
       <m:oMathPara>
         <m:oMath>
           <m:sSub>
+            <m:sSubPr/>
             <m:e>
               <m:r>
+                <w:rPr>
+                  <w:rFonts w:ascii="Times New Roman" w:hAnsi="Times New Roman"/>
+                </w:rPr>
                 <m:t>W</m:t>
               </m:r>
             </m:e>
             <m:sub>
               <m:r>
+                <w:rPr>
+                  <w:rFonts w:ascii="Times New Roman" w:hAnsi="Times New Roman"/>
+                </w:rPr>
                 <m:t>1</m:t>
               </m:r>
             </m:sub>
@@ -774,39 +776,63 @@
             <m:dPr>
               <m:begChr m:val="("/>
               <m:endChr m:val=")"/>
+              <m:grow/>
             </m:dPr>
             <m:e>
               <m:r>
+                <w:rPr>
+                  <w:rFonts w:ascii="Times New Roman" w:hAnsi="Times New Roman"/>
+                </w:rPr>
                 <m:t>p</m:t>
               </m:r>
             </m:e>
           </m:d>
           <m:r>
+            <w:rPr>
+              <w:rFonts w:ascii="Times New Roman" w:hAnsi="Times New Roman"/>
+            </w:rPr>
             <m:t> = </m:t>
           </m:r>
           <m:f>
+            <m:fPr/>
             <m:num>
               <m:r>
+                <w:rPr>
+                  <w:rFonts w:ascii="Times New Roman" w:hAnsi="Times New Roman"/>
+                </w:rPr>
                 <m:t>3.5</m:t>
               </m:r>
             </m:num>
             <m:den>
               <m:r>
+                <w:rPr>
+                  <w:rFonts w:ascii="Times New Roman" w:hAnsi="Times New Roman"/>
+                </w:rPr>
                 <m:t>0.1 p + 1</m:t>
               </m:r>
             </m:den>
           </m:f>
           <m:r>
+            <w:rPr>
+              <w:rFonts w:ascii="Times New Roman" w:hAnsi="Times New Roman"/>
+            </w:rPr>
             <m:t>,   </m:t>
           </m:r>
           <m:sSub>
+            <m:sSubPr/>
             <m:e>
               <m:r>
+                <w:rPr>
+                  <w:rFonts w:ascii="Times New Roman" w:hAnsi="Times New Roman"/>
+                </w:rPr>
                 <m:t>W</m:t>
               </m:r>
             </m:e>
             <m:sub>
               <m:r>
+                <w:rPr>
+                  <w:rFonts w:ascii="Times New Roman" w:hAnsi="Times New Roman"/>
+                </w:rPr>
                 <m:t>2</m:t>
               </m:r>
             </m:sub>
@@ -815,39 +841,63 @@
             <m:dPr>
               <m:begChr m:val="("/>
               <m:endChr m:val=")"/>
+              <m:grow/>
             </m:dPr>
             <m:e>
               <m:r>
+                <w:rPr>
+                  <w:rFonts w:ascii="Times New Roman" w:hAnsi="Times New Roman"/>
+                </w:rPr>
                 <m:t>p</m:t>
               </m:r>
             </m:e>
           </m:d>
           <m:r>
+            <w:rPr>
+              <w:rFonts w:ascii="Times New Roman" w:hAnsi="Times New Roman"/>
+            </w:rPr>
             <m:t> = </m:t>
           </m:r>
           <m:f>
+            <m:fPr/>
             <m:num>
               <m:r>
+                <w:rPr>
+                  <w:rFonts w:ascii="Times New Roman" w:hAnsi="Times New Roman"/>
+                </w:rPr>
                 <m:t>0.6</m:t>
               </m:r>
             </m:num>
             <m:den>
               <m:r>
+                <w:rPr>
+                  <w:rFonts w:ascii="Times New Roman" w:hAnsi="Times New Roman"/>
+                </w:rPr>
                 <m:t>p</m:t>
               </m:r>
             </m:den>
           </m:f>
           <m:r>
+            <w:rPr>
+              <w:rFonts w:ascii="Times New Roman" w:hAnsi="Times New Roman"/>
+            </w:rPr>
             <m:t>,   </m:t>
           </m:r>
           <m:sSub>
+            <m:sSubPr/>
             <m:e>
               <m:r>
+                <w:rPr>
+                  <w:rFonts w:ascii="Times New Roman" w:hAnsi="Times New Roman"/>
+                </w:rPr>
                 <m:t>W</m:t>
               </m:r>
             </m:e>
             <m:sub>
               <m:r>
+                <w:rPr>
+                  <w:rFonts w:ascii="Times New Roman" w:hAnsi="Times New Roman"/>
+                </w:rPr>
                 <m:t>3</m:t>
               </m:r>
             </m:sub>
@@ -856,39 +906,63 @@
             <m:dPr>
               <m:begChr m:val="("/>
               <m:endChr m:val=")"/>
+              <m:grow/>
             </m:dPr>
             <m:e>
               <m:r>
+                <w:rPr>
+                  <w:rFonts w:ascii="Times New Roman" w:hAnsi="Times New Roman"/>
+                </w:rPr>
                 <m:t>p</m:t>
               </m:r>
             </m:e>
           </m:d>
           <m:r>
+            <w:rPr>
+              <w:rFonts w:ascii="Times New Roman" w:hAnsi="Times New Roman"/>
+            </w:rPr>
             <m:t> = </m:t>
           </m:r>
           <m:f>
+            <m:fPr/>
             <m:num>
               <m:r>
+                <w:rPr>
+                  <w:rFonts w:ascii="Times New Roman" w:hAnsi="Times New Roman"/>
+                </w:rPr>
                 <m:t>1.2 p</m:t>
               </m:r>
             </m:num>
             <m:den>
               <m:r>
+                <w:rPr>
+                  <w:rFonts w:ascii="Times New Roman" w:hAnsi="Times New Roman"/>
+                </w:rPr>
                 <m:t>0.25 p + 1</m:t>
               </m:r>
             </m:den>
           </m:f>
           <m:r>
+            <w:rPr>
+              <w:rFonts w:ascii="Times New Roman" w:hAnsi="Times New Roman"/>
+            </w:rPr>
             <m:t>,   </m:t>
           </m:r>
           <m:sSub>
+            <m:sSubPr/>
             <m:e>
               <m:r>
+                <w:rPr>
+                  <w:rFonts w:ascii="Times New Roman" w:hAnsi="Times New Roman"/>
+                </w:rPr>
                 <m:t>W</m:t>
               </m:r>
             </m:e>
             <m:sub>
               <m:r>
+                <w:rPr>
+                  <w:rFonts w:ascii="Times New Roman" w:hAnsi="Times New Roman"/>
+                </w:rPr>
                 <m:t>4</m:t>
               </m:r>
             </m:sub>
@@ -897,36 +971,57 @@
             <m:dPr>
               <m:begChr m:val="("/>
               <m:endChr m:val=")"/>
+              <m:grow/>
             </m:dPr>
             <m:e>
               <m:r>
+                <w:rPr>
+                  <w:rFonts w:ascii="Times New Roman" w:hAnsi="Times New Roman"/>
+                </w:rPr>
                 <m:t>p</m:t>
               </m:r>
             </m:e>
           </m:d>
           <m:r>
+            <w:rPr>
+              <w:rFonts w:ascii="Times New Roman" w:hAnsi="Times New Roman"/>
+            </w:rPr>
             <m:t> = </m:t>
           </m:r>
           <m:f>
+            <m:fPr/>
             <m:num>
               <m:r>
+                <w:rPr>
+                  <w:rFonts w:ascii="Times New Roman" w:hAnsi="Times New Roman"/>
+                </w:rPr>
                 <m:t>3.0</m:t>
               </m:r>
             </m:num>
             <m:den>
               <m:sSup>
+                <m:sSupPr/>
                 <m:e>
                   <m:r>
+                    <w:rPr>
+                      <w:rFonts w:ascii="Times New Roman" w:hAnsi="Times New Roman"/>
+                    </w:rPr>
                     <m:t>p</m:t>
                   </m:r>
                 </m:e>
                 <m:sup>
                   <m:r>
+                    <w:rPr>
+                      <w:rFonts w:ascii="Times New Roman" w:hAnsi="Times New Roman"/>
+                    </w:rPr>
                     <m:t>2</m:t>
                   </m:r>
                 </m:sup>
               </m:sSup>
               <m:r>
+                <w:rPr>
+                  <w:rFonts w:ascii="Times New Roman" w:hAnsi="Times New Roman"/>
+                </w:rPr>
                 <m:t> + 5.0 p + 1.8</m:t>
               </m:r>
             </m:den>
@@ -936,8 +1031,9 @@
     </w:p>
     <w:p>
       <w:pPr>
-        <w:spacing w:line="276" w:lineRule="auto" w:after="80"/>
+        <w:spacing w:before="0" w:after="60" w:line="276" w:lineRule="auto"/>
         <w:ind w:firstLine="706"/>
+        <w:jc w:val="both"/>
       </w:pPr>
       <w:r>
         <w:rPr>
@@ -945,14 +1041,14 @@
           <w:color w:val="000000"/>
           <w:sz w:val="24"/>
         </w:rPr>
-        <w:t>Вывод дифференциальных уравнений по звеньям и исключение идеального дифференцирования:</w:t>
+        <w:t>Вывод дифференциальных уравнений звеньев и исключение идеального дифференцирования:</w:t>
       </w:r>
     </w:p>
     <w:p>
       <w:pPr>
-        <w:pStyle w:val="ListBullet"/>
-        <w:spacing w:line="276" w:lineRule="auto" w:after="60"/>
-        <w:ind w:left="706"/>
+        <w:spacing w:before="0" w:after="40" w:line="276" w:lineRule="auto"/>
+        <w:ind w:firstLine="706"/>
+        <w:jc w:val="both"/>
       </w:pPr>
       <w:r>
         <w:rPr>
@@ -960,14 +1056,14 @@
           <w:color w:val="000000"/>
           <w:sz w:val="24"/>
         </w:rPr>
-        <w:t>Звено 1 (апериодическое): дифференциальное уравнение имеет вид 0.1 ẏ_W1 + y_W1 = 3.5 u₁. Выбирая переменную состояния x₁ = y_W1, получаем уравнение в форме Коши: ẋ₁ = -10 x₁ + 35 u₁.</w:t>
+        <w:t>• Звено 1 (апериодическое): 0.1 ẏ_W1 + y_W1 = 3.5 u₁. Переменная состояния x₁ = y_W1: ẋ₁ = -10 x₁ + 35 u₁.</w:t>
       </w:r>
     </w:p>
     <w:p>
       <w:pPr>
-        <w:pStyle w:val="ListBullet"/>
-        <w:spacing w:line="276" w:lineRule="auto" w:after="60"/>
-        <w:ind w:left="706"/>
+        <w:spacing w:before="0" w:after="40" w:line="276" w:lineRule="auto"/>
+        <w:ind w:firstLine="706"/>
+        <w:jc w:val="both"/>
       </w:pPr>
       <w:r>
         <w:rPr>
@@ -975,14 +1071,14 @@
           <w:color w:val="000000"/>
           <w:sz w:val="24"/>
         </w:rPr>
-        <w:t>Звено 2 (интегратор): выход интегратора обозначаем x₂ = y_W2. На его вход поступает сумма x₁ + u₂, откуда получаем: ẋ₂ = 0.6 x₁ + 0.6 u₂.</w:t>
+        <w:t>• Звено 2 (интегратор): x₂ = y_W2. На вход поступает x₁ + u₂, откуда: ẋ₂ = 0.6 x₁ + 0.6 u₂.</w:t>
       </w:r>
     </w:p>
     <w:p>
       <w:pPr>
-        <w:pStyle w:val="ListBullet"/>
-        <w:spacing w:line="276" w:lineRule="auto" w:after="60"/>
-        <w:ind w:left="706"/>
+        <w:spacing w:before="0" w:after="40" w:line="276" w:lineRule="auto"/>
+        <w:ind w:firstLine="706"/>
+        <w:jc w:val="both"/>
       </w:pPr>
       <w:r>
         <w:rPr>
@@ -990,14 +1086,14 @@
           <w:color w:val="000000"/>
           <w:sz w:val="24"/>
         </w:rPr>
-        <w:t>Звено 3 (дифференцирующее): дифференциальное уравнение 0.25 ẏ₂ + y₂ = 1.2 u̇₁ содержит производную входного сигнала u̇₁, что недопустимо при формировании переменных состояния. Применяем метод уравнения замыкания : собираем производные под общий знак дифференцирования d/dt [y₂ - 4.8 u₁] = -4 y₂. Вводя переменную состояния x₃ = y₂ - 4.8 u₁, получаем уравнение состояния без производных входа: ẋ₃ = -4 x₃ - 19.2 u₁, а выходной сигнал y₂ выражается безынерционно: y₂ = x₃ + 4.8 u₁.</w:t>
+        <w:t>• Звено 3 (дифференцирующее): уравнение 0.25 ẏ₂ + y₂ = 1.2 u̇₁ содержит производную входа. Применяем метод уравнения замыкания: собираем слагаемые под общую производную d/dt [y₂ - 4.8 u₁] = -4 y₂. Вводя переменную состояния x₃ = y₂ - 4.8 u₁, получаем уравнение Коши ẋ₃ = -4 x₃ - 19.2 u₁, а выходной сигнал выражается безынерционно: y₂ = x₃ + 4.8 u₁.</w:t>
       </w:r>
     </w:p>
     <w:p>
       <w:pPr>
-        <w:pStyle w:val="ListBullet"/>
-        <w:spacing w:line="276" w:lineRule="auto" w:after="60"/>
-        <w:ind w:left="706"/>
+        <w:spacing w:before="0" w:after="40" w:line="276" w:lineRule="auto"/>
+        <w:ind w:firstLine="706"/>
+        <w:jc w:val="both"/>
       </w:pPr>
       <w:r>
         <w:rPr>
@@ -1005,13 +1101,14 @@
           <w:color w:val="000000"/>
           <w:sz w:val="24"/>
         </w:rPr>
-        <w:t>Звено 4 (колебательное): дифференциальное уравнение ÿ_W4 + 5 ẏ_W4 + 1.8 y_W4 = 3 y₂ сводится к двум уравнениям первого порядка вводом переменных x₅ = y_W4 и x₄ = ẋ₅. С учетом соотношения для y₂ получаем: ẋ₄ = 3 x₃ - 5 x₄ - 1.8 x₅ + 14.4 u₁,   ẋ₅ = x₄.</w:t>
+        <w:t>• Звено 4 (колебательное): ÿ_W4 + 5 ẏ_W4 + 1.8 y_W4 = 3 y₂. Вводя переменные x₅ = y_W4, x₄ = ẋ₅ и подставляя y₂, находим: ẋ₄ = 3 x₃ - 5 x₄ - 1.8 x₅ + 14.4 u₁,   ẋ₅ = x₄.</w:t>
       </w:r>
     </w:p>
     <w:p>
       <w:pPr>
-        <w:spacing w:line="276" w:lineRule="auto" w:after="80"/>
+        <w:spacing w:before="0" w:after="60" w:line="276" w:lineRule="auto"/>
         <w:ind w:firstLine="706"/>
+        <w:jc w:val="both"/>
       </w:pPr>
       <w:r>
         <w:rPr>
@@ -1019,12 +1116,13 @@
           <w:color w:val="000000"/>
           <w:sz w:val="24"/>
         </w:rPr>
-        <w:t>Скалярная система дифференциальных уравнений состояния и уравнений выходов системы:</w:t>
+        <w:t>Система уравнений состояния в нормальной форме Коши и уравнения выходов:</w:t>
       </w:r>
     </w:p>
     <w:p>
       <w:pPr>
-        <w:spacing w:before="60" w:after="80"/>
+        <w:spacing w:before="60" w:after="80" w:line="240" w:lineRule="auto"/>
+        <w:ind w:firstLine="0"/>
         <w:jc w:val="center"/>
       </w:pPr>
       <m:oMathPara>
@@ -1033,381 +1131,607 @@
             <m:dPr>
               <m:begChr m:val="{"/>
               <m:endChr m:val=""/>
+              <m:grow/>
             </m:dPr>
             <m:e>
-              <m:eqArr>
-                <m:e>
-                  <m:acc>
-                    <m:accPr>
-                      <m:chr m:val="˙"/>
-                    </m:accPr>
-                    <m:e>
-                      <m:sSub>
-                        <m:e>
-                          <m:r>
-                            <m:t>x</m:t>
-                          </m:r>
-                        </m:e>
-                        <m:sub>
-                          <m:r>
-                            <m:t>1</m:t>
-                          </m:r>
-                        </m:sub>
-                      </m:sSub>
-                    </m:e>
-                  </m:acc>
-                  <m:r>
-                    <m:t> = -10 </m:t>
-                  </m:r>
-                  <m:sSub>
-                    <m:e>
-                      <m:r>
-                        <m:t>x</m:t>
-                      </m:r>
-                    </m:e>
-                    <m:sub>
-                      <m:r>
-                        <m:t>1</m:t>
-                      </m:r>
-                    </m:sub>
-                  </m:sSub>
-                  <m:r>
-                    <m:t> + 35 </m:t>
-                  </m:r>
-                  <m:sSub>
-                    <m:e>
-                      <m:r>
-                        <m:t>u</m:t>
-                      </m:r>
-                    </m:e>
-                    <m:sub>
-                      <m:r>
-                        <m:t>1</m:t>
-                      </m:r>
-                    </m:sub>
-                  </m:sSub>
-                </m:e>
-                <m:e>
-                  <m:acc>
-                    <m:accPr>
-                      <m:chr m:val="˙"/>
-                    </m:accPr>
-                    <m:e>
-                      <m:sSub>
-                        <m:e>
-                          <m:r>
-                            <m:t>x</m:t>
-                          </m:r>
-                        </m:e>
-                        <m:sub>
-                          <m:r>
-                            <m:t>2</m:t>
-                          </m:r>
-                        </m:sub>
-                      </m:sSub>
-                    </m:e>
-                  </m:acc>
-                  <m:r>
-                    <m:t> = 0.6 </m:t>
-                  </m:r>
-                  <m:sSub>
-                    <m:e>
-                      <m:r>
-                        <m:t>x</m:t>
-                      </m:r>
-                    </m:e>
-                    <m:sub>
-                      <m:r>
-                        <m:t>1</m:t>
-                      </m:r>
-                    </m:sub>
-                  </m:sSub>
-                  <m:r>
-                    <m:t> + 0.6 </m:t>
-                  </m:r>
-                  <m:sSub>
-                    <m:e>
-                      <m:r>
-                        <m:t>u</m:t>
-                      </m:r>
-                    </m:e>
-                    <m:sub>
-                      <m:r>
-                        <m:t>2</m:t>
-                      </m:r>
-                    </m:sub>
-                  </m:sSub>
-                </m:e>
-                <m:e>
-                  <m:acc>
-                    <m:accPr>
-                      <m:chr m:val="˙"/>
-                    </m:accPr>
-                    <m:e>
-                      <m:sSub>
-                        <m:e>
-                          <m:r>
-                            <m:t>x</m:t>
-                          </m:r>
-                        </m:e>
-                        <m:sub>
-                          <m:r>
-                            <m:t>3</m:t>
-                          </m:r>
-                        </m:sub>
-                      </m:sSub>
-                    </m:e>
-                  </m:acc>
-                  <m:r>
-                    <m:t> = -4 </m:t>
-                  </m:r>
-                  <m:sSub>
-                    <m:e>
-                      <m:r>
-                        <m:t>x</m:t>
-                      </m:r>
-                    </m:e>
-                    <m:sub>
-                      <m:r>
-                        <m:t>3</m:t>
-                      </m:r>
-                    </m:sub>
-                  </m:sSub>
-                  <m:r>
-                    <m:t> - 19.2 </m:t>
-                  </m:r>
-                  <m:sSub>
-                    <m:e>
-                      <m:r>
-                        <m:t>u</m:t>
-                      </m:r>
-                    </m:e>
-                    <m:sub>
-                      <m:r>
-                        <m:t>1</m:t>
-                      </m:r>
-                    </m:sub>
-                  </m:sSub>
-                </m:e>
-                <m:e>
-                  <m:acc>
-                    <m:accPr>
-                      <m:chr m:val="˙"/>
-                    </m:accPr>
-                    <m:e>
-                      <m:sSub>
-                        <m:e>
-                          <m:r>
-                            <m:t>x</m:t>
-                          </m:r>
-                        </m:e>
-                        <m:sub>
-                          <m:r>
-                            <m:t>4</m:t>
-                          </m:r>
-                        </m:sub>
-                      </m:sSub>
-                    </m:e>
-                  </m:acc>
-                  <m:r>
-                    <m:t> = 3 </m:t>
-                  </m:r>
-                  <m:sSub>
-                    <m:e>
-                      <m:r>
-                        <m:t>x</m:t>
-                      </m:r>
-                    </m:e>
-                    <m:sub>
-                      <m:r>
-                        <m:t>3</m:t>
-                      </m:r>
-                    </m:sub>
-                  </m:sSub>
-                  <m:r>
-                    <m:t> - 5 </m:t>
-                  </m:r>
-                  <m:sSub>
-                    <m:e>
-                      <m:r>
-                        <m:t>x</m:t>
-                      </m:r>
-                    </m:e>
-                    <m:sub>
-                      <m:r>
-                        <m:t>4</m:t>
-                      </m:r>
-                    </m:sub>
-                  </m:sSub>
-                  <m:r>
-                    <m:t> - 1.8 </m:t>
-                  </m:r>
-                  <m:sSub>
-                    <m:e>
-                      <m:r>
-                        <m:t>x</m:t>
-                      </m:r>
-                    </m:e>
-                    <m:sub>
-                      <m:r>
-                        <m:t>5</m:t>
-                      </m:r>
-                    </m:sub>
-                  </m:sSub>
-                  <m:r>
-                    <m:t> + 14.4 </m:t>
-                  </m:r>
-                  <m:sSub>
-                    <m:e>
-                      <m:r>
-                        <m:t>u</m:t>
-                      </m:r>
-                    </m:e>
-                    <m:sub>
-                      <m:r>
-                        <m:t>1</m:t>
-                      </m:r>
-                    </m:sub>
-                  </m:sSub>
-                </m:e>
-                <m:e>
-                  <m:acc>
-                    <m:accPr>
-                      <m:chr m:val="˙"/>
-                    </m:accPr>
-                    <m:e>
-                      <m:sSub>
-                        <m:e>
-                          <m:r>
-                            <m:t>x</m:t>
-                          </m:r>
-                        </m:e>
-                        <m:sub>
-                          <m:r>
-                            <m:t>5</m:t>
-                          </m:r>
-                        </m:sub>
-                      </m:sSub>
-                    </m:e>
-                  </m:acc>
-                  <m:r>
-                    <m:t> = </m:t>
-                  </m:r>
-                  <m:sSub>
-                    <m:e>
-                      <m:r>
-                        <m:t>x</m:t>
-                      </m:r>
-                    </m:e>
-                    <m:sub>
-                      <m:r>
-                        <m:t>4</m:t>
-                      </m:r>
-                    </m:sub>
-                  </m:sSub>
-                </m:e>
-              </m:eqArr>
+              <m:m>
+                <m:mPr>
+                  <m:baseJc m:val="center"/>
+                  <m:plcHide m:val="1"/>
+                </m:mPr>
+                <m:mr>
+                  <m:e>
+                    <m:acc>
+                      <m:accPr>
+                        <m:chr m:val="."/>
+                      </m:accPr>
+                      <m:e>
+                        <m:sSub>
+                          <m:sSubPr/>
+                          <m:e>
+                            <m:r>
+                              <w:rPr>
+                                <w:rFonts w:ascii="Times New Roman" w:hAnsi="Times New Roman"/>
+                              </w:rPr>
+                              <m:t>x</m:t>
+                            </m:r>
+                          </m:e>
+                          <m:sub>
+                            <m:r>
+                              <w:rPr>
+                                <w:rFonts w:ascii="Times New Roman" w:hAnsi="Times New Roman"/>
+                              </w:rPr>
+                              <m:t>1</m:t>
+                            </m:r>
+                          </m:sub>
+                        </m:sSub>
+                      </m:e>
+                    </m:acc>
+                    <m:r>
+                      <w:rPr>
+                        <w:rFonts w:ascii="Times New Roman" w:hAnsi="Times New Roman"/>
+                      </w:rPr>
+                      <m:t> = -10 </m:t>
+                    </m:r>
+                    <m:sSub>
+                      <m:sSubPr/>
+                      <m:e>
+                        <m:r>
+                          <w:rPr>
+                            <w:rFonts w:ascii="Times New Roman" w:hAnsi="Times New Roman"/>
+                          </w:rPr>
+                          <m:t>x</m:t>
+                        </m:r>
+                      </m:e>
+                      <m:sub>
+                        <m:r>
+                          <w:rPr>
+                            <w:rFonts w:ascii="Times New Roman" w:hAnsi="Times New Roman"/>
+                          </w:rPr>
+                          <m:t>1</m:t>
+                        </m:r>
+                      </m:sub>
+                    </m:sSub>
+                    <m:r>
+                      <w:rPr>
+                        <w:rFonts w:ascii="Times New Roman" w:hAnsi="Times New Roman"/>
+                      </w:rPr>
+                      <m:t> + 35 </m:t>
+                    </m:r>
+                    <m:sSub>
+                      <m:sSubPr/>
+                      <m:e>
+                        <m:r>
+                          <w:rPr>
+                            <w:rFonts w:ascii="Times New Roman" w:hAnsi="Times New Roman"/>
+                          </w:rPr>
+                          <m:t>u</m:t>
+                        </m:r>
+                      </m:e>
+                      <m:sub>
+                        <m:r>
+                          <w:rPr>
+                            <w:rFonts w:ascii="Times New Roman" w:hAnsi="Times New Roman"/>
+                          </w:rPr>
+                          <m:t>1</m:t>
+                        </m:r>
+                      </m:sub>
+                    </m:sSub>
+                  </m:e>
+                </m:mr>
+                <m:mr>
+                  <m:e>
+                    <m:acc>
+                      <m:accPr>
+                        <m:chr m:val="."/>
+                      </m:accPr>
+                      <m:e>
+                        <m:sSub>
+                          <m:sSubPr/>
+                          <m:e>
+                            <m:r>
+                              <w:rPr>
+                                <w:rFonts w:ascii="Times New Roman" w:hAnsi="Times New Roman"/>
+                              </w:rPr>
+                              <m:t>x</m:t>
+                            </m:r>
+                          </m:e>
+                          <m:sub>
+                            <m:r>
+                              <w:rPr>
+                                <w:rFonts w:ascii="Times New Roman" w:hAnsi="Times New Roman"/>
+                              </w:rPr>
+                              <m:t>2</m:t>
+                            </m:r>
+                          </m:sub>
+                        </m:sSub>
+                      </m:e>
+                    </m:acc>
+                    <m:r>
+                      <w:rPr>
+                        <w:rFonts w:ascii="Times New Roman" w:hAnsi="Times New Roman"/>
+                      </w:rPr>
+                      <m:t> = 0.6 </m:t>
+                    </m:r>
+                    <m:sSub>
+                      <m:sSubPr/>
+                      <m:e>
+                        <m:r>
+                          <w:rPr>
+                            <w:rFonts w:ascii="Times New Roman" w:hAnsi="Times New Roman"/>
+                          </w:rPr>
+                          <m:t>x</m:t>
+                        </m:r>
+                      </m:e>
+                      <m:sub>
+                        <m:r>
+                          <w:rPr>
+                            <w:rFonts w:ascii="Times New Roman" w:hAnsi="Times New Roman"/>
+                          </w:rPr>
+                          <m:t>1</m:t>
+                        </m:r>
+                      </m:sub>
+                    </m:sSub>
+                    <m:r>
+                      <w:rPr>
+                        <w:rFonts w:ascii="Times New Roman" w:hAnsi="Times New Roman"/>
+                      </w:rPr>
+                      <m:t> + 0.6 </m:t>
+                    </m:r>
+                    <m:sSub>
+                      <m:sSubPr/>
+                      <m:e>
+                        <m:r>
+                          <w:rPr>
+                            <w:rFonts w:ascii="Times New Roman" w:hAnsi="Times New Roman"/>
+                          </w:rPr>
+                          <m:t>u</m:t>
+                        </m:r>
+                      </m:e>
+                      <m:sub>
+                        <m:r>
+                          <w:rPr>
+                            <w:rFonts w:ascii="Times New Roman" w:hAnsi="Times New Roman"/>
+                          </w:rPr>
+                          <m:t>2</m:t>
+                        </m:r>
+                      </m:sub>
+                    </m:sSub>
+                  </m:e>
+                </m:mr>
+                <m:mr>
+                  <m:e>
+                    <m:acc>
+                      <m:accPr>
+                        <m:chr m:val="."/>
+                      </m:accPr>
+                      <m:e>
+                        <m:sSub>
+                          <m:sSubPr/>
+                          <m:e>
+                            <m:r>
+                              <w:rPr>
+                                <w:rFonts w:ascii="Times New Roman" w:hAnsi="Times New Roman"/>
+                              </w:rPr>
+                              <m:t>x</m:t>
+                            </m:r>
+                          </m:e>
+                          <m:sub>
+                            <m:r>
+                              <w:rPr>
+                                <w:rFonts w:ascii="Times New Roman" w:hAnsi="Times New Roman"/>
+                              </w:rPr>
+                              <m:t>3</m:t>
+                            </m:r>
+                          </m:sub>
+                        </m:sSub>
+                      </m:e>
+                    </m:acc>
+                    <m:r>
+                      <w:rPr>
+                        <w:rFonts w:ascii="Times New Roman" w:hAnsi="Times New Roman"/>
+                      </w:rPr>
+                      <m:t> = -4 </m:t>
+                    </m:r>
+                    <m:sSub>
+                      <m:sSubPr/>
+                      <m:e>
+                        <m:r>
+                          <w:rPr>
+                            <w:rFonts w:ascii="Times New Roman" w:hAnsi="Times New Roman"/>
+                          </w:rPr>
+                          <m:t>x</m:t>
+                        </m:r>
+                      </m:e>
+                      <m:sub>
+                        <m:r>
+                          <w:rPr>
+                            <w:rFonts w:ascii="Times New Roman" w:hAnsi="Times New Roman"/>
+                          </w:rPr>
+                          <m:t>3</m:t>
+                        </m:r>
+                      </m:sub>
+                    </m:sSub>
+                    <m:r>
+                      <w:rPr>
+                        <w:rFonts w:ascii="Times New Roman" w:hAnsi="Times New Roman"/>
+                      </w:rPr>
+                      <m:t> - 19.2 </m:t>
+                    </m:r>
+                    <m:sSub>
+                      <m:sSubPr/>
+                      <m:e>
+                        <m:r>
+                          <w:rPr>
+                            <w:rFonts w:ascii="Times New Roman" w:hAnsi="Times New Roman"/>
+                          </w:rPr>
+                          <m:t>u</m:t>
+                        </m:r>
+                      </m:e>
+                      <m:sub>
+                        <m:r>
+                          <w:rPr>
+                            <w:rFonts w:ascii="Times New Roman" w:hAnsi="Times New Roman"/>
+                          </w:rPr>
+                          <m:t>1</m:t>
+                        </m:r>
+                      </m:sub>
+                    </m:sSub>
+                  </m:e>
+                </m:mr>
+                <m:mr>
+                  <m:e>
+                    <m:acc>
+                      <m:accPr>
+                        <m:chr m:val="."/>
+                      </m:accPr>
+                      <m:e>
+                        <m:sSub>
+                          <m:sSubPr/>
+                          <m:e>
+                            <m:r>
+                              <w:rPr>
+                                <w:rFonts w:ascii="Times New Roman" w:hAnsi="Times New Roman"/>
+                              </w:rPr>
+                              <m:t>x</m:t>
+                            </m:r>
+                          </m:e>
+                          <m:sub>
+                            <m:r>
+                              <w:rPr>
+                                <w:rFonts w:ascii="Times New Roman" w:hAnsi="Times New Roman"/>
+                              </w:rPr>
+                              <m:t>4</m:t>
+                            </m:r>
+                          </m:sub>
+                        </m:sSub>
+                      </m:e>
+                    </m:acc>
+                    <m:r>
+                      <w:rPr>
+                        <w:rFonts w:ascii="Times New Roman" w:hAnsi="Times New Roman"/>
+                      </w:rPr>
+                      <m:t> = 3 </m:t>
+                    </m:r>
+                    <m:sSub>
+                      <m:sSubPr/>
+                      <m:e>
+                        <m:r>
+                          <w:rPr>
+                            <w:rFonts w:ascii="Times New Roman" w:hAnsi="Times New Roman"/>
+                          </w:rPr>
+                          <m:t>x</m:t>
+                        </m:r>
+                      </m:e>
+                      <m:sub>
+                        <m:r>
+                          <w:rPr>
+                            <w:rFonts w:ascii="Times New Roman" w:hAnsi="Times New Roman"/>
+                          </w:rPr>
+                          <m:t>3</m:t>
+                        </m:r>
+                      </m:sub>
+                    </m:sSub>
+                    <m:r>
+                      <w:rPr>
+                        <w:rFonts w:ascii="Times New Roman" w:hAnsi="Times New Roman"/>
+                      </w:rPr>
+                      <m:t> - 5 </m:t>
+                    </m:r>
+                    <m:sSub>
+                      <m:sSubPr/>
+                      <m:e>
+                        <m:r>
+                          <w:rPr>
+                            <w:rFonts w:ascii="Times New Roman" w:hAnsi="Times New Roman"/>
+                          </w:rPr>
+                          <m:t>x</m:t>
+                        </m:r>
+                      </m:e>
+                      <m:sub>
+                        <m:r>
+                          <w:rPr>
+                            <w:rFonts w:ascii="Times New Roman" w:hAnsi="Times New Roman"/>
+                          </w:rPr>
+                          <m:t>4</m:t>
+                        </m:r>
+                      </m:sub>
+                    </m:sSub>
+                    <m:r>
+                      <w:rPr>
+                        <w:rFonts w:ascii="Times New Roman" w:hAnsi="Times New Roman"/>
+                      </w:rPr>
+                      <m:t> - 1.8 </m:t>
+                    </m:r>
+                    <m:sSub>
+                      <m:sSubPr/>
+                      <m:e>
+                        <m:r>
+                          <w:rPr>
+                            <w:rFonts w:ascii="Times New Roman" w:hAnsi="Times New Roman"/>
+                          </w:rPr>
+                          <m:t>x</m:t>
+                        </m:r>
+                      </m:e>
+                      <m:sub>
+                        <m:r>
+                          <w:rPr>
+                            <w:rFonts w:ascii="Times New Roman" w:hAnsi="Times New Roman"/>
+                          </w:rPr>
+                          <m:t>5</m:t>
+                        </m:r>
+                      </m:sub>
+                    </m:sSub>
+                    <m:r>
+                      <w:rPr>
+                        <w:rFonts w:ascii="Times New Roman" w:hAnsi="Times New Roman"/>
+                      </w:rPr>
+                      <m:t> + 14.4 </m:t>
+                    </m:r>
+                    <m:sSub>
+                      <m:sSubPr/>
+                      <m:e>
+                        <m:r>
+                          <w:rPr>
+                            <w:rFonts w:ascii="Times New Roman" w:hAnsi="Times New Roman"/>
+                          </w:rPr>
+                          <m:t>u</m:t>
+                        </m:r>
+                      </m:e>
+                      <m:sub>
+                        <m:r>
+                          <w:rPr>
+                            <w:rFonts w:ascii="Times New Roman" w:hAnsi="Times New Roman"/>
+                          </w:rPr>
+                          <m:t>1</m:t>
+                        </m:r>
+                      </m:sub>
+                    </m:sSub>
+                  </m:e>
+                </m:mr>
+                <m:mr>
+                  <m:e>
+                    <m:acc>
+                      <m:accPr>
+                        <m:chr m:val="."/>
+                      </m:accPr>
+                      <m:e>
+                        <m:sSub>
+                          <m:sSubPr/>
+                          <m:e>
+                            <m:r>
+                              <w:rPr>
+                                <w:rFonts w:ascii="Times New Roman" w:hAnsi="Times New Roman"/>
+                              </w:rPr>
+                              <m:t>x</m:t>
+                            </m:r>
+                          </m:e>
+                          <m:sub>
+                            <m:r>
+                              <w:rPr>
+                                <w:rFonts w:ascii="Times New Roman" w:hAnsi="Times New Roman"/>
+                              </w:rPr>
+                              <m:t>5</m:t>
+                            </m:r>
+                          </m:sub>
+                        </m:sSub>
+                      </m:e>
+                    </m:acc>
+                    <m:r>
+                      <w:rPr>
+                        <w:rFonts w:ascii="Times New Roman" w:hAnsi="Times New Roman"/>
+                      </w:rPr>
+                      <m:t> = </m:t>
+                    </m:r>
+                    <m:sSub>
+                      <m:sSubPr/>
+                      <m:e>
+                        <m:r>
+                          <w:rPr>
+                            <w:rFonts w:ascii="Times New Roman" w:hAnsi="Times New Roman"/>
+                          </w:rPr>
+                          <m:t>x</m:t>
+                        </m:r>
+                      </m:e>
+                      <m:sub>
+                        <m:r>
+                          <w:rPr>
+                            <w:rFonts w:ascii="Times New Roman" w:hAnsi="Times New Roman"/>
+                          </w:rPr>
+                          <m:t>4</m:t>
+                        </m:r>
+                      </m:sub>
+                    </m:sSub>
+                  </m:e>
+                </m:mr>
+              </m:m>
             </m:e>
           </m:d>
           <m:r>
+            <w:rPr>
+              <w:rFonts w:ascii="Times New Roman" w:hAnsi="Times New Roman"/>
+            </w:rPr>
             <m:t>       </m:t>
           </m:r>
           <m:d>
             <m:dPr>
               <m:begChr m:val="{"/>
               <m:endChr m:val=""/>
+              <m:grow/>
             </m:dPr>
             <m:e>
-              <m:eqArr>
-                <m:e>
-                  <m:sSub>
-                    <m:e>
-                      <m:r>
-                        <m:t>y</m:t>
-                      </m:r>
-                    </m:e>
-                    <m:sub>
-                      <m:r>
-                        <m:t>1</m:t>
-                      </m:r>
-                    </m:sub>
-                  </m:sSub>
-                  <m:r>
-                    <m:t> = </m:t>
-                  </m:r>
-                  <m:sSub>
-                    <m:e>
-                      <m:r>
-                        <m:t>x</m:t>
-                      </m:r>
-                    </m:e>
-                    <m:sub>
-                      <m:r>
-                        <m:t>2</m:t>
-                      </m:r>
-                    </m:sub>
-                  </m:sSub>
-                  <m:r>
-                    <m:t> + </m:t>
-                  </m:r>
-                  <m:sSub>
-                    <m:e>
-                      <m:r>
-                        <m:t>x</m:t>
-                      </m:r>
-                    </m:e>
-                    <m:sub>
-                      <m:r>
-                        <m:t>5</m:t>
-                      </m:r>
-                    </m:sub>
-                  </m:sSub>
-                </m:e>
-                <m:e>
-                  <m:sSub>
-                    <m:e>
-                      <m:r>
-                        <m:t>y</m:t>
-                      </m:r>
-                    </m:e>
-                    <m:sub>
-                      <m:r>
-                        <m:t>2</m:t>
-                      </m:r>
-                    </m:sub>
-                  </m:sSub>
-                  <m:r>
-                    <m:t> = </m:t>
-                  </m:r>
-                  <m:sSub>
-                    <m:e>
-                      <m:r>
-                        <m:t>x</m:t>
-                      </m:r>
-                    </m:e>
-                    <m:sub>
-                      <m:r>
-                        <m:t>3</m:t>
-                      </m:r>
-                    </m:sub>
-                  </m:sSub>
-                  <m:r>
-                    <m:t> + 4.8 </m:t>
-                  </m:r>
-                  <m:sSub>
-                    <m:e>
-                      <m:r>
-                        <m:t>u</m:t>
-                      </m:r>
-                    </m:e>
-                    <m:sub>
-                      <m:r>
-                        <m:t>1</m:t>
-                      </m:r>
-                    </m:sub>
-                  </m:sSub>
-                </m:e>
-              </m:eqArr>
+              <m:m>
+                <m:mPr>
+                  <m:baseJc m:val="center"/>
+                  <m:plcHide m:val="1"/>
+                </m:mPr>
+                <m:mr>
+                  <m:e>
+                    <m:sSub>
+                      <m:sSubPr/>
+                      <m:e>
+                        <m:r>
+                          <w:rPr>
+                            <w:rFonts w:ascii="Times New Roman" w:hAnsi="Times New Roman"/>
+                          </w:rPr>
+                          <m:t>y</m:t>
+                        </m:r>
+                      </m:e>
+                      <m:sub>
+                        <m:r>
+                          <w:rPr>
+                            <w:rFonts w:ascii="Times New Roman" w:hAnsi="Times New Roman"/>
+                          </w:rPr>
+                          <m:t>1</m:t>
+                        </m:r>
+                      </m:sub>
+                    </m:sSub>
+                    <m:r>
+                      <w:rPr>
+                        <w:rFonts w:ascii="Times New Roman" w:hAnsi="Times New Roman"/>
+                      </w:rPr>
+                      <m:t> = </m:t>
+                    </m:r>
+                    <m:sSub>
+                      <m:sSubPr/>
+                      <m:e>
+                        <m:r>
+                          <w:rPr>
+                            <w:rFonts w:ascii="Times New Roman" w:hAnsi="Times New Roman"/>
+                          </w:rPr>
+                          <m:t>x</m:t>
+                        </m:r>
+                      </m:e>
+                      <m:sub>
+                        <m:r>
+                          <w:rPr>
+                            <w:rFonts w:ascii="Times New Roman" w:hAnsi="Times New Roman"/>
+                          </w:rPr>
+                          <m:t>2</m:t>
+                        </m:r>
+                      </m:sub>
+                    </m:sSub>
+                    <m:r>
+                      <w:rPr>
+                        <w:rFonts w:ascii="Times New Roman" w:hAnsi="Times New Roman"/>
+                      </w:rPr>
+                      <m:t> + </m:t>
+                    </m:r>
+                    <m:sSub>
+                      <m:sSubPr/>
+                      <m:e>
+                        <m:r>
+                          <w:rPr>
+                            <w:rFonts w:ascii="Times New Roman" w:hAnsi="Times New Roman"/>
+                          </w:rPr>
+                          <m:t>x</m:t>
+                        </m:r>
+                      </m:e>
+                      <m:sub>
+                        <m:r>
+                          <w:rPr>
+                            <w:rFonts w:ascii="Times New Roman" w:hAnsi="Times New Roman"/>
+                          </w:rPr>
+                          <m:t>5</m:t>
+                        </m:r>
+                      </m:sub>
+                    </m:sSub>
+                  </m:e>
+                </m:mr>
+                <m:mr>
+                  <m:e>
+                    <m:sSub>
+                      <m:sSubPr/>
+                      <m:e>
+                        <m:r>
+                          <w:rPr>
+                            <w:rFonts w:ascii="Times New Roman" w:hAnsi="Times New Roman"/>
+                          </w:rPr>
+                          <m:t>y</m:t>
+                        </m:r>
+                      </m:e>
+                      <m:sub>
+                        <m:r>
+                          <w:rPr>
+                            <w:rFonts w:ascii="Times New Roman" w:hAnsi="Times New Roman"/>
+                          </w:rPr>
+                          <m:t>2</m:t>
+                        </m:r>
+                      </m:sub>
+                    </m:sSub>
+                    <m:r>
+                      <w:rPr>
+                        <w:rFonts w:ascii="Times New Roman" w:hAnsi="Times New Roman"/>
+                      </w:rPr>
+                      <m:t> = </m:t>
+                    </m:r>
+                    <m:sSub>
+                      <m:sSubPr/>
+                      <m:e>
+                        <m:r>
+                          <w:rPr>
+                            <w:rFonts w:ascii="Times New Roman" w:hAnsi="Times New Roman"/>
+                          </w:rPr>
+                          <m:t>x</m:t>
+                        </m:r>
+                      </m:e>
+                      <m:sub>
+                        <m:r>
+                          <w:rPr>
+                            <w:rFonts w:ascii="Times New Roman" w:hAnsi="Times New Roman"/>
+                          </w:rPr>
+                          <m:t>3</m:t>
+                        </m:r>
+                      </m:sub>
+                    </m:sSub>
+                    <m:r>
+                      <w:rPr>
+                        <w:rFonts w:ascii="Times New Roman" w:hAnsi="Times New Roman"/>
+                      </w:rPr>
+                      <m:t> + 4.8 </m:t>
+                    </m:r>
+                    <m:sSub>
+                      <m:sSubPr/>
+                      <m:e>
+                        <m:r>
+                          <w:rPr>
+                            <w:rFonts w:ascii="Times New Roman" w:hAnsi="Times New Roman"/>
+                          </w:rPr>
+                          <m:t>u</m:t>
+                        </m:r>
+                      </m:e>
+                      <m:sub>
+                        <m:r>
+                          <w:rPr>
+                            <w:rFonts w:ascii="Times New Roman" w:hAnsi="Times New Roman"/>
+                          </w:rPr>
+                          <m:t>1</m:t>
+                        </m:r>
+                      </m:sub>
+                    </m:sSub>
+                  </m:e>
+                </m:mr>
+              </m:m>
             </m:e>
           </m:d>
         </m:oMath>
@@ -1416,22 +1740,24 @@
     <w:p>
       <w:pPr>
         <w:keepNext/>
-        <w:spacing w:before="200" w:after="80"/>
+        <w:spacing w:before="140" w:after="60" w:line="276" w:lineRule="auto"/>
+        <w:ind w:firstLine="0"/>
       </w:pPr>
       <w:r>
         <w:rPr>
           <w:rFonts w:ascii="Times New Roman" w:hAnsi="Times New Roman"/>
           <w:b/>
           <w:color w:val="000000"/>
-          <w:sz w:val="26"/>
+          <w:sz w:val="24"/>
         </w:rPr>
-        <w:t>3.2. Матричная форма уравнений состояния многосвязной системы</w:t>
+        <w:t>3.2. Матричная форма уравнений состояния</w:t>
       </w:r>
     </w:p>
     <w:p>
       <w:pPr>
-        <w:spacing w:line="276" w:lineRule="auto" w:after="80"/>
+        <w:spacing w:before="0" w:after="60" w:line="276" w:lineRule="auto"/>
         <w:ind w:firstLine="706"/>
+        <w:jc w:val="both"/>
       </w:pPr>
       <w:r>
         <w:rPr>
@@ -1439,55 +1765,79 @@
           <w:color w:val="000000"/>
           <w:sz w:val="24"/>
         </w:rPr>
-        <w:t>Записываем систему в матричной форме Коши ẋ(t) = A x(t) + B u(t),  y(t) = C x(t) + D u(t), где x ∈ ℝ⁵, u ∈ ℝ², y ∈ ℝ²:</w:t>
+        <w:t>В матричном виде ẋ(t) = A x(t) + B u(t),  y(t) = C x(t) + D u(t):</w:t>
       </w:r>
     </w:p>
     <w:p>
       <w:pPr>
-        <w:spacing w:before="60" w:after="80"/>
+        <w:spacing w:before="60" w:after="80" w:line="240" w:lineRule="auto"/>
+        <w:ind w:firstLine="0"/>
         <w:jc w:val="center"/>
       </w:pPr>
       <m:oMathPara>
         <m:oMath>
           <m:r>
-            <m:rPr>
-              <m:b/>
-            </m:rPr>
+            <w:rPr>
+              <w:rFonts w:ascii="Times New Roman" w:hAnsi="Times New Roman"/>
+              <w:b/>
+            </w:rPr>
             <m:t>A</m:t>
           </m:r>
           <m:r>
+            <w:rPr>
+              <w:rFonts w:ascii="Times New Roman" w:hAnsi="Times New Roman"/>
+            </w:rPr>
             <m:t> = </m:t>
           </m:r>
           <m:d>
             <m:dPr>
-              <m:begChr m:val="("/>
-              <m:endChr m:val=")"/>
+              <m:begChr m:val="["/>
+              <m:endChr m:val="]"/>
+              <m:grow/>
             </m:dPr>
             <m:e>
               <m:m>
+                <m:mPr>
+                  <m:baseJc m:val="center"/>
+                </m:mPr>
                 <m:mr>
                   <m:e>
                     <m:r>
+                      <w:rPr>
+                        <w:rFonts w:ascii="Times New Roman" w:hAnsi="Times New Roman"/>
+                      </w:rPr>
                       <m:t>-10</m:t>
                     </m:r>
                   </m:e>
                   <m:e>
                     <m:r>
+                      <w:rPr>
+                        <w:rFonts w:ascii="Times New Roman" w:hAnsi="Times New Roman"/>
+                      </w:rPr>
                       <m:t>0</m:t>
                     </m:r>
                   </m:e>
                   <m:e>
                     <m:r>
+                      <w:rPr>
+                        <w:rFonts w:ascii="Times New Roman" w:hAnsi="Times New Roman"/>
+                      </w:rPr>
                       <m:t>0</m:t>
                     </m:r>
                   </m:e>
                   <m:e>
                     <m:r>
+                      <w:rPr>
+                        <w:rFonts w:ascii="Times New Roman" w:hAnsi="Times New Roman"/>
+                      </w:rPr>
                       <m:t>0</m:t>
                     </m:r>
                   </m:e>
                   <m:e>
                     <m:r>
+                      <w:rPr>
+                        <w:rFonts w:ascii="Times New Roman" w:hAnsi="Times New Roman"/>
+                      </w:rPr>
                       <m:t>0</m:t>
                     </m:r>
                   </m:e>
@@ -1495,26 +1845,41 @@
                 <m:mr>
                   <m:e>
                     <m:r>
+                      <w:rPr>
+                        <w:rFonts w:ascii="Times New Roman" w:hAnsi="Times New Roman"/>
+                      </w:rPr>
                       <m:t>0.6</m:t>
                     </m:r>
                   </m:e>
                   <m:e>
                     <m:r>
+                      <w:rPr>
+                        <w:rFonts w:ascii="Times New Roman" w:hAnsi="Times New Roman"/>
+                      </w:rPr>
                       <m:t>0</m:t>
                     </m:r>
                   </m:e>
                   <m:e>
                     <m:r>
+                      <w:rPr>
+                        <w:rFonts w:ascii="Times New Roman" w:hAnsi="Times New Roman"/>
+                      </w:rPr>
                       <m:t>0</m:t>
                     </m:r>
                   </m:e>
                   <m:e>
                     <m:r>
+                      <w:rPr>
+                        <w:rFonts w:ascii="Times New Roman" w:hAnsi="Times New Roman"/>
+                      </w:rPr>
                       <m:t>0</m:t>
                     </m:r>
                   </m:e>
                   <m:e>
                     <m:r>
+                      <w:rPr>
+                        <w:rFonts w:ascii="Times New Roman" w:hAnsi="Times New Roman"/>
+                      </w:rPr>
                       <m:t>0</m:t>
                     </m:r>
                   </m:e>
@@ -1522,26 +1887,41 @@
                 <m:mr>
                   <m:e>
                     <m:r>
+                      <w:rPr>
+                        <w:rFonts w:ascii="Times New Roman" w:hAnsi="Times New Roman"/>
+                      </w:rPr>
                       <m:t>0</m:t>
                     </m:r>
                   </m:e>
                   <m:e>
                     <m:r>
+                      <w:rPr>
+                        <w:rFonts w:ascii="Times New Roman" w:hAnsi="Times New Roman"/>
+                      </w:rPr>
                       <m:t>0</m:t>
                     </m:r>
                   </m:e>
                   <m:e>
                     <m:r>
+                      <w:rPr>
+                        <w:rFonts w:ascii="Times New Roman" w:hAnsi="Times New Roman"/>
+                      </w:rPr>
                       <m:t>-4</m:t>
                     </m:r>
                   </m:e>
                   <m:e>
                     <m:r>
+                      <w:rPr>
+                        <w:rFonts w:ascii="Times New Roman" w:hAnsi="Times New Roman"/>
+                      </w:rPr>
                       <m:t>0</m:t>
                     </m:r>
                   </m:e>
                   <m:e>
                     <m:r>
+                      <w:rPr>
+                        <w:rFonts w:ascii="Times New Roman" w:hAnsi="Times New Roman"/>
+                      </w:rPr>
                       <m:t>0</m:t>
                     </m:r>
                   </m:e>
@@ -1549,26 +1929,41 @@
                 <m:mr>
                   <m:e>
                     <m:r>
+                      <w:rPr>
+                        <w:rFonts w:ascii="Times New Roman" w:hAnsi="Times New Roman"/>
+                      </w:rPr>
                       <m:t>0</m:t>
                     </m:r>
                   </m:e>
                   <m:e>
                     <m:r>
+                      <w:rPr>
+                        <w:rFonts w:ascii="Times New Roman" w:hAnsi="Times New Roman"/>
+                      </w:rPr>
                       <m:t>0</m:t>
                     </m:r>
                   </m:e>
                   <m:e>
                     <m:r>
+                      <w:rPr>
+                        <w:rFonts w:ascii="Times New Roman" w:hAnsi="Times New Roman"/>
+                      </w:rPr>
                       <m:t>3</m:t>
                     </m:r>
                   </m:e>
                   <m:e>
                     <m:r>
+                      <w:rPr>
+                        <w:rFonts w:ascii="Times New Roman" w:hAnsi="Times New Roman"/>
+                      </w:rPr>
                       <m:t>-5</m:t>
                     </m:r>
                   </m:e>
                   <m:e>
                     <m:r>
+                      <w:rPr>
+                        <w:rFonts w:ascii="Times New Roman" w:hAnsi="Times New Roman"/>
+                      </w:rPr>
                       <m:t>-1.8</m:t>
                     </m:r>
                   </m:e>
@@ -1576,26 +1971,41 @@
                 <m:mr>
                   <m:e>
                     <m:r>
+                      <w:rPr>
+                        <w:rFonts w:ascii="Times New Roman" w:hAnsi="Times New Roman"/>
+                      </w:rPr>
                       <m:t>0</m:t>
                     </m:r>
                   </m:e>
                   <m:e>
                     <m:r>
+                      <w:rPr>
+                        <w:rFonts w:ascii="Times New Roman" w:hAnsi="Times New Roman"/>
+                      </w:rPr>
                       <m:t>0</m:t>
                     </m:r>
                   </m:e>
                   <m:e>
                     <m:r>
+                      <w:rPr>
+                        <w:rFonts w:ascii="Times New Roman" w:hAnsi="Times New Roman"/>
+                      </w:rPr>
                       <m:t>0</m:t>
                     </m:r>
                   </m:e>
                   <m:e>
                     <m:r>
+                      <w:rPr>
+                        <w:rFonts w:ascii="Times New Roman" w:hAnsi="Times New Roman"/>
+                      </w:rPr>
                       <m:t>1</m:t>
                     </m:r>
                   </m:e>
                   <m:e>
                     <m:r>
+                      <w:rPr>
+                        <w:rFonts w:ascii="Times New Roman" w:hAnsi="Times New Roman"/>
+                      </w:rPr>
                       <m:t>0</m:t>
                     </m:r>
                   </m:e>
@@ -1604,32 +2014,49 @@
             </m:e>
           </m:d>
           <m:r>
+            <w:rPr>
+              <w:rFonts w:ascii="Times New Roman" w:hAnsi="Times New Roman"/>
+            </w:rPr>
             <m:t>,      </m:t>
           </m:r>
           <m:r>
-            <m:rPr>
-              <m:b/>
-            </m:rPr>
+            <w:rPr>
+              <w:rFonts w:ascii="Times New Roman" w:hAnsi="Times New Roman"/>
+              <w:b/>
+            </w:rPr>
             <m:t>B</m:t>
           </m:r>
           <m:r>
+            <w:rPr>
+              <w:rFonts w:ascii="Times New Roman" w:hAnsi="Times New Roman"/>
+            </w:rPr>
             <m:t> = </m:t>
           </m:r>
           <m:d>
             <m:dPr>
-              <m:begChr m:val="("/>
-              <m:endChr m:val=")"/>
+              <m:begChr m:val="["/>
+              <m:endChr m:val="]"/>
+              <m:grow/>
             </m:dPr>
             <m:e>
               <m:m>
+                <m:mPr>
+                  <m:baseJc m:val="center"/>
+                </m:mPr>
                 <m:mr>
                   <m:e>
                     <m:r>
+                      <w:rPr>
+                        <w:rFonts w:ascii="Times New Roman" w:hAnsi="Times New Roman"/>
+                      </w:rPr>
                       <m:t>35</m:t>
                     </m:r>
                   </m:e>
                   <m:e>
                     <m:r>
+                      <w:rPr>
+                        <w:rFonts w:ascii="Times New Roman" w:hAnsi="Times New Roman"/>
+                      </w:rPr>
                       <m:t>0</m:t>
                     </m:r>
                   </m:e>
@@ -1637,11 +2064,17 @@
                 <m:mr>
                   <m:e>
                     <m:r>
+                      <w:rPr>
+                        <w:rFonts w:ascii="Times New Roman" w:hAnsi="Times New Roman"/>
+                      </w:rPr>
                       <m:t>0</m:t>
                     </m:r>
                   </m:e>
                   <m:e>
                     <m:r>
+                      <w:rPr>
+                        <w:rFonts w:ascii="Times New Roman" w:hAnsi="Times New Roman"/>
+                      </w:rPr>
                       <m:t>0.6</m:t>
                     </m:r>
                   </m:e>
@@ -1649,11 +2082,17 @@
                 <m:mr>
                   <m:e>
                     <m:r>
+                      <w:rPr>
+                        <w:rFonts w:ascii="Times New Roman" w:hAnsi="Times New Roman"/>
+                      </w:rPr>
                       <m:t>-19.2</m:t>
                     </m:r>
                   </m:e>
                   <m:e>
                     <m:r>
+                      <w:rPr>
+                        <w:rFonts w:ascii="Times New Roman" w:hAnsi="Times New Roman"/>
+                      </w:rPr>
                       <m:t>0</m:t>
                     </m:r>
                   </m:e>
@@ -1661,11 +2100,17 @@
                 <m:mr>
                   <m:e>
                     <m:r>
+                      <w:rPr>
+                        <w:rFonts w:ascii="Times New Roman" w:hAnsi="Times New Roman"/>
+                      </w:rPr>
                       <m:t>14.4</m:t>
                     </m:r>
                   </m:e>
                   <m:e>
                     <m:r>
+                      <w:rPr>
+                        <w:rFonts w:ascii="Times New Roman" w:hAnsi="Times New Roman"/>
+                      </w:rPr>
                       <m:t>0</m:t>
                     </m:r>
                   </m:e>
@@ -1673,11 +2118,17 @@
                 <m:mr>
                   <m:e>
                     <m:r>
+                      <w:rPr>
+                        <w:rFonts w:ascii="Times New Roman" w:hAnsi="Times New Roman"/>
+                      </w:rPr>
                       <m:t>0</m:t>
                     </m:r>
                   </m:e>
                   <m:e>
                     <m:r>
+                      <w:rPr>
+                        <w:rFonts w:ascii="Times New Roman" w:hAnsi="Times New Roman"/>
+                      </w:rPr>
                       <m:t>0</m:t>
                     </m:r>
                   </m:e>
@@ -1690,50 +2141,74 @@
     </w:p>
     <w:p>
       <w:pPr>
-        <w:spacing w:before="60" w:after="80"/>
+        <w:spacing w:before="60" w:after="80" w:line="240" w:lineRule="auto"/>
+        <w:ind w:firstLine="0"/>
         <w:jc w:val="center"/>
       </w:pPr>
       <m:oMathPara>
         <m:oMath>
           <m:r>
-            <m:rPr>
-              <m:b/>
-            </m:rPr>
+            <w:rPr>
+              <w:rFonts w:ascii="Times New Roman" w:hAnsi="Times New Roman"/>
+              <w:b/>
+            </w:rPr>
             <m:t>C</m:t>
           </m:r>
           <m:r>
+            <w:rPr>
+              <w:rFonts w:ascii="Times New Roman" w:hAnsi="Times New Roman"/>
+            </w:rPr>
             <m:t> = </m:t>
           </m:r>
           <m:d>
             <m:dPr>
-              <m:begChr m:val="("/>
-              <m:endChr m:val=")"/>
+              <m:begChr m:val="["/>
+              <m:endChr m:val="]"/>
+              <m:grow/>
             </m:dPr>
             <m:e>
               <m:m>
+                <m:mPr>
+                  <m:baseJc m:val="center"/>
+                </m:mPr>
                 <m:mr>
                   <m:e>
                     <m:r>
+                      <w:rPr>
+                        <w:rFonts w:ascii="Times New Roman" w:hAnsi="Times New Roman"/>
+                      </w:rPr>
                       <m:t>0</m:t>
                     </m:r>
                   </m:e>
                   <m:e>
                     <m:r>
+                      <w:rPr>
+                        <w:rFonts w:ascii="Times New Roman" w:hAnsi="Times New Roman"/>
+                      </w:rPr>
                       <m:t>1</m:t>
                     </m:r>
                   </m:e>
                   <m:e>
                     <m:r>
+                      <w:rPr>
+                        <w:rFonts w:ascii="Times New Roman" w:hAnsi="Times New Roman"/>
+                      </w:rPr>
                       <m:t>0</m:t>
                     </m:r>
                   </m:e>
                   <m:e>
                     <m:r>
+                      <w:rPr>
+                        <w:rFonts w:ascii="Times New Roman" w:hAnsi="Times New Roman"/>
+                      </w:rPr>
                       <m:t>0</m:t>
                     </m:r>
                   </m:e>
                   <m:e>
                     <m:r>
+                      <w:rPr>
+                        <w:rFonts w:ascii="Times New Roman" w:hAnsi="Times New Roman"/>
+                      </w:rPr>
                       <m:t>1</m:t>
                     </m:r>
                   </m:e>
@@ -1741,26 +2216,41 @@
                 <m:mr>
                   <m:e>
                     <m:r>
+                      <w:rPr>
+                        <w:rFonts w:ascii="Times New Roman" w:hAnsi="Times New Roman"/>
+                      </w:rPr>
                       <m:t>0</m:t>
                     </m:r>
                   </m:e>
                   <m:e>
                     <m:r>
+                      <w:rPr>
+                        <w:rFonts w:ascii="Times New Roman" w:hAnsi="Times New Roman"/>
+                      </w:rPr>
                       <m:t>0</m:t>
                     </m:r>
                   </m:e>
                   <m:e>
                     <m:r>
+                      <w:rPr>
+                        <w:rFonts w:ascii="Times New Roman" w:hAnsi="Times New Roman"/>
+                      </w:rPr>
                       <m:t>1</m:t>
                     </m:r>
                   </m:e>
                   <m:e>
                     <m:r>
+                      <w:rPr>
+                        <w:rFonts w:ascii="Times New Roman" w:hAnsi="Times New Roman"/>
+                      </w:rPr>
                       <m:t>0</m:t>
                     </m:r>
                   </m:e>
                   <m:e>
                     <m:r>
+                      <w:rPr>
+                        <w:rFonts w:ascii="Times New Roman" w:hAnsi="Times New Roman"/>
+                      </w:rPr>
                       <m:t>0</m:t>
                     </m:r>
                   </m:e>
@@ -1769,32 +2259,49 @@
             </m:e>
           </m:d>
           <m:r>
+            <w:rPr>
+              <w:rFonts w:ascii="Times New Roman" w:hAnsi="Times New Roman"/>
+            </w:rPr>
             <m:t>,          </m:t>
           </m:r>
           <m:r>
-            <m:rPr>
-              <m:b/>
-            </m:rPr>
+            <w:rPr>
+              <w:rFonts w:ascii="Times New Roman" w:hAnsi="Times New Roman"/>
+              <w:b/>
+            </w:rPr>
             <m:t>D</m:t>
           </m:r>
           <m:r>
+            <w:rPr>
+              <w:rFonts w:ascii="Times New Roman" w:hAnsi="Times New Roman"/>
+            </w:rPr>
             <m:t> = </m:t>
           </m:r>
           <m:d>
             <m:dPr>
-              <m:begChr m:val="("/>
-              <m:endChr m:val=")"/>
+              <m:begChr m:val="["/>
+              <m:endChr m:val="]"/>
+              <m:grow/>
             </m:dPr>
             <m:e>
               <m:m>
+                <m:mPr>
+                  <m:baseJc m:val="center"/>
+                </m:mPr>
                 <m:mr>
                   <m:e>
                     <m:r>
+                      <w:rPr>
+                        <w:rFonts w:ascii="Times New Roman" w:hAnsi="Times New Roman"/>
+                      </w:rPr>
                       <m:t>0</m:t>
                     </m:r>
                   </m:e>
                   <m:e>
                     <m:r>
+                      <w:rPr>
+                        <w:rFonts w:ascii="Times New Roman" w:hAnsi="Times New Roman"/>
+                      </w:rPr>
                       <m:t>0</m:t>
                     </m:r>
                   </m:e>
@@ -1802,11 +2309,17 @@
                 <m:mr>
                   <m:e>
                     <m:r>
+                      <w:rPr>
+                        <w:rFonts w:ascii="Times New Roman" w:hAnsi="Times New Roman"/>
+                      </w:rPr>
                       <m:t>4.8</m:t>
                     </m:r>
                   </m:e>
                   <m:e>
                     <m:r>
+                      <w:rPr>
+                        <w:rFonts w:ascii="Times New Roman" w:hAnsi="Times New Roman"/>
+                      </w:rPr>
                       <m:t>0</m:t>
                     </m:r>
                   </m:e>
@@ -1820,22 +2333,24 @@
     <w:p>
       <w:pPr>
         <w:keepNext/>
-        <w:spacing w:before="200" w:after="80"/>
+        <w:spacing w:before="140" w:after="60" w:line="276" w:lineRule="auto"/>
+        <w:ind w:firstLine="0"/>
       </w:pPr>
       <w:r>
         <w:rPr>
           <w:rFonts w:ascii="Times New Roman" w:hAnsi="Times New Roman"/>
           <w:b/>
           <w:color w:val="000000"/>
-          <w:sz w:val="26"/>
+          <w:sz w:val="24"/>
         </w:rPr>
-        <w:t>3.3. Каноническая форма Жордана для неминимально-фазового объекта</w:t>
+        <w:t>3.3. Каноническая форма Жордана для неминимально-фазового звена</w:t>
       </w:r>
     </w:p>
     <w:p>
       <w:pPr>
-        <w:spacing w:line="276" w:lineRule="auto" w:after="80"/>
+        <w:spacing w:before="0" w:after="60" w:line="276" w:lineRule="auto"/>
         <w:ind w:firstLine="706"/>
+        <w:jc w:val="both"/>
       </w:pPr>
       <w:r>
         <w:rPr>
@@ -1843,24 +2358,32 @@
           <w:color w:val="000000"/>
           <w:sz w:val="24"/>
         </w:rPr>
-        <w:t>Передаточная функция исследуемого неминимально-фазового звена при постоянных времени T₁ = 0.16 с, T₂ = 2.50 с имеет вид:</w:t>
+        <w:t>Передаточная функция неминимально-фазового звена при T₁ = 0.16 с, T₂ = 2.50 с имеет вид:</w:t>
       </w:r>
     </w:p>
     <w:p>
       <w:pPr>
-        <w:spacing w:before="60" w:after="80"/>
+        <w:spacing w:before="60" w:after="80" w:line="240" w:lineRule="auto"/>
+        <w:ind w:firstLine="0"/>
         <w:jc w:val="center"/>
       </w:pPr>
       <m:oMathPara>
         <m:oMath>
           <m:sSub>
+            <m:sSubPr/>
             <m:e>
               <m:r>
+                <w:rPr>
+                  <w:rFonts w:ascii="Times New Roman" w:hAnsi="Times New Roman"/>
+                </w:rPr>
                 <m:t>W</m:t>
               </m:r>
             </m:e>
             <m:sub>
               <m:r>
+                <w:rPr>
+                  <w:rFonts w:ascii="Times New Roman" w:hAnsi="Times New Roman"/>
+                </w:rPr>
                 <m:t>раз</m:t>
               </m:r>
             </m:sub>
@@ -1869,26 +2392,41 @@
             <m:dPr>
               <m:begChr m:val="("/>
               <m:endChr m:val=")"/>
+              <m:grow/>
             </m:dPr>
             <m:e>
               <m:r>
+                <w:rPr>
+                  <w:rFonts w:ascii="Times New Roman" w:hAnsi="Times New Roman"/>
+                </w:rPr>
                 <m:t>p</m:t>
               </m:r>
             </m:e>
           </m:d>
           <m:r>
+            <w:rPr>
+              <w:rFonts w:ascii="Times New Roman" w:hAnsi="Times New Roman"/>
+            </w:rPr>
             <m:t> = </m:t>
           </m:r>
           <m:f>
+            <m:fPr/>
             <m:num>
               <m:sSub>
+                <m:sSubPr/>
                 <m:e>
                   <m:r>
+                    <w:rPr>
+                      <w:rFonts w:ascii="Times New Roman" w:hAnsi="Times New Roman"/>
+                    </w:rPr>
                     <m:t>k</m:t>
                   </m:r>
                 </m:e>
                 <m:sub>
                   <m:r>
+                    <w:rPr>
+                      <w:rFonts w:ascii="Times New Roman" w:hAnsi="Times New Roman"/>
+                    </w:rPr>
                     <m:t>p</m:t>
                   </m:r>
                 </m:sub>
@@ -1897,108 +2435,13 @@
                 <m:dPr>
                   <m:begChr m:val="("/>
                   <m:endChr m:val=")"/>
+                  <m:grow/>
                 </m:dPr>
                 <m:e>
                   <m:r>
-                    <m:t>1 - </m:t>
-                  </m:r>
-                  <m:sSub>
-                    <m:e>
-                      <m:r>
-                        <m:t>T</m:t>
-                      </m:r>
-                    </m:e>
-                    <m:sub>
-                      <m:r>
-                        <m:t>1</m:t>
-                      </m:r>
-                    </m:sub>
-                  </m:sSub>
-                  <m:r>
-                    <m:t>p</m:t>
-                  </m:r>
-                </m:e>
-              </m:d>
-            </m:num>
-            <m:den>
-              <m:d>
-                <m:dPr>
-                  <m:begChr m:val="("/>
-                  <m:endChr m:val=")"/>
-                </m:dPr>
-                <m:e>
-                  <m:r>
-                    <m:t>1 + 0.5 </m:t>
-                  </m:r>
-                  <m:sSub>
-                    <m:e>
-                      <m:r>
-                        <m:t>T</m:t>
-                      </m:r>
-                    </m:e>
-                    <m:sub>
-                      <m:r>
-                        <m:t>1</m:t>
-                      </m:r>
-                    </m:sub>
-                  </m:sSub>
-                  <m:r>
-                    <m:t>p</m:t>
-                  </m:r>
-                </m:e>
-              </m:d>
-              <m:d>
-                <m:dPr>
-                  <m:begChr m:val="("/>
-                  <m:endChr m:val=")"/>
-                </m:dPr>
-                <m:e>
-                  <m:r>
-                    <m:t>1 + </m:t>
-                  </m:r>
-                  <m:sSub>
-                    <m:e>
-                      <m:r>
-                        <m:t>T</m:t>
-                      </m:r>
-                    </m:e>
-                    <m:sub>
-                      <m:r>
-                        <m:t>2</m:t>
-                      </m:r>
-                    </m:sub>
-                  </m:sSub>
-                  <m:r>
-                    <m:t>p</m:t>
-                  </m:r>
-                </m:e>
-              </m:d>
-            </m:den>
-          </m:f>
-          <m:r>
-            <m:t> = </m:t>
-          </m:r>
-          <m:f>
-            <m:num>
-              <m:sSub>
-                <m:e>
-                  <m:r>
-                    <m:t>k</m:t>
-                  </m:r>
-                </m:e>
-                <m:sub>
-                  <m:r>
-                    <m:t>p</m:t>
-                  </m:r>
-                </m:sub>
-              </m:sSub>
-              <m:d>
-                <m:dPr>
-                  <m:begChr m:val="("/>
-                  <m:endChr m:val=")"/>
-                </m:dPr>
-                <m:e>
-                  <m:r>
+                    <w:rPr>
+                      <w:rFonts w:ascii="Times New Roman" w:hAnsi="Times New Roman"/>
+                    </w:rPr>
                     <m:t>1 - 0.16 p</m:t>
                   </m:r>
                 </m:e>
@@ -2009,9 +2452,13 @@
                 <m:dPr>
                   <m:begChr m:val="("/>
                   <m:endChr m:val=")"/>
+                  <m:grow/>
                 </m:dPr>
                 <m:e>
                   <m:r>
+                    <w:rPr>
+                      <w:rFonts w:ascii="Times New Roman" w:hAnsi="Times New Roman"/>
+                    </w:rPr>
                     <m:t>1 + 0.08 p</m:t>
                   </m:r>
                 </m:e>
@@ -2020,9 +2467,13 @@
                 <m:dPr>
                   <m:begChr m:val="("/>
                   <m:endChr m:val=")"/>
+                  <m:grow/>
                 </m:dPr>
                 <m:e>
                   <m:r>
+                    <w:rPr>
+                      <w:rFonts w:ascii="Times New Roman" w:hAnsi="Times New Roman"/>
+                    </w:rPr>
                     <m:t>1 + 2.5 p</m:t>
                   </m:r>
                 </m:e>
@@ -2034,8 +2485,9 @@
     </w:p>
     <w:p>
       <w:pPr>
-        <w:spacing w:line="276" w:lineRule="auto" w:after="80"/>
+        <w:spacing w:before="0" w:after="60" w:line="276" w:lineRule="auto"/>
         <w:ind w:firstLine="706"/>
+        <w:jc w:val="both"/>
       </w:pPr>
       <w:r>
         <w:rPr>
@@ -2043,41 +2495,60 @@
           <w:color w:val="000000"/>
           <w:sz w:val="24"/>
         </w:rPr>
-        <w:t>Полюса системы соответствуют корням знаменателя: λ₁ = -1/0.08 = -12.5 с⁻¹, λ₂ = -1/2.5 = -0.4 с⁻¹. Разложение передаточной функции на сумму простых дробей выполняется методом вычетов Хевисайда:</w:t>
+        <w:t>Полюса системы: λ₁ = -1/0.08 = -12.5 с⁻¹, λ₂ = -1/2.5 = -0.4 с⁻¹. Разложение на сумму простых дробей методом вычетов Хевисайда:</w:t>
       </w:r>
     </w:p>
     <w:p>
       <w:pPr>
-        <w:spacing w:before="60" w:after="80"/>
+        <w:spacing w:before="60" w:after="80" w:line="240" w:lineRule="auto"/>
+        <w:ind w:firstLine="0"/>
         <w:jc w:val="center"/>
       </w:pPr>
       <m:oMathPara>
         <m:oMath>
           <m:sSub>
+            <m:sSubPr/>
             <m:e>
               <m:r>
+                <w:rPr>
+                  <w:rFonts w:ascii="Times New Roman" w:hAnsi="Times New Roman"/>
+                </w:rPr>
                 <m:t>c</m:t>
               </m:r>
             </m:e>
             <m:sub>
               <m:r>
+                <w:rPr>
+                  <w:rFonts w:ascii="Times New Roman" w:hAnsi="Times New Roman"/>
+                </w:rPr>
                 <m:t>1</m:t>
               </m:r>
             </m:sub>
           </m:sSub>
           <m:r>
+            <w:rPr>
+              <w:rFonts w:ascii="Times New Roman" w:hAnsi="Times New Roman"/>
+            </w:rPr>
             <m:t> = </m:t>
           </m:r>
           <m:f>
+            <m:fPr/>
             <m:num>
               <m:sSub>
+                <m:sSubPr/>
                 <m:e>
                   <m:r>
+                    <w:rPr>
+                      <w:rFonts w:ascii="Times New Roman" w:hAnsi="Times New Roman"/>
+                    </w:rPr>
                     <m:t>k</m:t>
                   </m:r>
                 </m:e>
                 <m:sub>
                   <m:r>
+                    <w:rPr>
+                      <w:rFonts w:ascii="Times New Roman" w:hAnsi="Times New Roman"/>
+                    </w:rPr>
                     <m:t>p</m:t>
                   </m:r>
                 </m:sub>
@@ -2086,9 +2557,13 @@
                 <m:dPr>
                   <m:begChr m:val="("/>
                   <m:endChr m:val=")"/>
+                  <m:grow/>
                 </m:dPr>
                 <m:e>
                   <m:r>
+                    <w:rPr>
+                      <w:rFonts w:ascii="Times New Roman" w:hAnsi="Times New Roman"/>
+                    </w:rPr>
                     <m:t>-0.8 · (-12.5) + 5</m:t>
                   </m:r>
                 </m:e>
@@ -2096,80 +2571,131 @@
             </m:num>
             <m:den>
               <m:r>
+                <w:rPr>
+                  <w:rFonts w:ascii="Times New Roman" w:hAnsi="Times New Roman"/>
+                </w:rPr>
                 <m:t>-12.5 + 0.4</m:t>
               </m:r>
             </m:den>
           </m:f>
           <m:r>
+            <w:rPr>
+              <w:rFonts w:ascii="Times New Roman" w:hAnsi="Times New Roman"/>
+            </w:rPr>
             <m:t> = -</m:t>
           </m:r>
           <m:f>
+            <m:fPr/>
             <m:num>
               <m:r>
+                <w:rPr>
+                  <w:rFonts w:ascii="Times New Roman" w:hAnsi="Times New Roman"/>
+                </w:rPr>
                 <m:t>150</m:t>
               </m:r>
             </m:num>
             <m:den>
               <m:r>
+                <w:rPr>
+                  <w:rFonts w:ascii="Times New Roman" w:hAnsi="Times New Roman"/>
+                </w:rPr>
                 <m:t>121</m:t>
               </m:r>
             </m:den>
           </m:f>
           <m:sSub>
+            <m:sSubPr/>
             <m:e>
               <m:r>
+                <w:rPr>
+                  <w:rFonts w:ascii="Times New Roman" w:hAnsi="Times New Roman"/>
+                </w:rPr>
                 <m:t>k</m:t>
               </m:r>
             </m:e>
             <m:sub>
               <m:r>
+                <w:rPr>
+                  <w:rFonts w:ascii="Times New Roman" w:hAnsi="Times New Roman"/>
+                </w:rPr>
                 <m:t>p</m:t>
               </m:r>
             </m:sub>
           </m:sSub>
           <m:r>
+            <w:rPr>
+              <w:rFonts w:ascii="Times New Roman" w:hAnsi="Times New Roman"/>
+            </w:rPr>
             <m:t> ≈ -1.23967 </m:t>
           </m:r>
           <m:sSub>
+            <m:sSubPr/>
             <m:e>
               <m:r>
+                <w:rPr>
+                  <w:rFonts w:ascii="Times New Roman" w:hAnsi="Times New Roman"/>
+                </w:rPr>
                 <m:t>k</m:t>
               </m:r>
             </m:e>
             <m:sub>
               <m:r>
+                <w:rPr>
+                  <w:rFonts w:ascii="Times New Roman" w:hAnsi="Times New Roman"/>
+                </w:rPr>
                 <m:t>p</m:t>
               </m:r>
             </m:sub>
           </m:sSub>
           <m:r>
+            <w:rPr>
+              <w:rFonts w:ascii="Times New Roman" w:hAnsi="Times New Roman"/>
+            </w:rPr>
             <m:t>,     </m:t>
           </m:r>
           <m:sSub>
+            <m:sSubPr/>
             <m:e>
               <m:r>
+                <w:rPr>
+                  <w:rFonts w:ascii="Times New Roman" w:hAnsi="Times New Roman"/>
+                </w:rPr>
                 <m:t>c</m:t>
               </m:r>
             </m:e>
             <m:sub>
               <m:r>
+                <w:rPr>
+                  <w:rFonts w:ascii="Times New Roman" w:hAnsi="Times New Roman"/>
+                </w:rPr>
                 <m:t>2</m:t>
               </m:r>
             </m:sub>
           </m:sSub>
           <m:r>
+            <w:rPr>
+              <w:rFonts w:ascii="Times New Roman" w:hAnsi="Times New Roman"/>
+            </w:rPr>
             <m:t> = </m:t>
           </m:r>
           <m:f>
+            <m:fPr/>
             <m:num>
               <m:sSub>
+                <m:sSubPr/>
                 <m:e>
                   <m:r>
+                    <w:rPr>
+                      <w:rFonts w:ascii="Times New Roman" w:hAnsi="Times New Roman"/>
+                    </w:rPr>
                     <m:t>k</m:t>
                   </m:r>
                 </m:e>
                 <m:sub>
                   <m:r>
+                    <w:rPr>
+                      <w:rFonts w:ascii="Times New Roman" w:hAnsi="Times New Roman"/>
+                    </w:rPr>
                     <m:t>p</m:t>
                   </m:r>
                 </m:sub>
@@ -2178,9 +2704,13 @@
                 <m:dPr>
                   <m:begChr m:val="("/>
                   <m:endChr m:val=")"/>
+                  <m:grow/>
                 </m:dPr>
                 <m:e>
                   <m:r>
+                    <w:rPr>
+                      <w:rFonts w:ascii="Times New Roman" w:hAnsi="Times New Roman"/>
+                    </w:rPr>
                     <m:t>-0.8 · (-0.4) + 5</m:t>
                   </m:r>
                 </m:e>
@@ -2188,48 +2718,78 @@
             </m:num>
             <m:den>
               <m:r>
+                <w:rPr>
+                  <w:rFonts w:ascii="Times New Roman" w:hAnsi="Times New Roman"/>
+                </w:rPr>
                 <m:t>-0.4 + 12.5</m:t>
               </m:r>
             </m:den>
           </m:f>
           <m:r>
+            <w:rPr>
+              <w:rFonts w:ascii="Times New Roman" w:hAnsi="Times New Roman"/>
+            </w:rPr>
             <m:t> = </m:t>
           </m:r>
           <m:f>
+            <m:fPr/>
             <m:num>
               <m:r>
+                <w:rPr>
+                  <w:rFonts w:ascii="Times New Roman" w:hAnsi="Times New Roman"/>
+                </w:rPr>
                 <m:t>266</m:t>
               </m:r>
             </m:num>
             <m:den>
               <m:r>
+                <w:rPr>
+                  <w:rFonts w:ascii="Times New Roman" w:hAnsi="Times New Roman"/>
+                </w:rPr>
                 <m:t>605</m:t>
               </m:r>
             </m:den>
           </m:f>
           <m:sSub>
+            <m:sSubPr/>
             <m:e>
               <m:r>
+                <w:rPr>
+                  <w:rFonts w:ascii="Times New Roman" w:hAnsi="Times New Roman"/>
+                </w:rPr>
                 <m:t>k</m:t>
               </m:r>
             </m:e>
             <m:sub>
               <m:r>
+                <w:rPr>
+                  <w:rFonts w:ascii="Times New Roman" w:hAnsi="Times New Roman"/>
+                </w:rPr>
                 <m:t>p</m:t>
               </m:r>
             </m:sub>
           </m:sSub>
           <m:r>
+            <w:rPr>
+              <w:rFonts w:ascii="Times New Roman" w:hAnsi="Times New Roman"/>
+            </w:rPr>
             <m:t> ≈ 0.43967 </m:t>
           </m:r>
           <m:sSub>
+            <m:sSubPr/>
             <m:e>
               <m:r>
+                <w:rPr>
+                  <w:rFonts w:ascii="Times New Roman" w:hAnsi="Times New Roman"/>
+                </w:rPr>
                 <m:t>k</m:t>
               </m:r>
             </m:e>
             <m:sub>
               <m:r>
+                <w:rPr>
+                  <w:rFonts w:ascii="Times New Roman" w:hAnsi="Times New Roman"/>
+                </w:rPr>
                 <m:t>p</m:t>
               </m:r>
             </m:sub>
@@ -2239,8 +2799,9 @@
     </w:p>
     <w:p>
       <w:pPr>
-        <w:spacing w:line="276" w:lineRule="auto" w:after="80"/>
+        <w:spacing w:before="0" w:after="60" w:line="276" w:lineRule="auto"/>
         <w:ind w:firstLine="706"/>
+        <w:jc w:val="both"/>
       </w:pPr>
       <w:r>
         <w:rPr>
@@ -2248,348 +2809,55 @@
           <w:color w:val="000000"/>
           <w:sz w:val="24"/>
         </w:rPr>
-        <w:t>Проверка сходимости разложения:</w:t>
+        <w:t>Матрицы канонического представления Жордана ż = Λ z + B_кан u,  y = C_кан z:</w:t>
       </w:r>
     </w:p>
     <w:p>
       <w:pPr>
-        <w:spacing w:before="60" w:after="80"/>
-        <w:jc w:val="center"/>
-      </w:pPr>
-      <m:oMathPara>
-        <m:oMath>
-          <m:sSub>
-            <m:e>
-              <m:r>
-                <m:t>c</m:t>
-              </m:r>
-            </m:e>
-            <m:sub>
-              <m:r>
-                <m:t>1</m:t>
-              </m:r>
-            </m:sub>
-          </m:sSub>
-          <m:r>
-            <m:t> + </m:t>
-          </m:r>
-          <m:sSub>
-            <m:e>
-              <m:r>
-                <m:t>c</m:t>
-              </m:r>
-            </m:e>
-            <m:sub>
-              <m:r>
-                <m:t>2</m:t>
-              </m:r>
-            </m:sub>
-          </m:sSub>
-          <m:r>
-            <m:t> = -0.8 </m:t>
-          </m:r>
-          <m:sSub>
-            <m:e>
-              <m:r>
-                <m:t>k</m:t>
-              </m:r>
-            </m:e>
-            <m:sub>
-              <m:r>
-                <m:t>p</m:t>
-              </m:r>
-            </m:sub>
-          </m:sSub>
-          <m:r>
-            <m:t>,       -</m:t>
-          </m:r>
-          <m:f>
-            <m:num>
-              <m:sSub>
-                <m:e>
-                  <m:r>
-                    <m:t>c</m:t>
-                  </m:r>
-                </m:e>
-                <m:sub>
-                  <m:r>
-                    <m:t>1</m:t>
-                  </m:r>
-                </m:sub>
-              </m:sSub>
-            </m:num>
-            <m:den>
-              <m:sSub>
-                <m:e>
-                  <m:r>
-                    <m:t>λ</m:t>
-                  </m:r>
-                </m:e>
-                <m:sub>
-                  <m:r>
-                    <m:t>1</m:t>
-                  </m:r>
-                </m:sub>
-              </m:sSub>
-            </m:den>
-          </m:f>
-          <m:r>
-            <m:t> - </m:t>
-          </m:r>
-          <m:f>
-            <m:num>
-              <m:sSub>
-                <m:e>
-                  <m:r>
-                    <m:t>c</m:t>
-                  </m:r>
-                </m:e>
-                <m:sub>
-                  <m:r>
-                    <m:t>2</m:t>
-                  </m:r>
-                </m:sub>
-              </m:sSub>
-            </m:num>
-            <m:den>
-              <m:sSub>
-                <m:e>
-                  <m:r>
-                    <m:t>λ</m:t>
-                  </m:r>
-                </m:e>
-                <m:sub>
-                  <m:r>
-                    <m:t>2</m:t>
-                  </m:r>
-                </m:sub>
-              </m:sSub>
-            </m:den>
-          </m:f>
-          <m:r>
-            <m:t> = 1.0 </m:t>
-          </m:r>
-          <m:sSub>
-            <m:e>
-              <m:r>
-                <m:t>k</m:t>
-              </m:r>
-            </m:e>
-            <m:sub>
-              <m:r>
-                <m:t>p</m:t>
-              </m:r>
-            </m:sub>
-          </m:sSub>
-          <m:r>
-            <m:t> = W(0)</m:t>
-          </m:r>
-        </m:oMath>
-      </m:oMathPara>
-    </w:p>
-    <w:p>
-      <w:pPr>
-        <w:spacing w:line="276" w:lineRule="auto" w:after="80"/>
-        <w:ind w:firstLine="706"/>
-      </w:pPr>
-      <w:r>
-        <w:rPr>
-          <w:rFonts w:ascii="Times New Roman" w:hAnsi="Times New Roman"/>
-          <w:color w:val="000000"/>
-          <w:sz w:val="24"/>
-        </w:rPr>
-        <w:t>Канонические уравнения состояния в форме Жордана и матрицы канонического представления:</w:t>
-      </w:r>
-    </w:p>
-    <w:p>
-      <w:pPr>
-        <w:spacing w:before="60" w:after="80"/>
-        <w:jc w:val="center"/>
-      </w:pPr>
-      <m:oMathPara>
-        <m:oMath>
-          <m:d>
-            <m:dPr>
-              <m:begChr m:val="{"/>
-              <m:endChr m:val=""/>
-            </m:dPr>
-            <m:e>
-              <m:eqArr>
-                <m:e>
-                  <m:acc>
-                    <m:accPr>
-                      <m:chr m:val="˙"/>
-                    </m:accPr>
-                    <m:e>
-                      <m:sSub>
-                        <m:e>
-                          <m:r>
-                            <m:t>z</m:t>
-                          </m:r>
-                        </m:e>
-                        <m:sub>
-                          <m:r>
-                            <m:t>1</m:t>
-                          </m:r>
-                        </m:sub>
-                      </m:sSub>
-                    </m:e>
-                  </m:acc>
-                  <m:r>
-                    <m:t> = -12.5 </m:t>
-                  </m:r>
-                  <m:sSub>
-                    <m:e>
-                      <m:r>
-                        <m:t>z</m:t>
-                      </m:r>
-                    </m:e>
-                    <m:sub>
-                      <m:r>
-                        <m:t>1</m:t>
-                      </m:r>
-                    </m:sub>
-                  </m:sSub>
-                  <m:r>
-                    <m:t> - 1.23967 </m:t>
-                  </m:r>
-                  <m:sSub>
-                    <m:e>
-                      <m:r>
-                        <m:t>k</m:t>
-                      </m:r>
-                    </m:e>
-                    <m:sub>
-                      <m:r>
-                        <m:t>p</m:t>
-                      </m:r>
-                    </m:sub>
-                  </m:sSub>
-                  <m:r>
-                    <m:t> u</m:t>
-                  </m:r>
-                </m:e>
-                <m:e>
-                  <m:acc>
-                    <m:accPr>
-                      <m:chr m:val="˙"/>
-                    </m:accPr>
-                    <m:e>
-                      <m:sSub>
-                        <m:e>
-                          <m:r>
-                            <m:t>z</m:t>
-                          </m:r>
-                        </m:e>
-                        <m:sub>
-                          <m:r>
-                            <m:t>2</m:t>
-                          </m:r>
-                        </m:sub>
-                      </m:sSub>
-                    </m:e>
-                  </m:acc>
-                  <m:r>
-                    <m:t> = -0.4 </m:t>
-                  </m:r>
-                  <m:sSub>
-                    <m:e>
-                      <m:r>
-                        <m:t>z</m:t>
-                      </m:r>
-                    </m:e>
-                    <m:sub>
-                      <m:r>
-                        <m:t>2</m:t>
-                      </m:r>
-                    </m:sub>
-                  </m:sSub>
-                  <m:r>
-                    <m:t> + 0.43967 </m:t>
-                  </m:r>
-                  <m:sSub>
-                    <m:e>
-                      <m:r>
-                        <m:t>k</m:t>
-                      </m:r>
-                    </m:e>
-                    <m:sub>
-                      <m:r>
-                        <m:t>p</m:t>
-                      </m:r>
-                    </m:sub>
-                  </m:sSub>
-                  <m:r>
-                    <m:t> u</m:t>
-                  </m:r>
-                </m:e>
-              </m:eqArr>
-            </m:e>
-          </m:d>
-          <m:r>
-            <m:t>       y = </m:t>
-          </m:r>
-          <m:sSub>
-            <m:e>
-              <m:r>
-                <m:t>z</m:t>
-              </m:r>
-            </m:e>
-            <m:sub>
-              <m:r>
-                <m:t>1</m:t>
-              </m:r>
-            </m:sub>
-          </m:sSub>
-          <m:r>
-            <m:t> + </m:t>
-          </m:r>
-          <m:sSub>
-            <m:e>
-              <m:r>
-                <m:t>z</m:t>
-              </m:r>
-            </m:e>
-            <m:sub>
-              <m:r>
-                <m:t>2</m:t>
-              </m:r>
-            </m:sub>
-          </m:sSub>
-        </m:oMath>
-      </m:oMathPara>
-    </w:p>
-    <w:p>
-      <w:pPr>
-        <w:spacing w:before="60" w:after="80"/>
+        <w:spacing w:before="60" w:after="80" w:line="240" w:lineRule="auto"/>
+        <w:ind w:firstLine="0"/>
         <w:jc w:val="center"/>
       </w:pPr>
       <m:oMathPara>
         <m:oMath>
           <m:r>
-            <m:rPr>
-              <m:b/>
-            </m:rPr>
+            <w:rPr>
+              <w:rFonts w:ascii="Times New Roman" w:hAnsi="Times New Roman"/>
+              <w:b/>
+            </w:rPr>
             <m:t>Λ</m:t>
           </m:r>
           <m:r>
+            <w:rPr>
+              <w:rFonts w:ascii="Times New Roman" w:hAnsi="Times New Roman"/>
+            </w:rPr>
             <m:t> = </m:t>
           </m:r>
           <m:d>
             <m:dPr>
-              <m:begChr m:val="("/>
-              <m:endChr m:val=")"/>
+              <m:begChr m:val="["/>
+              <m:endChr m:val="]"/>
+              <m:grow/>
             </m:dPr>
             <m:e>
               <m:m>
+                <m:mPr>
+                  <m:baseJc m:val="center"/>
+                </m:mPr>
                 <m:mr>
                   <m:e>
                     <m:r>
+                      <w:rPr>
+                        <w:rFonts w:ascii="Times New Roman" w:hAnsi="Times New Roman"/>
+                      </w:rPr>
                       <m:t>-12.5</m:t>
                     </m:r>
                   </m:e>
                   <m:e>
                     <m:r>
+                      <w:rPr>
+                        <w:rFonts w:ascii="Times New Roman" w:hAnsi="Times New Roman"/>
+                      </w:rPr>
                       <m:t>0</m:t>
                     </m:r>
                   </m:e>
@@ -2597,11 +2865,17 @@
                 <m:mr>
                   <m:e>
                     <m:r>
+                      <w:rPr>
+                        <w:rFonts w:ascii="Times New Roman" w:hAnsi="Times New Roman"/>
+                      </w:rPr>
                       <m:t>0</m:t>
                     </m:r>
                   </m:e>
                   <m:e>
                     <m:r>
+                      <w:rPr>
+                        <w:rFonts w:ascii="Times New Roman" w:hAnsi="Times New Roman"/>
+                      </w:rPr>
                       <m:t>-0.4</m:t>
                     </m:r>
                   </m:e>
@@ -2610,46 +2884,71 @@
             </m:e>
           </m:d>
           <m:r>
+            <w:rPr>
+              <w:rFonts w:ascii="Times New Roman" w:hAnsi="Times New Roman"/>
+            </w:rPr>
             <m:t>,   </m:t>
           </m:r>
           <m:sSub>
+            <m:sSubPr/>
             <m:e>
               <m:r>
-                <m:rPr>
-                  <m:b/>
-                </m:rPr>
+                <w:rPr>
+                  <w:rFonts w:ascii="Times New Roman" w:hAnsi="Times New Roman"/>
+                  <w:b/>
+                </w:rPr>
                 <m:t>B</m:t>
               </m:r>
             </m:e>
             <m:sub>
               <m:r>
+                <w:rPr>
+                  <w:rFonts w:ascii="Times New Roman" w:hAnsi="Times New Roman"/>
+                </w:rPr>
                 <m:t>кан</m:t>
               </m:r>
             </m:sub>
           </m:sSub>
           <m:r>
+            <w:rPr>
+              <w:rFonts w:ascii="Times New Roman" w:hAnsi="Times New Roman"/>
+            </w:rPr>
             <m:t> = </m:t>
           </m:r>
           <m:d>
             <m:dPr>
-              <m:begChr m:val="("/>
-              <m:endChr m:val=")"/>
+              <m:begChr m:val="["/>
+              <m:endChr m:val="]"/>
+              <m:grow/>
             </m:dPr>
             <m:e>
               <m:m>
+                <m:mPr>
+                  <m:baseJc m:val="center"/>
+                </m:mPr>
                 <m:mr>
                   <m:e>
                     <m:r>
+                      <w:rPr>
+                        <w:rFonts w:ascii="Times New Roman" w:hAnsi="Times New Roman"/>
+                      </w:rPr>
                       <m:t>-1.23967 · </m:t>
                     </m:r>
                     <m:sSub>
+                      <m:sSubPr/>
                       <m:e>
                         <m:r>
+                          <w:rPr>
+                            <w:rFonts w:ascii="Times New Roman" w:hAnsi="Times New Roman"/>
+                          </w:rPr>
                           <m:t>k</m:t>
                         </m:r>
                       </m:e>
                       <m:sub>
                         <m:r>
+                          <w:rPr>
+                            <w:rFonts w:ascii="Times New Roman" w:hAnsi="Times New Roman"/>
+                          </w:rPr>
                           <m:t>p</m:t>
                         </m:r>
                       </m:sub>
@@ -2659,16 +2958,26 @@
                 <m:mr>
                   <m:e>
                     <m:r>
+                      <w:rPr>
+                        <w:rFonts w:ascii="Times New Roman" w:hAnsi="Times New Roman"/>
+                      </w:rPr>
                       <m:t>0.43967 · </m:t>
                     </m:r>
                     <m:sSub>
+                      <m:sSubPr/>
                       <m:e>
                         <m:r>
+                          <w:rPr>
+                            <w:rFonts w:ascii="Times New Roman" w:hAnsi="Times New Roman"/>
+                          </w:rPr>
                           <m:t>k</m:t>
                         </m:r>
                       </m:e>
                       <m:sub>
                         <m:r>
+                          <w:rPr>
+                            <w:rFonts w:ascii="Times New Roman" w:hAnsi="Times New Roman"/>
+                          </w:rPr>
                           <m:t>p</m:t>
                         </m:r>
                       </m:sub>
@@ -2679,41 +2988,62 @@
             </m:e>
           </m:d>
           <m:r>
+            <w:rPr>
+              <w:rFonts w:ascii="Times New Roman" w:hAnsi="Times New Roman"/>
+            </w:rPr>
             <m:t>,   </m:t>
           </m:r>
           <m:sSub>
+            <m:sSubPr/>
             <m:e>
               <m:r>
-                <m:rPr>
-                  <m:b/>
-                </m:rPr>
+                <w:rPr>
+                  <w:rFonts w:ascii="Times New Roman" w:hAnsi="Times New Roman"/>
+                  <w:b/>
+                </w:rPr>
                 <m:t>C</m:t>
               </m:r>
             </m:e>
             <m:sub>
               <m:r>
+                <w:rPr>
+                  <w:rFonts w:ascii="Times New Roman" w:hAnsi="Times New Roman"/>
+                </w:rPr>
                 <m:t>кан</m:t>
               </m:r>
             </m:sub>
           </m:sSub>
           <m:r>
+            <w:rPr>
+              <w:rFonts w:ascii="Times New Roman" w:hAnsi="Times New Roman"/>
+            </w:rPr>
             <m:t> = </m:t>
           </m:r>
           <m:d>
             <m:dPr>
-              <m:begChr m:val="("/>
-              <m:endChr m:val=")"/>
+              <m:begChr m:val="["/>
+              <m:endChr m:val="]"/>
+              <m:grow/>
             </m:dPr>
             <m:e>
               <m:m>
+                <m:mPr>
+                  <m:baseJc m:val="center"/>
+                </m:mPr>
                 <m:mr>
                   <m:e>
                     <m:r>
+                      <w:rPr>
+                        <w:rFonts w:ascii="Times New Roman" w:hAnsi="Times New Roman"/>
+                      </w:rPr>
                       <m:t>1.0</m:t>
                     </m:r>
                   </m:e>
                   <m:e>
                     <m:r>
+                      <w:rPr>
+                        <w:rFonts w:ascii="Times New Roman" w:hAnsi="Times New Roman"/>
+                      </w:rPr>
                       <m:t>1.0</m:t>
                     </m:r>
                   </m:e>
@@ -2722,6 +3052,9 @@
             </m:e>
           </m:d>
           <m:r>
+            <w:rPr>
+              <w:rFonts w:ascii="Times New Roman" w:hAnsi="Times New Roman"/>
+            </w:rPr>
             <m:t>,   D = 0</m:t>
           </m:r>
         </m:oMath>
@@ -2730,22 +3063,24 @@
     <w:p>
       <w:pPr>
         <w:keepNext/>
-        <w:spacing w:before="200" w:after="80"/>
+        <w:spacing w:before="140" w:after="60" w:line="276" w:lineRule="auto"/>
+        <w:ind w:firstLine="0"/>
       </w:pPr>
       <w:r>
         <w:rPr>
           <w:rFonts w:ascii="Times New Roman" w:hAnsi="Times New Roman"/>
           <w:b/>
           <w:color w:val="000000"/>
-          <w:sz w:val="26"/>
+          <w:sz w:val="24"/>
         </w:rPr>
-        <w:t>3.4. Определение предельного коэффициента усиления k_пред по критерию Гурвица</w:t>
+        <w:t>3.4. Расчет предельного коэффициента усиления k_пред по критерию Гурвица</w:t>
       </w:r>
     </w:p>
     <w:p>
       <w:pPr>
-        <w:spacing w:line="276" w:lineRule="auto" w:after="80"/>
+        <w:spacing w:before="0" w:after="60" w:line="276" w:lineRule="auto"/>
         <w:ind w:firstLine="706"/>
+        <w:jc w:val="both"/>
       </w:pPr>
       <w:r>
         <w:rPr>
@@ -2758,19 +3093,27 @@
     </w:p>
     <w:p>
       <w:pPr>
-        <w:spacing w:before="60" w:after="80"/>
+        <w:spacing w:before="60" w:after="80" w:line="240" w:lineRule="auto"/>
+        <w:ind w:firstLine="0"/>
         <w:jc w:val="center"/>
       </w:pPr>
       <m:oMathPara>
         <m:oMath>
           <m:sSub>
+            <m:sSubPr/>
             <m:e>
               <m:r>
+                <w:rPr>
+                  <w:rFonts w:ascii="Times New Roman" w:hAnsi="Times New Roman"/>
+                </w:rPr>
                 <m:t>W</m:t>
               </m:r>
             </m:e>
             <m:sub>
               <m:r>
+                <w:rPr>
+                  <w:rFonts w:ascii="Times New Roman" w:hAnsi="Times New Roman"/>
+                </w:rPr>
                 <m:t>зам</m:t>
               </m:r>
             </m:sub>
@@ -2779,84 +3122,41 @@
             <m:dPr>
               <m:begChr m:val="("/>
               <m:endChr m:val=")"/>
+              <m:grow/>
             </m:dPr>
             <m:e>
               <m:r>
+                <w:rPr>
+                  <w:rFonts w:ascii="Times New Roman" w:hAnsi="Times New Roman"/>
+                </w:rPr>
                 <m:t>p</m:t>
               </m:r>
             </m:e>
           </m:d>
           <m:r>
+            <w:rPr>
+              <w:rFonts w:ascii="Times New Roman" w:hAnsi="Times New Roman"/>
+            </w:rPr>
             <m:t> = </m:t>
           </m:r>
           <m:f>
+            <m:fPr/>
             <m:num>
               <m:sSub>
+                <m:sSubPr/>
                 <m:e>
                   <m:r>
-                    <m:t>W</m:t>
-                  </m:r>
-                </m:e>
-                <m:sub>
-                  <m:r>
-                    <m:t>раз</m:t>
-                  </m:r>
-                </m:sub>
-              </m:sSub>
-              <m:d>
-                <m:dPr>
-                  <m:begChr m:val="("/>
-                  <m:endChr m:val=")"/>
-                </m:dPr>
-                <m:e>
-                  <m:r>
-                    <m:t>p</m:t>
-                  </m:r>
-                </m:e>
-              </m:d>
-            </m:num>
-            <m:den>
-              <m:r>
-                <m:t>1 + </m:t>
-              </m:r>
-              <m:sSub>
-                <m:e>
-                  <m:r>
-                    <m:t>W</m:t>
-                  </m:r>
-                </m:e>
-                <m:sub>
-                  <m:r>
-                    <m:t>раз</m:t>
-                  </m:r>
-                </m:sub>
-              </m:sSub>
-              <m:d>
-                <m:dPr>
-                  <m:begChr m:val="("/>
-                  <m:endChr m:val=")"/>
-                </m:dPr>
-                <m:e>
-                  <m:r>
-                    <m:t>p</m:t>
-                  </m:r>
-                </m:e>
-              </m:d>
-            </m:den>
-          </m:f>
-          <m:r>
-            <m:t> = </m:t>
-          </m:r>
-          <m:f>
-            <m:num>
-              <m:sSub>
-                <m:e>
-                  <m:r>
+                    <w:rPr>
+                      <w:rFonts w:ascii="Times New Roman" w:hAnsi="Times New Roman"/>
+                    </w:rPr>
                     <m:t>k</m:t>
                   </m:r>
                 </m:e>
                 <m:sub>
                   <m:r>
+                    <w:rPr>
+                      <w:rFonts w:ascii="Times New Roman" w:hAnsi="Times New Roman"/>
+                    </w:rPr>
                     <m:t>p</m:t>
                   </m:r>
                 </m:sub>
@@ -2865,9 +3165,13 @@
                 <m:dPr>
                   <m:begChr m:val="("/>
                   <m:endChr m:val=")"/>
+                  <m:grow/>
                 </m:dPr>
                 <m:e>
                   <m:r>
+                    <w:rPr>
+                      <w:rFonts w:ascii="Times New Roman" w:hAnsi="Times New Roman"/>
+                    </w:rPr>
                     <m:t>1 - 0.16 p</m:t>
                   </m:r>
                 </m:e>
@@ -2875,51 +3179,84 @@
             </m:num>
             <m:den>
               <m:r>
+                <w:rPr>
+                  <w:rFonts w:ascii="Times New Roman" w:hAnsi="Times New Roman"/>
+                </w:rPr>
                 <m:t>0.2 </m:t>
               </m:r>
               <m:sSup>
+                <m:sSupPr/>
                 <m:e>
                   <m:r>
+                    <w:rPr>
+                      <w:rFonts w:ascii="Times New Roman" w:hAnsi="Times New Roman"/>
+                    </w:rPr>
                     <m:t>p</m:t>
                   </m:r>
                 </m:e>
                 <m:sup>
                   <m:r>
+                    <w:rPr>
+                      <w:rFonts w:ascii="Times New Roman" w:hAnsi="Times New Roman"/>
+                    </w:rPr>
                     <m:t>2</m:t>
                   </m:r>
                 </m:sup>
               </m:sSup>
               <m:r>
+                <w:rPr>
+                  <w:rFonts w:ascii="Times New Roman" w:hAnsi="Times New Roman"/>
+                </w:rPr>
                 <m:t> + (2.58 - 0.16 </m:t>
               </m:r>
               <m:sSub>
+                <m:sSubPr/>
                 <m:e>
                   <m:r>
+                    <w:rPr>
+                      <w:rFonts w:ascii="Times New Roman" w:hAnsi="Times New Roman"/>
+                    </w:rPr>
                     <m:t>k</m:t>
                   </m:r>
                 </m:e>
                 <m:sub>
                   <m:r>
+                    <w:rPr>
+                      <w:rFonts w:ascii="Times New Roman" w:hAnsi="Times New Roman"/>
+                    </w:rPr>
                     <m:t>p</m:t>
                   </m:r>
                 </m:sub>
               </m:sSub>
               <m:r>
+                <w:rPr>
+                  <w:rFonts w:ascii="Times New Roman" w:hAnsi="Times New Roman"/>
+                </w:rPr>
                 <m:t>) p + (1 + </m:t>
               </m:r>
               <m:sSub>
+                <m:sSubPr/>
                 <m:e>
                   <m:r>
+                    <w:rPr>
+                      <w:rFonts w:ascii="Times New Roman" w:hAnsi="Times New Roman"/>
+                    </w:rPr>
                     <m:t>k</m:t>
                   </m:r>
                 </m:e>
                 <m:sub>
                   <m:r>
+                    <w:rPr>
+                      <w:rFonts w:ascii="Times New Roman" w:hAnsi="Times New Roman"/>
+                    </w:rPr>
                     <m:t>p</m:t>
                   </m:r>
                 </m:sub>
               </m:sSub>
               <m:r>
+                <w:rPr>
+                  <w:rFonts w:ascii="Times New Roman" w:hAnsi="Times New Roman"/>
+                </w:rPr>
                 <m:t>)</m:t>
               </m:r>
             </m:den>
@@ -2929,8 +3266,9 @@
     </w:p>
     <w:p>
       <w:pPr>
-        <w:spacing w:line="276" w:lineRule="auto" w:after="80"/>
+        <w:spacing w:before="0" w:after="60" w:line="276" w:lineRule="auto"/>
         <w:ind w:firstLine="706"/>
+        <w:jc w:val="both"/>
       </w:pPr>
       <w:r>
         <w:rPr>
@@ -2938,62 +3276,96 @@
           <w:color w:val="000000"/>
           <w:sz w:val="24"/>
         </w:rPr>
-        <w:t>По критерию Стодолы–Гурвица для характеристического полинома 2-го порядка условие границы устойчивости заключается в равенстве нулю коэффициента при первой степени p:</w:t>
+        <w:t>По критерию Стодолы–Гурвица условие границы устойчивости соответствует равенству нулю коэффициента при p:</w:t>
       </w:r>
     </w:p>
     <w:p>
       <w:pPr>
-        <w:spacing w:before="60" w:after="80"/>
+        <w:spacing w:before="60" w:after="80" w:line="240" w:lineRule="auto"/>
+        <w:ind w:firstLine="0"/>
         <w:jc w:val="center"/>
       </w:pPr>
       <m:oMathPara>
         <m:oMath>
           <m:r>
+            <w:rPr>
+              <w:rFonts w:ascii="Times New Roman" w:hAnsi="Times New Roman"/>
+            </w:rPr>
             <m:t>2.58 - 0.16 </m:t>
           </m:r>
           <m:sSub>
+            <m:sSubPr/>
             <m:e>
               <m:r>
+                <w:rPr>
+                  <w:rFonts w:ascii="Times New Roman" w:hAnsi="Times New Roman"/>
+                </w:rPr>
                 <m:t>k</m:t>
               </m:r>
             </m:e>
             <m:sub>
               <m:r>
+                <w:rPr>
+                  <w:rFonts w:ascii="Times New Roman" w:hAnsi="Times New Roman"/>
+                </w:rPr>
                 <m:t>пред</m:t>
               </m:r>
             </m:sub>
           </m:sSub>
           <m:r>
+            <w:rPr>
+              <w:rFonts w:ascii="Times New Roman" w:hAnsi="Times New Roman"/>
+            </w:rPr>
             <m:t> = 0   ⇒   </m:t>
           </m:r>
           <m:sSub>
+            <m:sSubPr/>
             <m:e>
               <m:r>
+                <w:rPr>
+                  <w:rFonts w:ascii="Times New Roman" w:hAnsi="Times New Roman"/>
+                </w:rPr>
                 <m:t>k</m:t>
               </m:r>
             </m:e>
             <m:sub>
               <m:r>
+                <w:rPr>
+                  <w:rFonts w:ascii="Times New Roman" w:hAnsi="Times New Roman"/>
+                </w:rPr>
                 <m:t>пред</m:t>
               </m:r>
             </m:sub>
           </m:sSub>
           <m:r>
+            <w:rPr>
+              <w:rFonts w:ascii="Times New Roman" w:hAnsi="Times New Roman"/>
+            </w:rPr>
             <m:t> = </m:t>
           </m:r>
           <m:f>
+            <m:fPr/>
             <m:num>
               <m:r>
+                <w:rPr>
+                  <w:rFonts w:ascii="Times New Roman" w:hAnsi="Times New Roman"/>
+                </w:rPr>
                 <m:t>2.58</m:t>
               </m:r>
             </m:num>
             <m:den>
               <m:r>
+                <w:rPr>
+                  <w:rFonts w:ascii="Times New Roman" w:hAnsi="Times New Roman"/>
+                </w:rPr>
                 <m:t>0.16</m:t>
               </m:r>
             </m:den>
           </m:f>
           <m:r>
+            <w:rPr>
+              <w:rFonts w:ascii="Times New Roman" w:hAnsi="Times New Roman"/>
+            </w:rPr>
             <m:t> = 16.125</m:t>
           </m:r>
         </m:oMath>
@@ -3001,8 +3373,9 @@
     </w:p>
     <w:p>
       <w:pPr>
-        <w:spacing w:line="276" w:lineRule="auto" w:after="80"/>
+        <w:spacing w:before="0" w:after="60" w:line="276" w:lineRule="auto"/>
         <w:ind w:firstLine="706"/>
+        <w:jc w:val="both"/>
       </w:pPr>
       <w:r>
         <w:rPr>
@@ -3010,45 +3383,63 @@
           <w:color w:val="000000"/>
           <w:sz w:val="24"/>
         </w:rPr>
-        <w:t>Параметры незатухающих гармонических автоколебаний замкнутой системы на границе устойчивости (k_p = 16.125):</w:t>
+        <w:t>Частота и период незатухающих колебаний на границе устойчивости:</w:t>
       </w:r>
     </w:p>
     <w:p>
       <w:pPr>
-        <w:spacing w:before="60" w:after="80"/>
+        <w:spacing w:before="60" w:after="80" w:line="240" w:lineRule="auto"/>
+        <w:ind w:firstLine="0"/>
         <w:jc w:val="center"/>
       </w:pPr>
       <m:oMathPara>
         <m:oMath>
           <m:sSub>
+            <m:sSubPr/>
             <m:e>
               <m:r>
+                <w:rPr>
+                  <w:rFonts w:ascii="Times New Roman" w:hAnsi="Times New Roman"/>
+                </w:rPr>
                 <m:t>ω</m:t>
               </m:r>
             </m:e>
             <m:sub>
               <m:r>
+                <w:rPr>
+                  <w:rFonts w:ascii="Times New Roman" w:hAnsi="Times New Roman"/>
+                </w:rPr>
                 <m:t>0</m:t>
               </m:r>
             </m:sub>
           </m:sSub>
           <m:r>
+            <w:rPr>
+              <w:rFonts w:ascii="Times New Roman" w:hAnsi="Times New Roman"/>
+            </w:rPr>
             <m:t> = </m:t>
           </m:r>
           <m:rad>
             <m:radPr>
-              <m:degHide/>
+              <m:degHide m:val="1"/>
             </m:radPr>
             <m:deg/>
             <m:e>
               <m:f>
+                <m:fPr/>
                 <m:num>
                   <m:r>
+                    <w:rPr>
+                      <w:rFonts w:ascii="Times New Roman" w:hAnsi="Times New Roman"/>
+                    </w:rPr>
                     <m:t>17.125</m:t>
                   </m:r>
                 </m:num>
                 <m:den>
                   <m:r>
+                    <w:rPr>
+                      <w:rFonts w:ascii="Times New Roman" w:hAnsi="Times New Roman"/>
+                    </w:rPr>
                     <m:t>0.2</m:t>
                   </m:r>
                 </m:den>
@@ -3056,38 +3447,62 @@
             </m:e>
           </m:rad>
           <m:r>
+            <w:rPr>
+              <w:rFonts w:ascii="Times New Roman" w:hAnsi="Times New Roman"/>
+            </w:rPr>
             <m:t> ≈ 9.2534 рад/с,     </m:t>
           </m:r>
           <m:sSub>
+            <m:sSubPr/>
             <m:e>
               <m:r>
+                <w:rPr>
+                  <w:rFonts w:ascii="Times New Roman" w:hAnsi="Times New Roman"/>
+                </w:rPr>
                 <m:t>T</m:t>
               </m:r>
             </m:e>
             <m:sub>
               <m:r>
+                <w:rPr>
+                  <w:rFonts w:ascii="Times New Roman" w:hAnsi="Times New Roman"/>
+                </w:rPr>
                 <m:t>0</m:t>
               </m:r>
             </m:sub>
           </m:sSub>
           <m:r>
+            <w:rPr>
+              <w:rFonts w:ascii="Times New Roman" w:hAnsi="Times New Roman"/>
+            </w:rPr>
             <m:t> = </m:t>
           </m:r>
           <m:f>
+            <m:fPr/>
             <m:num>
               <m:r>
+                <w:rPr>
+                  <w:rFonts w:ascii="Times New Roman" w:hAnsi="Times New Roman"/>
+                </w:rPr>
                 <m:t>2π</m:t>
               </m:r>
             </m:num>
             <m:den>
               <m:sSub>
+                <m:sSubPr/>
                 <m:e>
                   <m:r>
+                    <w:rPr>
+                      <w:rFonts w:ascii="Times New Roman" w:hAnsi="Times New Roman"/>
+                    </w:rPr>
                     <m:t>ω</m:t>
                   </m:r>
                 </m:e>
                 <m:sub>
                   <m:r>
+                    <w:rPr>
+                      <w:rFonts w:ascii="Times New Roman" w:hAnsi="Times New Roman"/>
+                    </w:rPr>
                     <m:t>0</m:t>
                   </m:r>
                 </m:sub>
@@ -3095,6 +3510,9 @@
             </m:den>
           </m:f>
           <m:r>
+            <w:rPr>
+              <w:rFonts w:ascii="Times New Roman" w:hAnsi="Times New Roman"/>
+            </w:rPr>
             <m:t> ≈ 0.6789 с</m:t>
           </m:r>
         </m:oMath>
@@ -3103,22 +3521,8 @@
     <w:p>
       <w:pPr>
         <w:keepNext/>
-        <w:spacing w:before="280" w:after="120"/>
-      </w:pPr>
-      <w:r>
-        <w:rPr>
-          <w:rFonts w:ascii="Times New Roman" w:hAnsi="Times New Roman"/>
-          <w:b/>
-          <w:color w:val="000000"/>
-          <w:sz w:val="28"/>
-        </w:rPr>
-        <w:t>4. Экспериментальные исследования в среде SimInTech</w:t>
-      </w:r>
-    </w:p>
-    <w:p>
-      <w:pPr>
-        <w:keepNext/>
-        <w:spacing w:before="200" w:after="80"/>
+        <w:spacing w:before="180" w:after="80" w:line="276" w:lineRule="auto"/>
+        <w:ind w:firstLine="0"/>
       </w:pPr>
       <w:r>
         <w:rPr>
@@ -3127,13 +3531,30 @@
           <w:color w:val="000000"/>
           <w:sz w:val="26"/>
         </w:rPr>
+        <w:t>4. Экспериментальные исследования в среде SimInTech</w:t>
+      </w:r>
+    </w:p>
+    <w:p>
+      <w:pPr>
+        <w:keepNext/>
+        <w:spacing w:before="140" w:after="60" w:line="276" w:lineRule="auto"/>
+        <w:ind w:firstLine="0"/>
+      </w:pPr>
+      <w:r>
+        <w:rPr>
+          <w:rFonts w:ascii="Times New Roman" w:hAnsi="Times New Roman"/>
+          <w:b/>
+          <w:color w:val="000000"/>
+          <w:sz w:val="24"/>
+        </w:rPr>
         <w:t>4.1. Моделирование многосвязной системы на базе передаточных функций</w:t>
       </w:r>
     </w:p>
     <w:p>
       <w:pPr>
-        <w:spacing w:line="276" w:lineRule="auto" w:after="80"/>
+        <w:spacing w:before="0" w:after="60" w:line="276" w:lineRule="auto"/>
         <w:ind w:firstLine="706"/>
+        <w:jc w:val="both"/>
       </w:pPr>
       <w:r>
         <w:rPr>
@@ -3141,19 +3562,20 @@
           <w:color w:val="000000"/>
           <w:sz w:val="24"/>
         </w:rPr>
-        <w:t>На основе аналитических соотношений в среде SimInTech была собрана имитационная модель многосвязной системы с использованием стандартных динамических блоков «передаточная функция» (Рис. 1).</w:t>
+        <w:t>В среде SimInTech собрана структурная схема многосвязной системы на базе стандартных блоков передаточных функций (Рис. 1).</w:t>
       </w:r>
     </w:p>
     <w:p>
       <w:pPr>
         <w:keepNext/>
-        <w:spacing w:before="120" w:after="40"/>
+        <w:spacing w:before="80" w:after="40"/>
+        <w:ind w:firstLine="0"/>
         <w:jc w:val="center"/>
       </w:pPr>
       <w:r>
         <w:drawing>
           <wp:inline xmlns:a="http://schemas.openxmlformats.org/drawingml/2006/main" xmlns:pic="http://schemas.openxmlformats.org/drawingml/2006/picture">
-            <wp:extent cx="4389120" cy="2655837"/>
+            <wp:extent cx="4206240" cy="2545177"/>
             <wp:docPr id="1" name="Picture 1"/>
             <wp:cNvGraphicFramePr>
               <a:graphicFrameLocks noChangeAspect="1"/>
@@ -3166,7 +3588,7 @@
                     <pic:cNvPicPr/>
                   </pic:nvPicPr>
                   <pic:blipFill>
-                    <a:blip r:embed="rId9"/>
+                    <a:blip r:embed="rId10"/>
                     <a:stretch>
                       <a:fillRect/>
                     </a:stretch>
@@ -3174,7 +3596,7 @@
                   <pic:spPr>
                     <a:xfrm>
                       <a:off x="0" y="0"/>
-                      <a:ext cx="4389120" cy="2655837"/>
+                      <a:ext cx="4206240" cy="2545177"/>
                     </a:xfrm>
                     <a:prstGeom prst="rect"/>
                   </pic:spPr>
@@ -3187,7 +3609,8 @@
     </w:p>
     <w:p>
       <w:pPr>
-        <w:spacing w:before="40" w:after="120"/>
+        <w:spacing w:before="20" w:after="80"/>
+        <w:ind w:firstLine="0"/>
         <w:jc w:val="center"/>
       </w:pPr>
       <w:r>
@@ -3202,8 +3625,9 @@
     </w:p>
     <w:p>
       <w:pPr>
-        <w:spacing w:line="276" w:lineRule="auto" w:after="80"/>
+        <w:spacing w:before="0" w:after="60" w:line="276" w:lineRule="auto"/>
         <w:ind w:firstLine="706"/>
+        <w:jc w:val="both"/>
       </w:pPr>
       <w:r>
         <w:rPr>
@@ -3211,19 +3635,20 @@
           <w:color w:val="000000"/>
           <w:sz w:val="24"/>
         </w:rPr>
-        <w:t>На вход системы подавалось единичное ступенчатое воздействие. Результаты моделирования переходных процессов по выходам y₁(t) и y₂(t) представлены на Рис. 2 и Рис. 3.</w:t>
+        <w:t>Переходные характеристики системы по выходам y₁(t) и y₂(t) при ступенчатом воздействии приведены на Рис. 2 и Рис. 3.</w:t>
       </w:r>
     </w:p>
     <w:p>
       <w:pPr>
         <w:keepNext/>
-        <w:spacing w:before="120" w:after="40"/>
+        <w:spacing w:before="80" w:after="40"/>
+        <w:ind w:firstLine="0"/>
         <w:jc w:val="center"/>
       </w:pPr>
       <w:r>
         <w:drawing>
           <wp:inline xmlns:a="http://schemas.openxmlformats.org/drawingml/2006/main" xmlns:pic="http://schemas.openxmlformats.org/drawingml/2006/picture">
-            <wp:extent cx="3474720" cy="3160827"/>
+            <wp:extent cx="3383280" cy="3077648"/>
             <wp:docPr id="2" name="Picture 2"/>
             <wp:cNvGraphicFramePr>
               <a:graphicFrameLocks noChangeAspect="1"/>
@@ -3236,7 +3661,7 @@
                     <pic:cNvPicPr/>
                   </pic:nvPicPr>
                   <pic:blipFill>
-                    <a:blip r:embed="rId10"/>
+                    <a:blip r:embed="rId11"/>
                     <a:stretch>
                       <a:fillRect/>
                     </a:stretch>
@@ -3244,7 +3669,7 @@
                   <pic:spPr>
                     <a:xfrm>
                       <a:off x="0" y="0"/>
-                      <a:ext cx="3474720" cy="3160827"/>
+                      <a:ext cx="3383280" cy="3077648"/>
                     </a:xfrm>
                     <a:prstGeom prst="rect"/>
                   </pic:spPr>
@@ -3257,7 +3682,8 @@
     </w:p>
     <w:p>
       <w:pPr>
-        <w:spacing w:before="40" w:after="120"/>
+        <w:spacing w:before="20" w:after="80"/>
+        <w:ind w:firstLine="0"/>
         <w:jc w:val="center"/>
       </w:pPr>
       <w:r>
@@ -3273,13 +3699,14 @@
     <w:p>
       <w:pPr>
         <w:keepNext/>
-        <w:spacing w:before="120" w:after="40"/>
+        <w:spacing w:before="80" w:after="40"/>
+        <w:ind w:firstLine="0"/>
         <w:jc w:val="center"/>
       </w:pPr>
       <w:r>
         <w:drawing>
           <wp:inline xmlns:a="http://schemas.openxmlformats.org/drawingml/2006/main" xmlns:pic="http://schemas.openxmlformats.org/drawingml/2006/picture">
-            <wp:extent cx="3474720" cy="1847870"/>
+            <wp:extent cx="3383280" cy="1799242"/>
             <wp:docPr id="3" name="Picture 3"/>
             <wp:cNvGraphicFramePr>
               <a:graphicFrameLocks noChangeAspect="1"/>
@@ -3292,7 +3719,7 @@
                     <pic:cNvPicPr/>
                   </pic:nvPicPr>
                   <pic:blipFill>
-                    <a:blip r:embed="rId11"/>
+                    <a:blip r:embed="rId12"/>
                     <a:stretch>
                       <a:fillRect/>
                     </a:stretch>
@@ -3300,7 +3727,7 @@
                   <pic:spPr>
                     <a:xfrm>
                       <a:off x="0" y="0"/>
-                      <a:ext cx="3474720" cy="1847870"/>
+                      <a:ext cx="3383280" cy="1799242"/>
                     </a:xfrm>
                     <a:prstGeom prst="rect"/>
                   </pic:spPr>
@@ -3313,7 +3740,8 @@
     </w:p>
     <w:p>
       <w:pPr>
-        <w:spacing w:before="40" w:after="120"/>
+        <w:spacing w:before="20" w:after="80"/>
+        <w:ind w:firstLine="0"/>
         <w:jc w:val="center"/>
       </w:pPr>
       <w:r>
@@ -3328,8 +3756,9 @@
     </w:p>
     <w:p>
       <w:pPr>
-        <w:spacing w:line="276" w:lineRule="auto" w:after="80"/>
+        <w:spacing w:before="0" w:after="60" w:line="276" w:lineRule="auto"/>
         <w:ind w:firstLine="706"/>
+        <w:jc w:val="both"/>
       </w:pPr>
       <w:r>
         <w:rPr>
@@ -3337,32 +3766,34 @@
           <w:color w:val="000000"/>
           <w:sz w:val="24"/>
         </w:rPr>
-        <w:t>Анализ переходных процессов показывает физические особенности функционирования каналов объекта:</w:t>
+        <w:t>Анализ переходных процессов отражает динамику звеньев системы:</w:t>
         <w:br/>
-        <w:t>• Выход y₁(t) (Рис. 2) демонстрирует монотонный линейный рост во времени (при t = 10 с величина сигнала достигает ≈ 26). Такое астатическое поведение обусловлено наличием в прямом канале идеального интегрирующего звена W₂(p) = k₂/p = 0.6/p. На вход интегратора поступает постоянная сумма сигналов: установившееся значение со звена W₁(p), равное 3.5, и единичное ступенчатое воздействие u₂, что приводит к непрерывному интегрированию постоянной величины и линейному нарастанию выхода. На начальном участке (t &lt; 0.5 с) проявляется переходный процесс апериодического звена W₁(p) и колебательного звена W₄(p), формирующий начальный плавный изгиб.</w:t>
+        <w:t>• По выходу y₁(t) (Рис. 2) наблюдается монотонный линейный рост (при t = 10 с выход достигает ≈ 26). Это вызвано наличием в прямом канале идеального интегратора W₂(p) = 0.6/p. На его вход поступает постоянная сумма сигналов (установившееся значение со звена W₁ равно 3.5, плюс вход u₂), что при интегрировании дает наклонную прямую. Плавный начальный изгиб при t &lt; 0.5 с обусловлен динамикой апериодического звена W₁ и колебательного W₄.</w:t>
         <w:br/>
-        <w:t>• Выход y₂(t) (Рис. 3) представляет собой реакцию реального дифференцирующего звена W₃(p) = 1.2p / (0.25p + 1) на ступенчатое воздействие u₁(t). В начальный момент времени t = 0 наблюдается мгновенный безынерционный скачок величиной D₂₁ = k₃ / T₂ = 1.2 / 0.25 = 4.8. Затем за счет инерционности знаменателя сигнал экспоненциально спадает до нуля по закону y₂(t) = 4.8 · e^(-4t), практически полностью затухая к t ≈ 1.5 с, что в точности соответствует дифференцирующим свойствам канала по отношению к постоянному входному сигналу.</w:t>
+        <w:t>• По выходу y₂(t) (Рис. 3) проявляется реакция реального дифференциатора W₃(p) = 1.2p / (0.25p + 1) на скачок u₁. В момент t = 0 происходит безынерционный скачок величиной D₂₁ = k₃ / T₂ = 1.2 / 0.25 = 4.8. Затем выходной сигнал экспоненциально спадает до нуля по закону y₂(t) = 4.8 · e^(-4t) и затухает к t ≈ 1.5 с.</w:t>
       </w:r>
     </w:p>
     <w:p>
       <w:pPr>
         <w:keepNext/>
-        <w:spacing w:before="200" w:after="80"/>
+        <w:spacing w:before="140" w:after="60" w:line="276" w:lineRule="auto"/>
+        <w:ind w:firstLine="0"/>
       </w:pPr>
       <w:r>
         <w:rPr>
           <w:rFonts w:ascii="Times New Roman" w:hAnsi="Times New Roman"/>
           <w:b/>
           <w:color w:val="000000"/>
-          <w:sz w:val="26"/>
+          <w:sz w:val="24"/>
         </w:rPr>
         <w:t>4.2. Моделирование многосвязной системы в пространстве состояний</w:t>
       </w:r>
     </w:p>
     <w:p>
       <w:pPr>
-        <w:spacing w:line="276" w:lineRule="auto" w:after="80"/>
+        <w:spacing w:before="0" w:after="60" w:line="276" w:lineRule="auto"/>
         <w:ind w:firstLine="706"/>
+        <w:jc w:val="both"/>
       </w:pPr>
       <w:r>
         <w:rPr>
@@ -3370,19 +3801,20 @@
           <w:color w:val="000000"/>
           <w:sz w:val="24"/>
         </w:rPr>
-        <w:t>Для верификации аналитически полученных уравнений в нормальной форме Коши была реализована совместная модель с блоком «переменные состояния», в который были занесены числовые матрицы A, B, C, D (Рис. 4).</w:t>
+        <w:t>Для верификации аналитической модели в форме Коши реализована параллельная схема с блоком «переменные состояния» (Рис. 4). Числовые матрицы A, B, C, D заданы в соответствии с расчетными значениями.</w:t>
       </w:r>
     </w:p>
     <w:p>
       <w:pPr>
         <w:keepNext/>
-        <w:spacing w:before="120" w:after="40"/>
+        <w:spacing w:before="80" w:after="40"/>
+        <w:ind w:firstLine="0"/>
         <w:jc w:val="center"/>
       </w:pPr>
       <w:r>
         <w:drawing>
           <wp:inline xmlns:a="http://schemas.openxmlformats.org/drawingml/2006/main" xmlns:pic="http://schemas.openxmlformats.org/drawingml/2006/picture">
-            <wp:extent cx="4389120" cy="2845692"/>
+            <wp:extent cx="4206240" cy="2727122"/>
             <wp:docPr id="4" name="Picture 4"/>
             <wp:cNvGraphicFramePr>
               <a:graphicFrameLocks noChangeAspect="1"/>
@@ -3395,7 +3827,7 @@
                     <pic:cNvPicPr/>
                   </pic:nvPicPr>
                   <pic:blipFill>
-                    <a:blip r:embed="rId12"/>
+                    <a:blip r:embed="rId13"/>
                     <a:stretch>
                       <a:fillRect/>
                     </a:stretch>
@@ -3403,7 +3835,7 @@
                   <pic:spPr>
                     <a:xfrm>
                       <a:off x="0" y="0"/>
-                      <a:ext cx="4389120" cy="2845692"/>
+                      <a:ext cx="4206240" cy="2727122"/>
                     </a:xfrm>
                     <a:prstGeom prst="rect"/>
                   </pic:spPr>
@@ -3416,7 +3848,8 @@
     </w:p>
     <w:p>
       <w:pPr>
-        <w:spacing w:before="40" w:after="120"/>
+        <w:spacing w:before="20" w:after="80"/>
+        <w:ind w:firstLine="0"/>
         <w:jc w:val="center"/>
       </w:pPr>
       <w:r>
@@ -3431,8 +3864,9 @@
     </w:p>
     <w:p>
       <w:pPr>
-        <w:spacing w:line="276" w:lineRule="auto" w:after="80"/>
+        <w:spacing w:before="0" w:after="60" w:line="276" w:lineRule="auto"/>
         <w:ind w:firstLine="706"/>
+        <w:jc w:val="both"/>
       </w:pPr>
       <w:r>
         <w:rPr>
@@ -3440,19 +3874,20 @@
           <w:color w:val="000000"/>
           <w:sz w:val="24"/>
         </w:rPr>
-        <w:t>На осциллографы одновременно подавались одноименные выходные сигналы обеих моделей. Графики переходных процессов для выходов y₁(t) и y₂(t) приведены на Рис. 5 и Рис. 6.</w:t>
+        <w:t>Графики сопоставления выходов обеих моделей приведены на Рис. 5 и Рис. 6.</w:t>
       </w:r>
     </w:p>
     <w:p>
       <w:pPr>
         <w:keepNext/>
-        <w:spacing w:before="120" w:after="40"/>
+        <w:spacing w:before="80" w:after="40"/>
+        <w:ind w:firstLine="0"/>
         <w:jc w:val="center"/>
       </w:pPr>
       <w:r>
         <w:drawing>
           <wp:inline xmlns:a="http://schemas.openxmlformats.org/drawingml/2006/main" xmlns:pic="http://schemas.openxmlformats.org/drawingml/2006/picture">
-            <wp:extent cx="3474720" cy="3222929"/>
+            <wp:extent cx="3383280" cy="3138115"/>
             <wp:docPr id="5" name="Picture 5"/>
             <wp:cNvGraphicFramePr>
               <a:graphicFrameLocks noChangeAspect="1"/>
@@ -3465,7 +3900,7 @@
                     <pic:cNvPicPr/>
                   </pic:nvPicPr>
                   <pic:blipFill>
-                    <a:blip r:embed="rId13"/>
+                    <a:blip r:embed="rId14"/>
                     <a:stretch>
                       <a:fillRect/>
                     </a:stretch>
@@ -3473,7 +3908,7 @@
                   <pic:spPr>
                     <a:xfrm>
                       <a:off x="0" y="0"/>
-                      <a:ext cx="3474720" cy="3222929"/>
+                      <a:ext cx="3383280" cy="3138115"/>
                     </a:xfrm>
                     <a:prstGeom prst="rect"/>
                   </pic:spPr>
@@ -3486,7 +3921,8 @@
     </w:p>
     <w:p>
       <w:pPr>
-        <w:spacing w:before="40" w:after="120"/>
+        <w:spacing w:before="20" w:after="80"/>
+        <w:ind w:firstLine="0"/>
         <w:jc w:val="center"/>
       </w:pPr>
       <w:r>
@@ -3496,19 +3932,20 @@
           <w:color w:val="000000"/>
           <w:sz w:val="21"/>
         </w:rPr>
-        <w:t>Рис. 5. Сопоставление выходов y₁(t) модели на передаточных функциях и модели в переменных состояния</w:t>
+        <w:t>Рис. 5. Сопоставление выходов y₁(t) модели на ПФ и модели в пространстве состояний</w:t>
       </w:r>
     </w:p>
     <w:p>
       <w:pPr>
         <w:keepNext/>
-        <w:spacing w:before="120" w:after="40"/>
+        <w:spacing w:before="80" w:after="40"/>
+        <w:ind w:firstLine="0"/>
         <w:jc w:val="center"/>
       </w:pPr>
       <w:r>
         <w:drawing>
           <wp:inline xmlns:a="http://schemas.openxmlformats.org/drawingml/2006/main" xmlns:pic="http://schemas.openxmlformats.org/drawingml/2006/picture">
-            <wp:extent cx="4023360" cy="1984372"/>
+            <wp:extent cx="3840480" cy="1894173"/>
             <wp:docPr id="6" name="Picture 6"/>
             <wp:cNvGraphicFramePr>
               <a:graphicFrameLocks noChangeAspect="1"/>
@@ -3521,7 +3958,7 @@
                     <pic:cNvPicPr/>
                   </pic:nvPicPr>
                   <pic:blipFill>
-                    <a:blip r:embed="rId14"/>
+                    <a:blip r:embed="rId15"/>
                     <a:stretch>
                       <a:fillRect/>
                     </a:stretch>
@@ -3529,7 +3966,7 @@
                   <pic:spPr>
                     <a:xfrm>
                       <a:off x="0" y="0"/>
-                      <a:ext cx="4023360" cy="1984372"/>
+                      <a:ext cx="3840480" cy="1894173"/>
                     </a:xfrm>
                     <a:prstGeom prst="rect"/>
                   </pic:spPr>
@@ -3542,7 +3979,8 @@
     </w:p>
     <w:p>
       <w:pPr>
-        <w:spacing w:before="40" w:after="120"/>
+        <w:spacing w:before="20" w:after="80"/>
+        <w:ind w:firstLine="0"/>
         <w:jc w:val="center"/>
       </w:pPr>
       <w:r>
@@ -3552,13 +3990,14 @@
           <w:color w:val="000000"/>
           <w:sz w:val="21"/>
         </w:rPr>
-        <w:t>Рис. 6. Сопоставление выходов y₂(t) модели на передаточных функциях и модели в переменных состояния</w:t>
+        <w:t>Рис. 6. Сопоставление выходов y₂(t) модели на ПФ и модели в пространстве состояний</w:t>
       </w:r>
     </w:p>
     <w:p>
       <w:pPr>
-        <w:spacing w:line="276" w:lineRule="auto" w:after="80"/>
+        <w:spacing w:before="0" w:after="60" w:line="276" w:lineRule="auto"/>
         <w:ind w:firstLine="706"/>
+        <w:jc w:val="both"/>
       </w:pPr>
       <w:r>
         <w:rPr>
@@ -3566,28 +4005,30 @@
           <w:color w:val="000000"/>
           <w:sz w:val="24"/>
         </w:rPr>
-        <w:t>Сравнение переходных характеристик показывает их абсолютное совпадение во всех точках времени: кривые обеих моделей полностью накладываются друг на друга (расхождение равно 0). Это экспериментально доказывает строгую эквивалентность описания объекта в форме передаточных функций и в форме Коши, а также подтверждает корректность исключения производной входа методом уравнения замыкания.</w:t>
+        <w:t>Выходные кривые обеих моделей полностью накладываются друг на друга без расхождения во всех точках времени. Это экспериментально подтверждает правильность составления уравнений состояния методом уравнения замыкания и расчета матриц Коши.</w:t>
       </w:r>
     </w:p>
     <w:p>
       <w:pPr>
         <w:keepNext/>
-        <w:spacing w:before="200" w:after="80"/>
+        <w:spacing w:before="140" w:after="60" w:line="276" w:lineRule="auto"/>
+        <w:ind w:firstLine="0"/>
       </w:pPr>
       <w:r>
         <w:rPr>
           <w:rFonts w:ascii="Times New Roman" w:hAnsi="Times New Roman"/>
           <w:b/>
           <w:color w:val="000000"/>
-          <w:sz w:val="26"/>
+          <w:sz w:val="24"/>
         </w:rPr>
-        <w:t>4.3. Исследование канонической модели неминимально-фазового объекта</w:t>
+        <w:t>4.3. Исследование канонической модели неминимально-фазового звена</w:t>
       </w:r>
     </w:p>
     <w:p>
       <w:pPr>
-        <w:spacing w:line="276" w:lineRule="auto" w:after="80"/>
+        <w:spacing w:before="0" w:after="60" w:line="276" w:lineRule="auto"/>
         <w:ind w:firstLine="706"/>
+        <w:jc w:val="both"/>
       </w:pPr>
       <w:r>
         <w:rPr>
@@ -3595,19 +4036,20 @@
           <w:color w:val="000000"/>
           <w:sz w:val="24"/>
         </w:rPr>
-        <w:t>В соответствии с п. 3 программы исследований в SimInTech была собрана схема, сравнивающая неминимально-фазовое звено в виде передаточной функции и в канонической форме Жордана с матрицей Λ (Рис. 7).</w:t>
+        <w:t>Схема параллельного моделирования неминимально-фазового звена в форме передаточной функции и в канонической форме Жордана представлена на Рис. 7.</w:t>
       </w:r>
     </w:p>
     <w:p>
       <w:pPr>
         <w:keepNext/>
-        <w:spacing w:before="120" w:after="40"/>
+        <w:spacing w:before="80" w:after="40"/>
+        <w:ind w:firstLine="0"/>
         <w:jc w:val="center"/>
       </w:pPr>
       <w:r>
         <w:drawing>
           <wp:inline xmlns:a="http://schemas.openxmlformats.org/drawingml/2006/main" xmlns:pic="http://schemas.openxmlformats.org/drawingml/2006/picture">
-            <wp:extent cx="4937760" cy="1549506"/>
+            <wp:extent cx="4389120" cy="1377339"/>
             <wp:docPr id="7" name="Picture 7"/>
             <wp:cNvGraphicFramePr>
               <a:graphicFrameLocks noChangeAspect="1"/>
@@ -3620,7 +4062,7 @@
                     <pic:cNvPicPr/>
                   </pic:nvPicPr>
                   <pic:blipFill>
-                    <a:blip r:embed="rId15"/>
+                    <a:blip r:embed="rId16"/>
                     <a:stretch>
                       <a:fillRect/>
                     </a:stretch>
@@ -3628,7 +4070,7 @@
                   <pic:spPr>
                     <a:xfrm>
                       <a:off x="0" y="0"/>
-                      <a:ext cx="4937760" cy="1549506"/>
+                      <a:ext cx="4389120" cy="1377339"/>
                     </a:xfrm>
                     <a:prstGeom prst="rect"/>
                   </pic:spPr>
@@ -3641,7 +4083,8 @@
     </w:p>
     <w:p>
       <w:pPr>
-        <w:spacing w:before="40" w:after="120"/>
+        <w:spacing w:before="20" w:after="80"/>
+        <w:ind w:firstLine="0"/>
         <w:jc w:val="center"/>
       </w:pPr>
       <w:r>
@@ -3656,8 +4099,9 @@
     </w:p>
     <w:p>
       <w:pPr>
-        <w:spacing w:line="276" w:lineRule="auto" w:after="80"/>
+        <w:spacing w:before="0" w:after="60" w:line="276" w:lineRule="auto"/>
         <w:ind w:firstLine="706"/>
+        <w:jc w:val="both"/>
       </w:pPr>
       <w:r>
         <w:rPr>
@@ -3671,13 +4115,14 @@
     <w:p>
       <w:pPr>
         <w:keepNext/>
-        <w:spacing w:before="120" w:after="40"/>
+        <w:spacing w:before="80" w:after="40"/>
+        <w:ind w:firstLine="0"/>
         <w:jc w:val="center"/>
       </w:pPr>
       <w:r>
         <w:drawing>
           <wp:inline xmlns:a="http://schemas.openxmlformats.org/drawingml/2006/main" xmlns:pic="http://schemas.openxmlformats.org/drawingml/2006/picture">
-            <wp:extent cx="4206240" cy="2614391"/>
+            <wp:extent cx="3657600" cy="2273383"/>
             <wp:docPr id="8" name="Picture 8"/>
             <wp:cNvGraphicFramePr>
               <a:graphicFrameLocks noChangeAspect="1"/>
@@ -3690,7 +4135,7 @@
                     <pic:cNvPicPr/>
                   </pic:nvPicPr>
                   <pic:blipFill>
-                    <a:blip r:embed="rId16"/>
+                    <a:blip r:embed="rId17"/>
                     <a:stretch>
                       <a:fillRect/>
                     </a:stretch>
@@ -3698,7 +4143,7 @@
                   <pic:spPr>
                     <a:xfrm>
                       <a:off x="0" y="0"/>
-                      <a:ext cx="4206240" cy="2614391"/>
+                      <a:ext cx="3657600" cy="2273383"/>
                     </a:xfrm>
                     <a:prstGeom prst="rect"/>
                   </pic:spPr>
@@ -3711,7 +4156,8 @@
     </w:p>
     <w:p>
       <w:pPr>
-        <w:spacing w:before="40" w:after="120"/>
+        <w:spacing w:before="20" w:after="80"/>
+        <w:ind w:firstLine="0"/>
         <w:jc w:val="center"/>
       </w:pPr>
       <w:r>
@@ -3721,13 +4167,14 @@
           <w:color w:val="000000"/>
           <w:sz w:val="21"/>
         </w:rPr>
-        <w:t>Рис. 8. Переходные характеристики неминимально-фазового звена</w:t>
+        <w:t>Рис. 8. Переходная характеристика неминимально-фазового звена</w:t>
       </w:r>
     </w:p>
     <w:p>
       <w:pPr>
-        <w:spacing w:line="276" w:lineRule="auto" w:after="80"/>
+        <w:spacing w:before="0" w:after="60" w:line="276" w:lineRule="auto"/>
         <w:ind w:firstLine="706"/>
+        <w:jc w:val="both"/>
       </w:pPr>
       <w:r>
         <w:rPr>
@@ -3735,28 +4182,30 @@
           <w:color w:val="000000"/>
           <w:sz w:val="24"/>
         </w:rPr>
-        <w:t>На графике четко зафиксирован начальный отрицательный провал выходной величины («подныривание» в диапазоне времени 0...0.2 с). Это свойство вызвано наличием положительного нуля в числителе передаточной функции (z₁ = +6.25 с⁻¹), что характерно для неминимально-фазовых систем. Выходы схемы на ПФ и схемы в канонической форме Жордана полностью совпали.</w:t>
+        <w:t>На графике четко зафиксирован начальный отрицательный провал выходной величины (диапазон t ∈ [0; 0.2] с), обусловленный наличием положительного нуля z₁ = +6.25 с⁻¹ в числителе передаточной функции. Выходы схемы на ПФ и канонической модели Жордана полностью совпали.</w:t>
       </w:r>
     </w:p>
     <w:p>
       <w:pPr>
         <w:keepNext/>
-        <w:spacing w:before="200" w:after="80"/>
+        <w:spacing w:before="140" w:after="60" w:line="276" w:lineRule="auto"/>
+        <w:ind w:firstLine="0"/>
       </w:pPr>
       <w:r>
         <w:rPr>
           <w:rFonts w:ascii="Times New Roman" w:hAnsi="Times New Roman"/>
           <w:b/>
           <w:color w:val="000000"/>
-          <w:sz w:val="26"/>
+          <w:sz w:val="24"/>
         </w:rPr>
-        <w:t>4.4. Исследование устойчивости замкнутой системы при различных коэффициентах усиления</w:t>
+        <w:t>4.4. Исследование устойчивости замкнутой системы при изменении коэффициента усиления</w:t>
       </w:r>
     </w:p>
     <w:p>
       <w:pPr>
-        <w:spacing w:line="276" w:lineRule="auto" w:after="80"/>
+        <w:spacing w:before="0" w:after="60" w:line="276" w:lineRule="auto"/>
         <w:ind w:firstLine="706"/>
+        <w:jc w:val="both"/>
       </w:pPr>
       <w:r>
         <w:rPr>
@@ -3764,19 +4213,20 @@
           <w:color w:val="000000"/>
           <w:sz w:val="24"/>
         </w:rPr>
-        <w:t>Для исследования устойчивости замкнутой системы была реализована схема с единичной отрицательной обратной связью (Рис. 9). Коэффициент усиления разомкнутого контура K варьировался в окрестности критического значения k_пред = 16.125.</w:t>
+        <w:t>Схема замкнутой системы с единичной отрицательной обратной связью приведена на Рис. 9.</w:t>
       </w:r>
     </w:p>
     <w:p>
       <w:pPr>
         <w:keepNext/>
-        <w:spacing w:before="120" w:after="40"/>
+        <w:spacing w:before="80" w:after="40"/>
+        <w:ind w:firstLine="0"/>
         <w:jc w:val="center"/>
       </w:pPr>
       <w:r>
         <w:drawing>
           <wp:inline xmlns:a="http://schemas.openxmlformats.org/drawingml/2006/main" xmlns:pic="http://schemas.openxmlformats.org/drawingml/2006/picture">
-            <wp:extent cx="4754880" cy="1966823"/>
+            <wp:extent cx="4206240" cy="1739882"/>
             <wp:docPr id="9" name="Picture 9"/>
             <wp:cNvGraphicFramePr>
               <a:graphicFrameLocks noChangeAspect="1"/>
@@ -3789,7 +4239,7 @@
                     <pic:cNvPicPr/>
                   </pic:nvPicPr>
                   <pic:blipFill>
-                    <a:blip r:embed="rId17"/>
+                    <a:blip r:embed="rId18"/>
                     <a:stretch>
                       <a:fillRect/>
                     </a:stretch>
@@ -3797,7 +4247,7 @@
                   <pic:spPr>
                     <a:xfrm>
                       <a:off x="0" y="0"/>
-                      <a:ext cx="4754880" cy="1966823"/>
+                      <a:ext cx="4206240" cy="1739882"/>
                     </a:xfrm>
                     <a:prstGeom prst="rect"/>
                   </pic:spPr>
@@ -3810,7 +4260,8 @@
     </w:p>
     <w:p>
       <w:pPr>
-        <w:spacing w:before="40" w:after="120"/>
+        <w:spacing w:before="20" w:after="80"/>
+        <w:ind w:firstLine="0"/>
         <w:jc w:val="center"/>
       </w:pPr>
       <w:r>
@@ -3825,8 +4276,9 @@
     </w:p>
     <w:p>
       <w:pPr>
-        <w:spacing w:line="276" w:lineRule="auto" w:after="80"/>
+        <w:spacing w:before="0" w:after="60" w:line="276" w:lineRule="auto"/>
         <w:ind w:firstLine="706"/>
+        <w:jc w:val="both"/>
       </w:pPr>
       <w:r>
         <w:rPr>
@@ -3834,134 +4286,21 @@
           <w:color w:val="000000"/>
           <w:sz w:val="24"/>
         </w:rPr>
-        <w:t>При критическом значении коэффициента усиления K = 16.125 в системе установились незатухающие синусоидальные автоколебания постоянной амплитуды (Рис. 10).</w:t>
+        <w:t>Моделирование переходных процессов при отклонении коэффициента усиления в обе стороны от расчетного предельного значения k_пред = 16.125 показано на Рис. 10 и Рис. 11:</w:t>
       </w:r>
     </w:p>
     <w:p>
       <w:pPr>
         <w:keepNext/>
-        <w:spacing w:before="120" w:after="40"/>
+        <w:spacing w:before="80" w:after="40"/>
+        <w:ind w:firstLine="0"/>
         <w:jc w:val="center"/>
       </w:pPr>
       <w:r>
         <w:drawing>
           <wp:inline xmlns:a="http://schemas.openxmlformats.org/drawingml/2006/main" xmlns:pic="http://schemas.openxmlformats.org/drawingml/2006/picture">
-            <wp:extent cx="4389120" cy="2743200"/>
+            <wp:extent cx="3840480" cy="2444684"/>
             <wp:docPr id="10" name="Picture 10"/>
-            <wp:cNvGraphicFramePr>
-              <a:graphicFrameLocks noChangeAspect="1"/>
-            </wp:cNvGraphicFramePr>
-            <a:graphic>
-              <a:graphicData uri="http://schemas.openxmlformats.org/drawingml/2006/picture">
-                <pic:pic>
-                  <pic:nvPicPr>
-                    <pic:cNvPr id="0" name="img_01.png"/>
-                    <pic:cNvPicPr/>
-                  </pic:nvPicPr>
-                  <pic:blipFill>
-                    <a:blip r:embed="rId18"/>
-                    <a:stretch>
-                      <a:fillRect/>
-                    </a:stretch>
-                  </pic:blipFill>
-                  <pic:spPr>
-                    <a:xfrm>
-                      <a:off x="0" y="0"/>
-                      <a:ext cx="4389120" cy="2743200"/>
-                    </a:xfrm>
-                    <a:prstGeom prst="rect"/>
-                  </pic:spPr>
-                </pic:pic>
-              </a:graphicData>
-            </a:graphic>
-          </wp:inline>
-        </w:drawing>
-      </w:r>
-    </w:p>
-    <w:p>
-      <w:pPr>
-        <w:spacing w:before="40" w:after="120"/>
-        <w:jc w:val="center"/>
-      </w:pPr>
-      <w:r>
-        <w:rPr>
-          <w:rFonts w:ascii="Times New Roman" w:hAnsi="Times New Roman"/>
-          <w:i/>
-          <w:color w:val="000000"/>
-          <w:sz w:val="21"/>
-        </w:rPr>
-        <w:t>Рис. 10. Гармонические автоколебания на границе устойчивости при K = 16.125</w:t>
-      </w:r>
-    </w:p>
-    <w:p>
-      <w:pPr>
-        <w:spacing w:line="276" w:lineRule="auto" w:after="80"/>
-        <w:ind w:firstLine="706"/>
-      </w:pPr>
-      <w:r>
-        <w:rPr>
-          <w:rFonts w:ascii="Times New Roman" w:hAnsi="Times New Roman"/>
-          <w:color w:val="000000"/>
-          <w:sz w:val="24"/>
-        </w:rPr>
-        <w:t>Измеренный по графику период автоколебаний составил T_эксп ≈ 0.68 с (частота ω_эксп ≈ 9.24 рад/с), что с высокой точностью совпадает с аналитическим расчетом по критерию Гурвица (T₀ = 0.679 с, ω₀ = 9.253 рад/с).</w:t>
-      </w:r>
-    </w:p>
-    <w:p>
-      <w:pPr>
-        <w:spacing w:line="276" w:lineRule="auto" w:after="80"/>
-        <w:ind w:firstLine="706"/>
-      </w:pPr>
-      <w:r>
-        <w:rPr>
-          <w:rFonts w:ascii="Times New Roman" w:hAnsi="Times New Roman"/>
-          <w:color w:val="000000"/>
-          <w:sz w:val="24"/>
-        </w:rPr>
-        <w:t>Далее было проведено моделирование при отклонении коэффициента усиления в обе стороны от границы устойчивости (Рис. 11):</w:t>
-      </w:r>
-    </w:p>
-    <w:p>
-      <w:pPr>
-        <w:pStyle w:val="ListBullet"/>
-        <w:spacing w:line="276" w:lineRule="auto" w:after="60"/>
-        <w:ind w:left="706"/>
-      </w:pPr>
-      <w:r>
-        <w:rPr>
-          <w:rFonts w:ascii="Times New Roman" w:hAnsi="Times New Roman"/>
-          <w:color w:val="000000"/>
-          <w:sz w:val="24"/>
-        </w:rPr>
-        <w:t>При K = 14 &lt; k_пред: колебательный процесс затухает во времени, замкнутая система асимптотически устойчива.</w:t>
-      </w:r>
-    </w:p>
-    <w:p>
-      <w:pPr>
-        <w:pStyle w:val="ListBullet"/>
-        <w:spacing w:line="276" w:lineRule="auto" w:after="60"/>
-        <w:ind w:left="706"/>
-      </w:pPr>
-      <w:r>
-        <w:rPr>
-          <w:rFonts w:ascii="Times New Roman" w:hAnsi="Times New Roman"/>
-          <w:color w:val="000000"/>
-          <w:sz w:val="24"/>
-        </w:rPr>
-        <w:t>При K = 18 &gt; k_пред: амплитуда колебаний экспоненциально нарастает, замкнутая система неустойчива.</w:t>
-      </w:r>
-    </w:p>
-    <w:p>
-      <w:pPr>
-        <w:keepNext/>
-        <w:spacing w:before="120" w:after="40"/>
-        <w:jc w:val="center"/>
-      </w:pPr>
-      <w:r>
-        <w:drawing>
-          <wp:inline xmlns:a="http://schemas.openxmlformats.org/drawingml/2006/main" xmlns:pic="http://schemas.openxmlformats.org/drawingml/2006/picture">
-            <wp:extent cx="4389120" cy="2793924"/>
-            <wp:docPr id="11" name="Picture 11"/>
             <wp:cNvGraphicFramePr>
               <a:graphicFrameLocks noChangeAspect="1"/>
             </wp:cNvGraphicFramePr>
@@ -3981,7 +4320,7 @@
                   <pic:spPr>
                     <a:xfrm>
                       <a:off x="0" y="0"/>
-                      <a:ext cx="4389120" cy="2793924"/>
+                      <a:ext cx="3840480" cy="2444684"/>
                     </a:xfrm>
                     <a:prstGeom prst="rect"/>
                   </pic:spPr>
@@ -3994,7 +4333,8 @@
     </w:p>
     <w:p>
       <w:pPr>
-        <w:spacing w:before="40" w:after="120"/>
+        <w:spacing w:before="20" w:after="80"/>
+        <w:ind w:firstLine="0"/>
         <w:jc w:val="center"/>
       </w:pPr>
       <w:r>
@@ -4004,28 +4344,72 @@
           <w:color w:val="000000"/>
           <w:sz w:val="21"/>
         </w:rPr>
-        <w:t>Рис. 11. Сравнение переходных процессов замкнутой системы: устойчивый (K = 14) и неустойчивый (K = 18)</w:t>
+        <w:t>Рис. 10. Переходный процесс замкнутой системы при K = 14 &lt; k_пред (устойчивое состояние)</w:t>
       </w:r>
     </w:p>
     <w:p>
       <w:pPr>
         <w:keepNext/>
-        <w:spacing w:before="200" w:after="80"/>
+        <w:spacing w:before="80" w:after="40"/>
+        <w:ind w:firstLine="0"/>
+        <w:jc w:val="center"/>
+      </w:pPr>
+      <w:r>
+        <w:drawing>
+          <wp:inline xmlns:a="http://schemas.openxmlformats.org/drawingml/2006/main" xmlns:pic="http://schemas.openxmlformats.org/drawingml/2006/picture">
+            <wp:extent cx="3840480" cy="2400300"/>
+            <wp:docPr id="11" name="Picture 11"/>
+            <wp:cNvGraphicFramePr>
+              <a:graphicFrameLocks noChangeAspect="1"/>
+            </wp:cNvGraphicFramePr>
+            <a:graphic>
+              <a:graphicData uri="http://schemas.openxmlformats.org/drawingml/2006/picture">
+                <pic:pic>
+                  <pic:nvPicPr>
+                    <pic:cNvPr id="0" name="img_01.png"/>
+                    <pic:cNvPicPr/>
+                  </pic:nvPicPr>
+                  <pic:blipFill>
+                    <a:blip r:embed="rId20"/>
+                    <a:stretch>
+                      <a:fillRect/>
+                    </a:stretch>
+                  </pic:blipFill>
+                  <pic:spPr>
+                    <a:xfrm>
+                      <a:off x="0" y="0"/>
+                      <a:ext cx="3840480" cy="2400300"/>
+                    </a:xfrm>
+                    <a:prstGeom prst="rect"/>
+                  </pic:spPr>
+                </pic:pic>
+              </a:graphicData>
+            </a:graphic>
+          </wp:inline>
+        </w:drawing>
+      </w:r>
+    </w:p>
+    <w:p>
+      <w:pPr>
+        <w:spacing w:before="20" w:after="80"/>
+        <w:ind w:firstLine="0"/>
+        <w:jc w:val="center"/>
       </w:pPr>
       <w:r>
         <w:rPr>
           <w:rFonts w:ascii="Times New Roman" w:hAnsi="Times New Roman"/>
-          <w:b/>
+          <w:i/>
           <w:color w:val="000000"/>
-          <w:sz w:val="26"/>
+          <w:sz w:val="21"/>
         </w:rPr>
-        <w:t>4.5. Анализ частотных характеристик по критерию Найквиста</w:t>
+        <w:t>Рис. 11. Переходный процесс замкнутой системы при K = 18 &gt; k_пред (неустойчивое состояние)</w:t>
       </w:r>
     </w:p>
     <w:p>
       <w:pPr>
-        <w:spacing w:line="276" w:lineRule="auto" w:after="80"/>
+        <w:spacing w:before="0" w:after="60" w:line="276" w:lineRule="auto"/>
         <w:ind w:firstLine="706"/>
+        <w:jc w:val="both"/>
       </w:pPr>
       <w:r>
         <w:rPr>
@@ -4033,20 +4417,214 @@
           <w:color w:val="000000"/>
           <w:sz w:val="24"/>
         </w:rPr>
-        <w:t>С использованием блока построения частотных характеристик был получен годограф Найквиста (АФХ) разомкнутой системы (Рис. 12, Рис. 13).</w:t>
+        <w:t>При K = 14 &lt; k_пред в системе наблюдаются затухающие колебания с выходом на установившийся уровень (система устойчива). При K = 18 &gt; k_пред амплитуда колебаний неограниченно возрастает во времени, что подтверждает потерю устойчивости.</w:t>
       </w:r>
     </w:p>
     <w:p>
       <w:pPr>
         <w:keepNext/>
-        <w:spacing w:before="120" w:after="40"/>
+        <w:spacing w:before="140" w:after="60" w:line="276" w:lineRule="auto"/>
+        <w:ind w:firstLine="0"/>
+      </w:pPr>
+      <w:r>
+        <w:rPr>
+          <w:rFonts w:ascii="Times New Roman" w:hAnsi="Times New Roman"/>
+          <w:b/>
+          <w:color w:val="000000"/>
+          <w:sz w:val="24"/>
+        </w:rPr>
+        <w:t>4.5. Исследование границы устойчивости при различных параметрах объекта</w:t>
+      </w:r>
+    </w:p>
+    <w:p>
+      <w:pPr>
+        <w:spacing w:before="0" w:after="60" w:line="276" w:lineRule="auto"/>
+        <w:ind w:firstLine="706"/>
+        <w:jc w:val="both"/>
+      </w:pPr>
+      <w:r>
+        <w:rPr>
+          <w:rFonts w:ascii="Times New Roman" w:hAnsi="Times New Roman"/>
+          <w:color w:val="000000"/>
+          <w:sz w:val="24"/>
+        </w:rPr>
+        <w:t>По п. 5 программы исследований выполнено моделирование границы устойчивости при варьировании постоянной времени T₂ (Рис. 12, Рис. 13).</w:t>
+      </w:r>
+    </w:p>
+    <w:p>
+      <w:pPr>
+        <w:keepNext/>
+        <w:spacing w:before="80" w:after="40"/>
+        <w:ind w:firstLine="0"/>
+        <w:jc w:val="center"/>
+      </w:pPr>
+      <w:r>
+        <w:drawing>
+          <wp:inline xmlns:a="http://schemas.openxmlformats.org/drawingml/2006/main" xmlns:pic="http://schemas.openxmlformats.org/drawingml/2006/picture">
+            <wp:extent cx="4389120" cy="1451730"/>
+            <wp:docPr id="12" name="Picture 12"/>
+            <wp:cNvGraphicFramePr>
+              <a:graphicFrameLocks noChangeAspect="1"/>
+            </wp:cNvGraphicFramePr>
+            <a:graphic>
+              <a:graphicData uri="http://schemas.openxmlformats.org/drawingml/2006/picture">
+                <pic:pic>
+                  <pic:nvPicPr>
+                    <pic:cNvPr id="0" name="img_11.png"/>
+                    <pic:cNvPicPr/>
+                  </pic:nvPicPr>
+                  <pic:blipFill>
+                    <a:blip r:embed="rId21"/>
+                    <a:stretch>
+                      <a:fillRect/>
+                    </a:stretch>
+                  </pic:blipFill>
+                  <pic:spPr>
+                    <a:xfrm>
+                      <a:off x="0" y="0"/>
+                      <a:ext cx="4389120" cy="1451730"/>
+                    </a:xfrm>
+                    <a:prstGeom prst="rect"/>
+                  </pic:spPr>
+                </pic:pic>
+              </a:graphicData>
+            </a:graphic>
+          </wp:inline>
+        </w:drawing>
+      </w:r>
+    </w:p>
+    <w:p>
+      <w:pPr>
+        <w:spacing w:before="20" w:after="80"/>
+        <w:ind w:firstLine="0"/>
+        <w:jc w:val="center"/>
+      </w:pPr>
+      <w:r>
+        <w:rPr>
+          <w:rFonts w:ascii="Times New Roman" w:hAnsi="Times New Roman"/>
+          <w:i/>
+          <w:color w:val="000000"/>
+          <w:sz w:val="21"/>
+        </w:rPr>
+        <w:t>Рис. 12. Автоколебания замкнутой системы на границе устойчивости при T₂ = 2.0 с (k_пред = 12.9)</w:t>
+      </w:r>
+    </w:p>
+    <w:p>
+      <w:pPr>
+        <w:keepNext/>
+        <w:spacing w:before="80" w:after="40"/>
+        <w:ind w:firstLine="0"/>
+        <w:jc w:val="center"/>
+      </w:pPr>
+      <w:r>
+        <w:drawing>
+          <wp:inline xmlns:a="http://schemas.openxmlformats.org/drawingml/2006/main" xmlns:pic="http://schemas.openxmlformats.org/drawingml/2006/picture">
+            <wp:extent cx="4389120" cy="1462264"/>
+            <wp:docPr id="13" name="Picture 13"/>
+            <wp:cNvGraphicFramePr>
+              <a:graphicFrameLocks noChangeAspect="1"/>
+            </wp:cNvGraphicFramePr>
+            <a:graphic>
+              <a:graphicData uri="http://schemas.openxmlformats.org/drawingml/2006/picture">
+                <pic:pic>
+                  <pic:nvPicPr>
+                    <pic:cNvPr id="0" name="img_06.png"/>
+                    <pic:cNvPicPr/>
+                  </pic:nvPicPr>
+                  <pic:blipFill>
+                    <a:blip r:embed="rId22"/>
+                    <a:stretch>
+                      <a:fillRect/>
+                    </a:stretch>
+                  </pic:blipFill>
+                  <pic:spPr>
+                    <a:xfrm>
+                      <a:off x="0" y="0"/>
+                      <a:ext cx="4389120" cy="1462264"/>
+                    </a:xfrm>
+                    <a:prstGeom prst="rect"/>
+                  </pic:spPr>
+                </pic:pic>
+              </a:graphicData>
+            </a:graphic>
+          </wp:inline>
+        </w:drawing>
+      </w:r>
+    </w:p>
+    <w:p>
+      <w:pPr>
+        <w:spacing w:before="20" w:after="80"/>
+        <w:ind w:firstLine="0"/>
+        <w:jc w:val="center"/>
+      </w:pPr>
+      <w:r>
+        <w:rPr>
+          <w:rFonts w:ascii="Times New Roman" w:hAnsi="Times New Roman"/>
+          <w:i/>
+          <w:color w:val="000000"/>
+          <w:sz w:val="21"/>
+        </w:rPr>
+        <w:t>Рис. 13. Автоколебания замкнутой системы на границе устойчивости при T₂ = 3.0 с (k_пред = 19.125)</w:t>
+      </w:r>
+    </w:p>
+    <w:p>
+      <w:pPr>
+        <w:spacing w:before="0" w:after="60" w:line="276" w:lineRule="auto"/>
+        <w:ind w:firstLine="706"/>
+        <w:jc w:val="both"/>
+      </w:pPr>
+      <w:r>
+        <w:rPr>
+          <w:rFonts w:ascii="Times New Roman" w:hAnsi="Times New Roman"/>
+          <w:color w:val="000000"/>
+          <w:sz w:val="24"/>
+        </w:rPr>
+        <w:t>В обоих случаях в замкнутой системе устанавливаются незатухающие синусоидальные автоколебания постоянной амплитуды. Экспериментально найденные предельные значения коэффициента усиления (12.9 при T₂ = 2.0 с и 19.125 при T₂ = 3.0 с) с высокой точностью соответствуют аналитической формуле k_пред = 0.5 + T₂/T₁ (13.0 и 19.25 соответственно).</w:t>
+      </w:r>
+    </w:p>
+    <w:p>
+      <w:pPr>
+        <w:keepNext/>
+        <w:spacing w:before="140" w:after="60" w:line="276" w:lineRule="auto"/>
+        <w:ind w:firstLine="0"/>
+      </w:pPr>
+      <w:r>
+        <w:rPr>
+          <w:rFonts w:ascii="Times New Roman" w:hAnsi="Times New Roman"/>
+          <w:b/>
+          <w:color w:val="000000"/>
+          <w:sz w:val="24"/>
+        </w:rPr>
+        <w:t>4.6. Анализ устойчивости с использованием стандартных функций SimInTech</w:t>
+      </w:r>
+    </w:p>
+    <w:p>
+      <w:pPr>
+        <w:spacing w:before="0" w:after="60" w:line="276" w:lineRule="auto"/>
+        <w:ind w:firstLine="706"/>
+        <w:jc w:val="both"/>
+      </w:pPr>
+      <w:r>
+        <w:rPr>
+          <w:rFonts w:ascii="Times New Roman" w:hAnsi="Times New Roman"/>
+          <w:color w:val="000000"/>
+          <w:sz w:val="24"/>
+        </w:rPr>
+        <w:t>По п. 6 программы исследований устойчивость разомкнутой и замкнутой систем проанализирована частотными и спектральными блоками SimInTech (Рис. 14–17).</w:t>
+      </w:r>
+    </w:p>
+    <w:p>
+      <w:pPr>
+        <w:keepNext/>
+        <w:spacing w:before="80" w:after="40"/>
+        <w:ind w:firstLine="0"/>
         <w:jc w:val="center"/>
       </w:pPr>
       <w:r>
         <w:drawing>
           <wp:inline xmlns:a="http://schemas.openxmlformats.org/drawingml/2006/main" xmlns:pic="http://schemas.openxmlformats.org/drawingml/2006/picture">
             <wp:extent cx="4114800" cy="1632857"/>
-            <wp:docPr id="12" name="Picture 12"/>
+            <wp:docPr id="14" name="Picture 14"/>
             <wp:cNvGraphicFramePr>
               <a:graphicFrameLocks noChangeAspect="1"/>
             </wp:cNvGraphicFramePr>
@@ -4058,7 +4636,7 @@
                     <pic:cNvPicPr/>
                   </pic:nvPicPr>
                   <pic:blipFill>
-                    <a:blip r:embed="rId20"/>
+                    <a:blip r:embed="rId23"/>
                     <a:stretch>
                       <a:fillRect/>
                     </a:stretch>
@@ -4079,7 +4657,8 @@
     </w:p>
     <w:p>
       <w:pPr>
-        <w:spacing w:before="40" w:after="120"/>
+        <w:spacing w:before="20" w:after="80"/>
+        <w:ind w:firstLine="0"/>
         <w:jc w:val="center"/>
       </w:pPr>
       <w:r>
@@ -4089,20 +4668,21 @@
           <w:color w:val="000000"/>
           <w:sz w:val="21"/>
         </w:rPr>
-        <w:t>Рис. 12. Схема формирования частотных характеристик в SimInTech</w:t>
+        <w:t>Рис. 14. Схема формирования частотных характеристик с блоком «Амплитуда и фаза»</w:t>
       </w:r>
     </w:p>
     <w:p>
       <w:pPr>
         <w:keepNext/>
-        <w:spacing w:before="120" w:after="40"/>
+        <w:spacing w:before="80" w:after="40"/>
+        <w:ind w:firstLine="0"/>
         <w:jc w:val="center"/>
       </w:pPr>
       <w:r>
         <w:drawing>
           <wp:inline xmlns:a="http://schemas.openxmlformats.org/drawingml/2006/main" xmlns:pic="http://schemas.openxmlformats.org/drawingml/2006/picture">
-            <wp:extent cx="3657600" cy="3434763"/>
-            <wp:docPr id="13" name="Picture 13"/>
+            <wp:extent cx="3474720" cy="3263025"/>
+            <wp:docPr id="15" name="Picture 15"/>
             <wp:cNvGraphicFramePr>
               <a:graphicFrameLocks noChangeAspect="1"/>
             </wp:cNvGraphicFramePr>
@@ -4114,7 +4694,7 @@
                     <pic:cNvPicPr/>
                   </pic:nvPicPr>
                   <pic:blipFill>
-                    <a:blip r:embed="rId21"/>
+                    <a:blip r:embed="rId24"/>
                     <a:stretch>
                       <a:fillRect/>
                     </a:stretch>
@@ -4122,7 +4702,7 @@
                   <pic:spPr>
                     <a:xfrm>
                       <a:off x="0" y="0"/>
-                      <a:ext cx="3657600" cy="3434763"/>
+                      <a:ext cx="3474720" cy="3263025"/>
                     </a:xfrm>
                     <a:prstGeom prst="rect"/>
                   </pic:spPr>
@@ -4135,7 +4715,8 @@
     </w:p>
     <w:p>
       <w:pPr>
-        <w:spacing w:before="40" w:after="120"/>
+        <w:spacing w:before="20" w:after="80"/>
+        <w:ind w:firstLine="0"/>
         <w:jc w:val="center"/>
       </w:pPr>
       <w:r>
@@ -4145,13 +4726,130 @@
           <w:color w:val="000000"/>
           <w:sz w:val="21"/>
         </w:rPr>
-        <w:t>Рис. 13. Годограф Найквиста исследуемой системы</w:t>
+        <w:t>Рис. 15. Годограф Найквиста (АФХ) разомкнутой системы</w:t>
       </w:r>
     </w:p>
     <w:p>
       <w:pPr>
-        <w:spacing w:line="276" w:lineRule="auto" w:after="80"/>
+        <w:keepNext/>
+        <w:spacing w:before="80" w:after="40"/>
+        <w:ind w:firstLine="0"/>
+        <w:jc w:val="center"/>
+      </w:pPr>
+      <w:r>
+        <w:drawing>
+          <wp:inline xmlns:a="http://schemas.openxmlformats.org/drawingml/2006/main" xmlns:pic="http://schemas.openxmlformats.org/drawingml/2006/picture">
+            <wp:extent cx="4114800" cy="895027"/>
+            <wp:docPr id="16" name="Picture 16"/>
+            <wp:cNvGraphicFramePr>
+              <a:graphicFrameLocks noChangeAspect="1"/>
+            </wp:cNvGraphicFramePr>
+            <a:graphic>
+              <a:graphicData uri="http://schemas.openxmlformats.org/drawingml/2006/picture">
+                <pic:pic>
+                  <pic:nvPicPr>
+                    <pic:cNvPr id="0" name="img_13.png"/>
+                    <pic:cNvPicPr/>
+                  </pic:nvPicPr>
+                  <pic:blipFill>
+                    <a:blip r:embed="rId25"/>
+                    <a:stretch>
+                      <a:fillRect/>
+                    </a:stretch>
+                  </pic:blipFill>
+                  <pic:spPr>
+                    <a:xfrm>
+                      <a:off x="0" y="0"/>
+                      <a:ext cx="4114800" cy="895027"/>
+                    </a:xfrm>
+                    <a:prstGeom prst="rect"/>
+                  </pic:spPr>
+                </pic:pic>
+              </a:graphicData>
+            </a:graphic>
+          </wp:inline>
+        </w:drawing>
+      </w:r>
+    </w:p>
+    <w:p>
+      <w:pPr>
+        <w:spacing w:before="20" w:after="80"/>
+        <w:ind w:firstLine="0"/>
+        <w:jc w:val="center"/>
+      </w:pPr>
+      <w:r>
+        <w:rPr>
+          <w:rFonts w:ascii="Times New Roman" w:hAnsi="Times New Roman"/>
+          <w:i/>
+          <w:color w:val="000000"/>
+          <w:sz w:val="21"/>
+        </w:rPr>
+        <w:t>Рис. 16. Схема спектральной идентификации с блоком N(s)/L(s)</w:t>
+      </w:r>
+    </w:p>
+    <w:p>
+      <w:pPr>
+        <w:keepNext/>
+        <w:spacing w:before="80" w:after="40"/>
+        <w:ind w:firstLine="0"/>
+        <w:jc w:val="center"/>
+      </w:pPr>
+      <w:r>
+        <w:drawing>
+          <wp:inline xmlns:a="http://schemas.openxmlformats.org/drawingml/2006/main" xmlns:pic="http://schemas.openxmlformats.org/drawingml/2006/picture">
+            <wp:extent cx="4389120" cy="1280793"/>
+            <wp:docPr id="17" name="Picture 17"/>
+            <wp:cNvGraphicFramePr>
+              <a:graphicFrameLocks noChangeAspect="1"/>
+            </wp:cNvGraphicFramePr>
+            <a:graphic>
+              <a:graphicData uri="http://schemas.openxmlformats.org/drawingml/2006/picture">
+                <pic:pic>
+                  <pic:nvPicPr>
+                    <pic:cNvPr id="0" name="img_07.png"/>
+                    <pic:cNvPicPr/>
+                  </pic:nvPicPr>
+                  <pic:blipFill>
+                    <a:blip r:embed="rId26"/>
+                    <a:stretch>
+                      <a:fillRect/>
+                    </a:stretch>
+                  </pic:blipFill>
+                  <pic:spPr>
+                    <a:xfrm>
+                      <a:off x="0" y="0"/>
+                      <a:ext cx="4389120" cy="1280793"/>
+                    </a:xfrm>
+                    <a:prstGeom prst="rect"/>
+                  </pic:spPr>
+                </pic:pic>
+              </a:graphicData>
+            </a:graphic>
+          </wp:inline>
+        </w:drawing>
+      </w:r>
+    </w:p>
+    <w:p>
+      <w:pPr>
+        <w:spacing w:before="20" w:after="80"/>
+        <w:ind w:firstLine="0"/>
+        <w:jc w:val="center"/>
+      </w:pPr>
+      <w:r>
+        <w:rPr>
+          <w:rFonts w:ascii="Times New Roman" w:hAnsi="Times New Roman"/>
+          <w:i/>
+          <w:color w:val="000000"/>
+          <w:sz w:val="21"/>
+        </w:rPr>
+        <w:t>Рис. 17. Результаты вычисления нулей, полюсов и матриц состояния системы в SimInTech</w:t>
+      </w:r>
+    </w:p>
+    <w:p>
+      <w:pPr>
+        <w:spacing w:before="0" w:after="60" w:line="276" w:lineRule="auto"/>
         <w:ind w:firstLine="706"/>
+        <w:jc w:val="both"/>
       </w:pPr>
       <w:r>
         <w:rPr>
@@ -4159,29 +4857,30 @@
           <w:color w:val="000000"/>
           <w:sz w:val="24"/>
         </w:rPr>
-        <w:t>Анализ по критерию устойчивости Найквиста подтверждает результаты аналитического расчета: при K = 16.125 годограф АФХ проходит в точности через критическую точку (-1, j0). При K &lt; 16.125 годограф пересекает отрицательную вещественную ось правее точки (-1, j0), обеспечивая запас устойчивости по амплитуде. При K &gt; 16.125 критическая точка охватывается годографом, что соответствует неустойчивости.</w:t>
+        <w:t>Годограф Найквиста (Рис. 15) при предельном коэффициенте усиления проходит вблизи критической точки (-1, j0). Блок идентификации (Рис. 17) зафиксировал правый нуль Zeros = +6.25 с⁻¹ (свойство неминимальной фазы) и чисто мнимые полюса Poluses = -0.04 ± 9.16j с⁻¹, что с точностью до шага совпадает с расчетной аналитической частотой автоколебаний ω₀ ≈ 9.25 рад/с.</w:t>
       </w:r>
     </w:p>
     <w:p>
       <w:pPr>
         <w:keepNext/>
-        <w:spacing w:before="280" w:after="120"/>
+        <w:spacing w:before="180" w:after="80" w:line="276" w:lineRule="auto"/>
+        <w:ind w:firstLine="0"/>
       </w:pPr>
       <w:r>
         <w:rPr>
           <w:rFonts w:ascii="Times New Roman" w:hAnsi="Times New Roman"/>
           <w:b/>
           <w:color w:val="000000"/>
-          <w:sz w:val="28"/>
+          <w:sz w:val="26"/>
         </w:rPr>
         <w:t>5. Выводы</w:t>
       </w:r>
     </w:p>
     <w:p>
       <w:pPr>
-        <w:pStyle w:val="ListBullet"/>
-        <w:spacing w:line="276" w:lineRule="auto" w:after="60"/>
-        <w:ind w:left="706"/>
+        <w:spacing w:before="0" w:after="40" w:line="276" w:lineRule="auto"/>
+        <w:ind w:firstLine="706"/>
+        <w:jc w:val="both"/>
       </w:pPr>
       <w:r>
         <w:rPr>
@@ -4189,14 +4888,14 @@
           <w:color w:val="000000"/>
           <w:sz w:val="24"/>
         </w:rPr>
-        <w:t>1. В среде имитационного моделирования SimInTech успешно разработаны и исследованы модели многосвязной динамической системы пятого порядка в виде соединенных передаточных функций и в пространстве состояний.</w:t>
+        <w:t>• 1. В среде SimInTech построены и исследованы модели многосвязной системы пятого порядка на базе передаточных функций и в пространстве состояний.</w:t>
       </w:r>
     </w:p>
     <w:p>
       <w:pPr>
-        <w:pStyle w:val="ListBullet"/>
-        <w:spacing w:line="276" w:lineRule="auto" w:after="60"/>
-        <w:ind w:left="706"/>
+        <w:spacing w:before="0" w:after="40" w:line="276" w:lineRule="auto"/>
+        <w:ind w:firstLine="706"/>
+        <w:jc w:val="both"/>
       </w:pPr>
       <w:r>
         <w:rPr>
@@ -4204,14 +4903,14 @@
           <w:color w:val="000000"/>
           <w:sz w:val="24"/>
         </w:rPr>
-        <w:t>2. Метод уравнения замыкания позволил корректно исключить операцию дифференцирования входного сигнала u₁ в звене W₃(p), сформировав безынерционный коэффициент прямой передачи D₂₁ = 4.8.</w:t>
+        <w:t>• 2. Метод уравнения замыкания позволил исключить операцию дифференцирования входного сигнала u₁ в звене W₃(p), сформировав прямое безынерционное прохождение сигнала D₂₁ = 4.8.</w:t>
       </w:r>
     </w:p>
     <w:p>
       <w:pPr>
-        <w:pStyle w:val="ListBullet"/>
-        <w:spacing w:line="276" w:lineRule="auto" w:after="60"/>
-        <w:ind w:left="706"/>
+        <w:spacing w:before="0" w:after="40" w:line="276" w:lineRule="auto"/>
+        <w:ind w:firstLine="706"/>
+        <w:jc w:val="both"/>
       </w:pPr>
       <w:r>
         <w:rPr>
@@ -4219,14 +4918,14 @@
           <w:color w:val="000000"/>
           <w:sz w:val="24"/>
         </w:rPr>
-        <w:t>3. Экспериментально подтверждена полная эквивалентность описания системы в форме Коши и схемы на передаточных функциях: выходы обеих моделей совпадают во всем временном диапазоне с машинной точностью (погрешность 0%).</w:t>
+        <w:t>• 3. Выходы моделей на передаточных функциях и в пространстве состояний полностью совпадают во всем временном интервале, подтверждая корректность аналитического вывода матриц Коши.</w:t>
       </w:r>
     </w:p>
     <w:p>
       <w:pPr>
-        <w:pStyle w:val="ListBullet"/>
-        <w:spacing w:line="276" w:lineRule="auto" w:after="60"/>
-        <w:ind w:left="706"/>
+        <w:spacing w:before="0" w:after="40" w:line="276" w:lineRule="auto"/>
+        <w:ind w:firstLine="706"/>
+        <w:jc w:val="both"/>
       </w:pPr>
       <w:r>
         <w:rPr>
@@ -4234,14 +4933,14 @@
           <w:color w:val="000000"/>
           <w:sz w:val="24"/>
         </w:rPr>
-        <w:t>4. Разложение неминимально-фазового звена на простые дроби методом Хевисайда позволило построить каноническую модель Жордана с диагональной матрицей состояния Λ. Зафиксирован начальный отрицательный провал переходной характеристики, обусловленный правым нулем передаточной функции.</w:t>
+        <w:t>• 4. Для неминимально-фазового звена получена каноническая форма Жордана. Экспериментально зафиксирован начальный отрицательный провал характеристики («подныривание»), вызванный правым нулем передаточной функции z₁ = +6.25 с⁻¹.</w:t>
       </w:r>
     </w:p>
     <w:p>
       <w:pPr>
-        <w:pStyle w:val="ListBullet"/>
-        <w:spacing w:line="276" w:lineRule="auto" w:after="60"/>
-        <w:ind w:left="706"/>
+        <w:spacing w:before="0" w:after="40" w:line="276" w:lineRule="auto"/>
+        <w:ind w:firstLine="706"/>
+        <w:jc w:val="both"/>
       </w:pPr>
       <w:r>
         <w:rPr>
@@ -4249,17 +4948,39 @@
           <w:color w:val="000000"/>
           <w:sz w:val="24"/>
         </w:rPr>
-        <w:t>5. Численным экспериментом строго верифицирован аналитический расчет предельного коэффициента усиления по критерию Гурвица (k_пред = 16.125): при K = 14 система устойчива, при K = 16.125 наблюдаются незатухающие гармонические колебания с расчетным периодом T₀ ≈ 0.68 с, а при K = 18 система теряет устойчивость. Результаты также подтверждены частотным критерием Найквиста.</w:t>
+        <w:t>• 5. Аналитический расчет предельного коэффициента усиления по критерию Стодолы–Гурвица (k_пред = 16.125) верифицирован численным моделированием: при K = 14 система устойчива, при K = 18 неустойчива, а на границе возникают незатухающие гармонические автоколебания. Результаты согласуются с частотным критерием Найквиста и спектральным анализом полюсов в SimInTech.</w:t>
       </w:r>
     </w:p>
     <w:sectPr>
+      <w:footerReference w:type="default" r:id="rId9"/>
       <w:pgSz w:w="11909" w:h="16834"/>
       <w:pgMar w:top="1138" w:right="850" w:bottom="1138" w:left="1699" w:header="720" w:footer="720" w:gutter="0"/>
       <w:cols w:space="720"/>
+      <w:titlePg/>
       <w:docGrid w:linePitch="360"/>
     </w:sectPr>
   </w:body>
 </w:document>
+</file>
+
+<file path=word/footer1.xml><?xml version="1.0" encoding="utf-8"?>
+<w:ftr xmlns:m="http://schemas.openxmlformats.org/officeDocument/2006/math" xmlns:mc="http://schemas.openxmlformats.org/markup-compatibility/2006" xmlns:mo="http://schemas.microsoft.com/office/mac/office/2008/main" xmlns:mv="urn:schemas-microsoft-com:mac:vml" xmlns:o="urn:schemas-microsoft-com:office:office" xmlns:r="http://schemas.openxmlformats.org/officeDocument/2006/relationships" xmlns:v="urn:schemas-microsoft-com:vml" xmlns:w10="urn:schemas-microsoft-com:office:word" xmlns:w14="http://schemas.microsoft.com/office/word/2010/wordml" xmlns:w="http://schemas.openxmlformats.org/wordprocessingml/2006/main" xmlns:wne="http://schemas.microsoft.com/office/word/2006/wordml" xmlns:wp14="http://schemas.microsoft.com/office/word/2010/wordprocessingDrawing" xmlns:wp="http://schemas.openxmlformats.org/drawingml/2006/wordprocessingDrawing" xmlns:wpc="http://schemas.microsoft.com/office/word/2010/wordprocessingCanvas" xmlns:wpg="http://schemas.microsoft.com/office/word/2010/wordprocessingGroup" xmlns:wpi="http://schemas.microsoft.com/office/word/2010/wordprocessingInk" xmlns:wps="http://schemas.microsoft.com/office/word/2010/wordprocessingShape" mc:Ignorable="w14 wp14">
+  <w:p>
+    <w:pPr>
+      <w:pStyle w:val="Footer"/>
+      <w:spacing w:after="0" w:line="240" w:lineRule="auto"/>
+      <w:jc w:val="right"/>
+    </w:pPr>
+    <w:r>
+      <w:rPr>
+        <w:rFonts w:ascii="Times New Roman" w:hAnsi="Times New Roman"/>
+        <w:color w:val="000000"/>
+        <w:sz w:val="22"/>
+      </w:rPr>
+      <w:fldSimple w:instr="PAGE"/>
+    </w:r>
+  </w:p>
+</w:ftr>
 </file>
 
 <file path=word/numbering.xml><?xml version="1.0" encoding="utf-8"?>
@@ -4625,14 +5346,6 @@
     <w:name w:val="Normal"/>
     <w:qFormat/>
     <w:rsid w:val="00FC693F"/>
-    <w:pPr>
-      <w:spacing w:line="276" w:lineRule="auto" w:after="80"/>
-    </w:pPr>
-    <w:rPr>
-      <w:rFonts w:ascii="Times New Roman" w:hAnsi="Times New Roman"/>
-      <w:color w:val="000000"/>
-      <w:sz w:val="24"/>
-    </w:rPr>
   </w:style>
   <w:style w:type="paragraph" w:styleId="Header">
     <w:name w:val="header"/>

--- a/МСУ/ЛР2/Отчет_ЛР2_Грудинин_Огарков.docx
+++ b/МСУ/ЛР2/Отчет_ЛР2_Грудинин_Огарков.docx
@@ -8838,6 +8838,68 @@
     </w:p>
     <w:p>
       <w:pPr>
+        <w:spacing w:line="276" w:lineRule="auto" w:after="60"/>
+        <w:ind w:firstLine="706"/>
+      </w:pPr>
+      <w:r>
+        <w:t>Для обобщения результатов согласно п. 5 программы исследований построена зависимость предельного коэффициента усиления K_пред от безразмерного параметра τ = T₂ / T₁ (Рис. 14). Сопоставление показывает строго линейную зависимость K_пред(τ) = τ + 0.5: экспериментальные точки, полученные в SimInTech, практически идеально ложатся на теоретическую прямую, что подтверждает высокую точность численного моделирования границы устойчивости.</w:t>
+      </w:r>
+    </w:p>
+    <w:p>
+      <w:pPr>
+        <w:spacing w:before="80" w:after="40"/>
+        <w:jc w:val="center"/>
+      </w:pPr>
+      <w:r>
+        <w:drawing>
+          <wp:inline xmlns:a="http://schemas.openxmlformats.org/drawingml/2006/main" xmlns:pic="http://schemas.openxmlformats.org/drawingml/2006/picture">
+            <wp:extent cx="4937760" cy="3127248"/>
+            <wp:docPr id="14" name="Picture 14"/>
+            <wp:cNvGraphicFramePr>
+              <a:graphicFrameLocks noChangeAspect="1"/>
+            </wp:cNvGraphicFramePr>
+            <a:graphic>
+              <a:graphicData uri="http://schemas.openxmlformats.org/drawingml/2006/picture">
+                <pic:pic>
+                  <pic:nvPicPr>
+                    <pic:cNvPr id="0" name="k_pred_vs_tau.png"/>
+                    <pic:cNvPicPr/>
+                  </pic:nvPicPr>
+                  <pic:blipFill>
+                    <a:blip r:embed="rId29"/>
+                    <a:stretch>
+                      <a:fillRect/>
+                    </a:stretch>
+                  </pic:blipFill>
+                  <pic:spPr>
+                    <a:xfrm>
+                      <a:off x="0" y="0"/>
+                      <a:ext cx="4937760" cy="3127248"/>
+                    </a:xfrm>
+                    <a:prstGeom prst="rect"/>
+                  </pic:spPr>
+                </pic:pic>
+              </a:graphicData>
+            </a:graphic>
+          </wp:inline>
+        </w:drawing>
+      </w:r>
+    </w:p>
+    <w:p>
+      <w:pPr>
+        <w:spacing w:before="0" w:after="120"/>
+        <w:jc w:val="center"/>
+      </w:pPr>
+      <w:r>
+        <w:rPr>
+          <w:rFonts w:ascii="Times New Roman" w:hAnsi="Times New Roman"/>
+          <w:sz w:val="19"/>
+        </w:rPr>
+        <w:t>Рис. 14. Зависимость предельного коэффициента усиления K_пред от параметра τ = T₂ / T₁</w:t>
+      </w:r>
+    </w:p>
+    <w:p>
+      <w:pPr>
         <w:keepNext/>
         <w:spacing w:before="140" w:after="60"/>
         <w:rPr>
@@ -8845,26 +8907,8 @@
         </w:rPr>
       </w:pPr>
       <w:r>
-        <w:rPr>
-          <w:rFonts w:ascii="Times New Roman" w:hAnsi="Times New Roman"/>
-          <w:b/>
-          <w:color w:val="000000"/>
-          <w:sz w:val="24"/>
-          <w:lang w:val="ru-RU"/>
-        </w:rPr>
-        <w:t xml:space="preserve">4.6. Анализ устойчивости с использованием стандартных функций </w:t>
-      </w:r>
-      <w:proofErr w:type="spellStart"/>
-      <w:r>
-        <w:rPr>
-          <w:rFonts w:ascii="Times New Roman" w:hAnsi="Times New Roman"/>
-          <w:b/>
-          <w:color w:val="000000"/>
-          <w:sz w:val="24"/>
-        </w:rPr>
-        <w:t>SimInTech</w:t>
-      </w:r>
-      <w:proofErr w:type="spellEnd"/>
+        <w:t>4.6. Анализ устойчивости с использованием стандартных функций SimInTech</w:t>
+      </w:r>
     </w:p>
     <w:p>
       <w:pPr>
@@ -8876,7 +8920,7 @@
         </w:rPr>
       </w:pPr>
       <w:r>
-        <w:t>По п. 6 программы исследований устойчивость разомкнутой и замкнутой систем проанализирована частотными и блоками анализа корней и характеристик в SimInTech (Рис. 14–17).</w:t>
+        <w:t>По п. 6 программы исследований устойчивость разомкнутой и замкнутой систем проанализирована частотными и блоками анализа корней и характеристик в SimInTech (Рис. 16–18).</w:t>
       </w:r>
     </w:p>
     <w:p>
@@ -8885,46 +8929,7 @@
         <w:spacing w:before="80" w:after="40"/>
         <w:jc w:val="center"/>
       </w:pPr>
-      <w:r>
-        <w:rPr>
-          <w:noProof/>
-        </w:rPr>
-        <w:drawing>
-          <wp:inline distT="0" distB="0" distL="0" distR="0" wp14:anchorId="1385B23D" wp14:editId="0B139BF0">
-            <wp:extent cx="4114800" cy="1632857"/>
-            <wp:effectExtent l="0" t="0" r="0" b="0"/>
-            <wp:docPr id="14" name="Picture 14"/>
-            <wp:cNvGraphicFramePr>
-              <a:graphicFrameLocks xmlns:a="http://schemas.openxmlformats.org/drawingml/2006/main" noChangeAspect="1"/>
-            </wp:cNvGraphicFramePr>
-            <a:graphic xmlns:a="http://schemas.openxmlformats.org/drawingml/2006/main">
-              <a:graphicData uri="http://schemas.openxmlformats.org/drawingml/2006/picture">
-                <pic:pic xmlns:pic="http://schemas.openxmlformats.org/drawingml/2006/picture">
-                  <pic:nvPicPr>
-                    <pic:cNvPr id="0" name="img_05.png"/>
-                    <pic:cNvPicPr/>
-                  </pic:nvPicPr>
-                  <pic:blipFill>
-                    <a:blip r:embed="rId21"/>
-                    <a:stretch>
-                      <a:fillRect/>
-                    </a:stretch>
-                  </pic:blipFill>
-                  <pic:spPr>
-                    <a:xfrm>
-                      <a:off x="0" y="0"/>
-                      <a:ext cx="4114800" cy="1632857"/>
-                    </a:xfrm>
-                    <a:prstGeom prst="rect">
-                      <a:avLst/>
-                    </a:prstGeom>
-                  </pic:spPr>
-                </pic:pic>
-              </a:graphicData>
-            </a:graphic>
-          </wp:inline>
-        </w:drawing>
-      </w:r>
+      <w:r/>
     </w:p>
     <w:p>
       <w:pPr>
@@ -8935,14 +8940,7 @@
         </w:rPr>
       </w:pPr>
       <w:r>
-        <w:rPr>
-          <w:rFonts w:ascii="Times New Roman" w:hAnsi="Times New Roman"/>
-          <w:i/>
-          <w:color w:val="000000"/>
-          <w:sz w:val="21"/>
-          <w:lang w:val="ru-RU"/>
-        </w:rPr>
-        <w:t>Рис. 14. Схема формирования частотных характеристик с блоком «Амплитуда и фаза»</w:t>
+        <w:t>Рис. 15. Схема формирования частотных характеристик с блоком «Амплитуда и фаза»</w:t>
       </w:r>
     </w:p>
     <w:p>
@@ -8951,46 +8949,7 @@
         <w:spacing w:before="80" w:after="40"/>
         <w:jc w:val="center"/>
       </w:pPr>
-      <w:r>
-        <w:rPr>
-          <w:noProof/>
-        </w:rPr>
-        <w:drawing>
-          <wp:inline distT="0" distB="0" distL="0" distR="0" wp14:anchorId="0A520E7F" wp14:editId="0902DC7B">
-            <wp:extent cx="3474720" cy="3263025"/>
-            <wp:effectExtent l="0" t="0" r="0" b="0"/>
-            <wp:docPr id="15" name="Picture 15"/>
-            <wp:cNvGraphicFramePr>
-              <a:graphicFrameLocks xmlns:a="http://schemas.openxmlformats.org/drawingml/2006/main" noChangeAspect="1"/>
-            </wp:cNvGraphicFramePr>
-            <a:graphic xmlns:a="http://schemas.openxmlformats.org/drawingml/2006/main">
-              <a:graphicData uri="http://schemas.openxmlformats.org/drawingml/2006/picture">
-                <pic:pic xmlns:pic="http://schemas.openxmlformats.org/drawingml/2006/picture">
-                  <pic:nvPicPr>
-                    <pic:cNvPr id="0" name="img_02.png"/>
-                    <pic:cNvPicPr/>
-                  </pic:nvPicPr>
-                  <pic:blipFill>
-                    <a:blip r:embed="rId22"/>
-                    <a:stretch>
-                      <a:fillRect/>
-                    </a:stretch>
-                  </pic:blipFill>
-                  <pic:spPr>
-                    <a:xfrm>
-                      <a:off x="0" y="0"/>
-                      <a:ext cx="3474720" cy="3263025"/>
-                    </a:xfrm>
-                    <a:prstGeom prst="rect">
-                      <a:avLst/>
-                    </a:prstGeom>
-                  </pic:spPr>
-                </pic:pic>
-              </a:graphicData>
-            </a:graphic>
-          </wp:inline>
-        </w:drawing>
-      </w:r>
+      <w:r/>
     </w:p>
     <w:p>
       <w:pPr>
@@ -9001,14 +8960,7 @@
         </w:rPr>
       </w:pPr>
       <w:r>
-        <w:rPr>
-          <w:rFonts w:ascii="Times New Roman" w:hAnsi="Times New Roman"/>
-          <w:i/>
-          <w:color w:val="000000"/>
-          <w:sz w:val="21"/>
-          <w:lang w:val="ru-RU"/>
-        </w:rPr>
-        <w:t>Рис. 15. Годограф Найквиста (АФХ) разомкнутой системы</w:t>
+        <w:t>Рис. 16. Годограф Найквиста (АФХ) разомкнутой системы</w:t>
       </w:r>
     </w:p>
     <w:p>
@@ -9017,47 +8969,7 @@
         <w:spacing w:before="80" w:after="40"/>
         <w:jc w:val="center"/>
       </w:pPr>
-      <w:r>
-        <w:rPr>
-          <w:noProof/>
-        </w:rPr>
-        <w:lastRenderedPageBreak/>
-        <w:drawing>
-          <wp:inline distT="0" distB="0" distL="0" distR="0" wp14:anchorId="4DD112F4" wp14:editId="68D1044A">
-            <wp:extent cx="4114800" cy="895027"/>
-            <wp:effectExtent l="0" t="0" r="0" b="0"/>
-            <wp:docPr id="16" name="Picture 16"/>
-            <wp:cNvGraphicFramePr>
-              <a:graphicFrameLocks xmlns:a="http://schemas.openxmlformats.org/drawingml/2006/main" noChangeAspect="1"/>
-            </wp:cNvGraphicFramePr>
-            <a:graphic xmlns:a="http://schemas.openxmlformats.org/drawingml/2006/main">
-              <a:graphicData uri="http://schemas.openxmlformats.org/drawingml/2006/picture">
-                <pic:pic xmlns:pic="http://schemas.openxmlformats.org/drawingml/2006/picture">
-                  <pic:nvPicPr>
-                    <pic:cNvPr id="0" name="img_13.png"/>
-                    <pic:cNvPicPr/>
-                  </pic:nvPicPr>
-                  <pic:blipFill>
-                    <a:blip r:embed="rId23"/>
-                    <a:stretch>
-                      <a:fillRect/>
-                    </a:stretch>
-                  </pic:blipFill>
-                  <pic:spPr>
-                    <a:xfrm>
-                      <a:off x="0" y="0"/>
-                      <a:ext cx="4114800" cy="895027"/>
-                    </a:xfrm>
-                    <a:prstGeom prst="rect">
-                      <a:avLst/>
-                    </a:prstGeom>
-                  </pic:spPr>
-                </pic:pic>
-              </a:graphicData>
-            </a:graphic>
-          </wp:inline>
-        </w:drawing>
-      </w:r>
+      <w:r/>
     </w:p>
     <w:p>
       <w:pPr>
@@ -9068,7 +8980,7 @@
         </w:rPr>
       </w:pPr>
       <w:r>
-        <w:t>Рис. 16. Схема анализа корней с блоком N(s)/L(s)</w:t>
+        <w:t>Рис. 17. Схема анализа корней с блоком N(s)/L(s)</w:t>
       </w:r>
     </w:p>
     <w:p>
@@ -9077,46 +8989,7 @@
         <w:spacing w:before="80" w:after="40"/>
         <w:jc w:val="center"/>
       </w:pPr>
-      <w:r>
-        <w:rPr>
-          <w:noProof/>
-        </w:rPr>
-        <w:drawing>
-          <wp:inline distT="0" distB="0" distL="0" distR="0" wp14:anchorId="359E6912" wp14:editId="19319761">
-            <wp:extent cx="4389120" cy="1280793"/>
-            <wp:effectExtent l="0" t="0" r="0" b="0"/>
-            <wp:docPr id="17" name="Picture 17"/>
-            <wp:cNvGraphicFramePr>
-              <a:graphicFrameLocks xmlns:a="http://schemas.openxmlformats.org/drawingml/2006/main" noChangeAspect="1"/>
-            </wp:cNvGraphicFramePr>
-            <a:graphic xmlns:a="http://schemas.openxmlformats.org/drawingml/2006/main">
-              <a:graphicData uri="http://schemas.openxmlformats.org/drawingml/2006/picture">
-                <pic:pic xmlns:pic="http://schemas.openxmlformats.org/drawingml/2006/picture">
-                  <pic:nvPicPr>
-                    <pic:cNvPr id="0" name="img_07.png"/>
-                    <pic:cNvPicPr/>
-                  </pic:nvPicPr>
-                  <pic:blipFill>
-                    <a:blip r:embed="rId24"/>
-                    <a:stretch>
-                      <a:fillRect/>
-                    </a:stretch>
-                  </pic:blipFill>
-                  <pic:spPr>
-                    <a:xfrm>
-                      <a:off x="0" y="0"/>
-                      <a:ext cx="4389120" cy="1280793"/>
-                    </a:xfrm>
-                    <a:prstGeom prst="rect">
-                      <a:avLst/>
-                    </a:prstGeom>
-                  </pic:spPr>
-                </pic:pic>
-              </a:graphicData>
-            </a:graphic>
-          </wp:inline>
-        </w:drawing>
-      </w:r>
+      <w:r/>
     </w:p>
     <w:p>
       <w:pPr>
@@ -9127,26 +9000,8 @@
         </w:rPr>
       </w:pPr>
       <w:r>
-        <w:rPr>
-          <w:rFonts w:ascii="Times New Roman" w:hAnsi="Times New Roman"/>
-          <w:i/>
-          <w:color w:val="000000"/>
-          <w:sz w:val="21"/>
-          <w:lang w:val="ru-RU"/>
-        </w:rPr>
-        <w:t xml:space="preserve">Рис. 17. Результаты вычисления нулей, полюсов и матриц состояния системы в </w:t>
-      </w:r>
-      <w:proofErr w:type="spellStart"/>
-      <w:r>
-        <w:rPr>
-          <w:rFonts w:ascii="Times New Roman" w:hAnsi="Times New Roman"/>
-          <w:i/>
-          <w:color w:val="000000"/>
-          <w:sz w:val="21"/>
-        </w:rPr>
-        <w:t>SimInTech</w:t>
-      </w:r>
-      <w:proofErr w:type="spellEnd"/>
+        <w:t>Рис. 18. Результаты вычисления нулей, полюсов и матриц состояния системы в SimInTech</w:t>
+      </w:r>
     </w:p>
     <w:p>
       <w:pPr>
@@ -9158,120 +9013,7 @@
         </w:rPr>
       </w:pPr>
       <w:r>
-        <w:rPr>
-          <w:rFonts w:ascii="Times New Roman" w:hAnsi="Times New Roman"/>
-          <w:color w:val="000000"/>
-          <w:sz w:val="24"/>
-          <w:lang w:val="ru-RU"/>
-        </w:rPr>
-        <w:t xml:space="preserve">Годограф Найквиста (Рис. 15) при предельном коэффициенте усиления проходит вблизи критической точки (-1, </w:t>
-      </w:r>
-      <w:r>
-        <w:rPr>
-          <w:rFonts w:ascii="Times New Roman" w:hAnsi="Times New Roman"/>
-          <w:color w:val="000000"/>
-          <w:sz w:val="24"/>
-        </w:rPr>
-        <w:t>j</w:t>
-      </w:r>
-      <w:r>
-        <w:rPr>
-          <w:rFonts w:ascii="Times New Roman" w:hAnsi="Times New Roman"/>
-          <w:color w:val="000000"/>
-          <w:sz w:val="24"/>
-          <w:lang w:val="ru-RU"/>
-        </w:rPr>
-        <w:t xml:space="preserve">0). Блок идентификации (Рис. 17) зафиксировал правый нуль </w:t>
-      </w:r>
-      <w:r>
-        <w:rPr>
-          <w:rFonts w:ascii="Times New Roman" w:hAnsi="Times New Roman"/>
-          <w:color w:val="000000"/>
-          <w:sz w:val="24"/>
-        </w:rPr>
-        <w:t>Zeros</w:t>
-      </w:r>
-      <w:r>
-        <w:rPr>
-          <w:rFonts w:ascii="Times New Roman" w:hAnsi="Times New Roman"/>
-          <w:color w:val="000000"/>
-          <w:sz w:val="24"/>
-          <w:lang w:val="ru-RU"/>
-        </w:rPr>
-        <w:t xml:space="preserve"> = +6.25 с⁻¹ (свойство </w:t>
-      </w:r>
-      <w:proofErr w:type="spellStart"/>
-      <w:r>
-        <w:rPr>
-          <w:rFonts w:ascii="Times New Roman" w:hAnsi="Times New Roman"/>
-          <w:color w:val="000000"/>
-          <w:sz w:val="24"/>
-          <w:lang w:val="ru-RU"/>
-        </w:rPr>
-        <w:t>неминимальной</w:t>
-      </w:r>
-      <w:proofErr w:type="spellEnd"/>
-      <w:r>
-        <w:rPr>
-          <w:rFonts w:ascii="Times New Roman" w:hAnsi="Times New Roman"/>
-          <w:color w:val="000000"/>
-          <w:sz w:val="24"/>
-          <w:lang w:val="ru-RU"/>
-        </w:rPr>
-        <w:t xml:space="preserve"> фазы) и чисто мнимые полюса </w:t>
-      </w:r>
-      <w:proofErr w:type="spellStart"/>
-      <w:r>
-        <w:rPr>
-          <w:rFonts w:ascii="Times New Roman" w:hAnsi="Times New Roman"/>
-          <w:color w:val="000000"/>
-          <w:sz w:val="24"/>
-        </w:rPr>
-        <w:t>Poluses</w:t>
-      </w:r>
-      <w:proofErr w:type="spellEnd"/>
-      <w:r>
-        <w:rPr>
-          <w:rFonts w:ascii="Times New Roman" w:hAnsi="Times New Roman"/>
-          <w:color w:val="000000"/>
-          <w:sz w:val="24"/>
-          <w:lang w:val="ru-RU"/>
-        </w:rPr>
-        <w:t xml:space="preserve"> = -0.04 ± 9.16</w:t>
-      </w:r>
-      <w:r>
-        <w:rPr>
-          <w:rFonts w:ascii="Times New Roman" w:hAnsi="Times New Roman"/>
-          <w:color w:val="000000"/>
-          <w:sz w:val="24"/>
-        </w:rPr>
-        <w:t>j</w:t>
-      </w:r>
-      <w:r>
-        <w:rPr>
-          <w:rFonts w:ascii="Times New Roman" w:hAnsi="Times New Roman"/>
-          <w:color w:val="000000"/>
-          <w:sz w:val="24"/>
-          <w:lang w:val="ru-RU"/>
-        </w:rPr>
-        <w:t xml:space="preserve"> с⁻¹, что с точностью до шага совпадает с расчетной аналитической частотой автоколебаний </w:t>
-      </w:r>
-      <w:r>
-        <w:rPr>
-          <w:rFonts w:ascii="Times New Roman" w:hAnsi="Times New Roman"/>
-          <w:color w:val="000000"/>
-          <w:sz w:val="24"/>
-        </w:rPr>
-        <w:t>ω</w:t>
-      </w:r>
-      <w:r>
-        <w:rPr>
-          <w:rFonts w:ascii="Times New Roman" w:hAnsi="Times New Roman"/>
-          <w:color w:val="000000"/>
-          <w:sz w:val="24"/>
-          <w:lang w:val="ru-RU"/>
-        </w:rPr>
-        <w:t>₀ ≈ 9.25 рад/с.</w:t>
+        <w:t>Годограф Найквиста (Рис. 16) при предельном коэффициенте усиления проходит вблизи критической точки (-1, j0). Блок идентификации (Рис. 18) зафиксировал правый нуль Zeros = +6.25 с⁻¹ (свойство неминимальной фазы) и чисто мнимые полюса Poluses = -0.04 ± 9.16j с⁻¹, что с точностью до шага совпадает с расчетной аналитической частотой автоколебаний ω₀ ≈ 9.25 рад/с.</w:t>
       </w:r>
     </w:p>
     <w:p>
@@ -9283,13 +9025,6 @@
         </w:rPr>
       </w:pPr>
       <w:r>
-        <w:rPr>
-          <w:rFonts w:ascii="Times New Roman" w:hAnsi="Times New Roman"/>
-          <w:b/>
-          <w:color w:val="000000"/>
-          <w:sz w:val="26"/>
-          <w:lang w:val="ru-RU"/>
-        </w:rPr>
         <w:t>5. Выводы</w:t>
       </w:r>
     </w:p>
@@ -9303,32 +9038,7 @@
         </w:rPr>
       </w:pPr>
       <w:r>
-        <w:rPr>
-          <w:rFonts w:ascii="Times New Roman" w:hAnsi="Times New Roman"/>
-          <w:color w:val="000000"/>
-          <w:sz w:val="24"/>
-          <w:lang w:val="ru-RU"/>
-        </w:rPr>
-        <w:t xml:space="preserve">• 1. В среде </w:t>
-      </w:r>
-      <w:proofErr w:type="spellStart"/>
-      <w:r>
-        <w:rPr>
-          <w:rFonts w:ascii="Times New Roman" w:hAnsi="Times New Roman"/>
-          <w:color w:val="000000"/>
-          <w:sz w:val="24"/>
-        </w:rPr>
-        <w:t>SimInTech</w:t>
-      </w:r>
-      <w:proofErr w:type="spellEnd"/>
-      <w:r>
-        <w:rPr>
-          <w:rFonts w:ascii="Times New Roman" w:hAnsi="Times New Roman"/>
-          <w:color w:val="000000"/>
-          <w:sz w:val="24"/>
-          <w:lang w:val="ru-RU"/>
-        </w:rPr>
-        <w:t xml:space="preserve"> построены и исследованы модели многосвязной системы пятого порядка на базе передаточных функций и в пространстве состояний.</w:t>
+        <w:t>• 1. В среде SimInTech построены и исследованы модели многосвязной системы пятого порядка на базе передаточных функций и в пространстве состояний.</w:t>
       </w:r>
     </w:p>
     <w:p>
@@ -9341,81 +9051,7 @@
         </w:rPr>
       </w:pPr>
       <w:r>
-        <w:rPr>
-          <w:rFonts w:ascii="Times New Roman" w:hAnsi="Times New Roman"/>
-          <w:color w:val="000000"/>
-          <w:sz w:val="24"/>
-          <w:lang w:val="ru-RU"/>
-        </w:rPr>
-        <w:t xml:space="preserve">• 2. Метод уравнения замыкания позволил исключить операцию дифференцирования входного сигнала </w:t>
-      </w:r>
-      <w:r>
-        <w:rPr>
-          <w:rFonts w:ascii="Times New Roman" w:hAnsi="Times New Roman"/>
-          <w:color w:val="000000"/>
-          <w:sz w:val="24"/>
-        </w:rPr>
-        <w:t>u</w:t>
-      </w:r>
-      <w:r>
-        <w:rPr>
-          <w:rFonts w:ascii="Times New Roman" w:hAnsi="Times New Roman"/>
-          <w:color w:val="000000"/>
-          <w:sz w:val="24"/>
-          <w:lang w:val="ru-RU"/>
-        </w:rPr>
-        <w:t xml:space="preserve">₁ в звене </w:t>
-      </w:r>
-      <w:r>
-        <w:rPr>
-          <w:rFonts w:ascii="Times New Roman" w:hAnsi="Times New Roman"/>
-          <w:color w:val="000000"/>
-          <w:sz w:val="24"/>
-        </w:rPr>
-        <w:t>W</w:t>
-      </w:r>
-      <w:r>
-        <w:rPr>
-          <w:rFonts w:ascii="Times New Roman" w:hAnsi="Times New Roman"/>
-          <w:color w:val="000000"/>
-          <w:sz w:val="24"/>
-          <w:lang w:val="ru-RU"/>
-        </w:rPr>
-        <w:t>₃(</w:t>
-      </w:r>
-      <w:r>
-        <w:rPr>
-          <w:rFonts w:ascii="Times New Roman" w:hAnsi="Times New Roman"/>
-          <w:color w:val="000000"/>
-          <w:sz w:val="24"/>
-        </w:rPr>
-        <w:t>p</w:t>
-      </w:r>
-      <w:r>
-        <w:rPr>
-          <w:rFonts w:ascii="Times New Roman" w:hAnsi="Times New Roman"/>
-          <w:color w:val="000000"/>
-          <w:sz w:val="24"/>
-          <w:lang w:val="ru-RU"/>
-        </w:rPr>
-        <w:t xml:space="preserve">), сформировав прямое безынерционное прохождение сигнала </w:t>
-      </w:r>
-      <w:r>
-        <w:rPr>
-          <w:rFonts w:ascii="Times New Roman" w:hAnsi="Times New Roman"/>
-          <w:color w:val="000000"/>
-          <w:sz w:val="24"/>
-        </w:rPr>
-        <w:t>D</w:t>
-      </w:r>
-      <w:r>
-        <w:rPr>
-          <w:rFonts w:ascii="Times New Roman" w:hAnsi="Times New Roman"/>
-          <w:color w:val="000000"/>
-          <w:sz w:val="24"/>
-          <w:lang w:val="ru-RU"/>
-        </w:rPr>
-        <w:t>₂₁ = 4.8.</w:t>
+        <w:t>• 2. Метод уравнения замыкания позволил исключить операцию дифференцирования входного сигнала u₁ в звене W₃(p), сформировав прямое безынерционное прохождение сигнала D₂₁ = 4.8.</w:t>
       </w:r>
     </w:p>
     <w:p>
@@ -9428,12 +9064,6 @@
         </w:rPr>
       </w:pPr>
       <w:r>
-        <w:rPr>
-          <w:rFonts w:ascii="Times New Roman" w:hAnsi="Times New Roman"/>
-          <w:color w:val="000000"/>
-          <w:sz w:val="24"/>
-          <w:lang w:val="ru-RU"/>
-        </w:rPr>
         <w:t>• 3. Выходы моделей на передаточных функциях и в пространстве состояний полностью совпадают во всем временном интервале, подтверждая корректность аналитического вывода матриц Коши.</w:t>
       </w:r>
     </w:p>

--- a/МСУ/ЛР2/Отчет_ЛР2_Грудинин_Огарков.docx
+++ b/МСУ/ЛР2/Отчет_ЛР2_Грудинин_Огарков.docx
@@ -5812,30 +5812,7 @@
         </w:rPr>
       </w:pPr>
       <w:r>
-        <w:rPr>
-          <w:rFonts w:ascii="Times New Roman" w:hAnsi="Times New Roman"/>
-          <w:color w:val="000000"/>
-          <w:sz w:val="24"/>
-          <w:lang w:val="ru-RU"/>
-        </w:rPr>
-        <w:t xml:space="preserve">По критерию Стодолы–Гурвица условие границы устойчивости соответствует равенству нулю коэффициента при </w:t>
-      </w:r>
-      <w:r>
-        <w:rPr>
-          <w:rFonts w:ascii="Times New Roman" w:hAnsi="Times New Roman"/>
-          <w:color w:val="000000"/>
-          <w:sz w:val="24"/>
-        </w:rPr>
-        <w:t>p</w:t>
-      </w:r>
-      <w:r>
-        <w:rPr>
-          <w:rFonts w:ascii="Times New Roman" w:hAnsi="Times New Roman"/>
-          <w:color w:val="000000"/>
-          <w:sz w:val="24"/>
-          <w:lang w:val="ru-RU"/>
-        </w:rPr>
-        <w:t>:</w:t>
+        <w:t>По критерию Гурвица условие границы устойчивости соответствует равенству нулю коэффициента при p:</w:t>
       </w:r>
     </w:p>
     <w:p>
@@ -9090,7 +9067,7 @@
         </w:rPr>
       </w:pPr>
       <w:r>
-        <w:t>• 5. Аналитический расчет предельного коэффициента усиления по критерию Стодолы–Гурвица (k_пред = 16.125) подтвержден численным экспериментом: при K = 14 система устойчива (переходный процесс затухает), при K = 18 неустойчива (амплитуда колебаний нарастает), а на границе возникают незатухающие синусоидальные автоколебания с расчетной частотой около 9.25 рад/с. Полученные результаты согласуются с частотным критерием Найквиста и расчетом корней в SimInTech.</w:t>
+        <w:t>• 5. Аналитический расчет предельного коэффициента усиления по критерию Гурвица (k_пред = 16.125) подтвержден численным экспериментом: при K = 14 система устойчива (переходный процесс затухает), при K = 18 неустойчива (амплитуда колебаний нарастает), а на границе возникают незатухающие синусоидальные автоколебания с расчетной частотой около 9.25 рад/с. Полученные результаты согласуются с частотным критерием Найквиста и расчетом корней в SimInTech.</w:t>
       </w:r>
     </w:p>
     <w:sectPr>
